--- a/user_guides/reference/CLI_Commands_Reference.docx
+++ b/user_guides/reference/CLI_Commands_Reference.docx
@@ -57,12 +57,129 @@
         <w:pStyle w:val="Heading1"/>
       </w:pPr>
       <w:r>
+        <w:t>ENRICH commands</w:t>
+      </w:r>
+    </w:p>
+    <w:p>
+      <w:r>
+        <w:t xml:space="preserve">The eleven tagging and analysis tools. Run them in this order for complete results: </w:t>
+      </w:r>
+      <w:r>
+        <w:rPr>
+          <w:b/>
+        </w:rPr>
+        <w:t>Metadata Scrubber</w:t>
+      </w:r>
+      <w:r>
+        <w:t xml:space="preserve">, </w:t>
+      </w:r>
+      <w:r>
+        <w:rPr>
+          <w:b/>
+        </w:rPr>
+        <w:t>Audio Fingerprinter</w:t>
+      </w:r>
+      <w:r>
+        <w:t xml:space="preserve">, </w:t>
+      </w:r>
+      <w:r>
+        <w:rPr>
+          <w:b/>
+        </w:rPr>
+        <w:t>ReplayGain Analyzer</w:t>
+      </w:r>
+      <w:r>
+        <w:t xml:space="preserve">, </w:t>
+      </w:r>
+      <w:r>
+        <w:rPr>
+          <w:b/>
+        </w:rPr>
         <w:t>Album Genre Tagger</w:t>
       </w:r>
-    </w:p>
-    <w:p>
-      <w:r>
-        <w:t>Consolidate album-level genre tags from custom field hierarchy.</w:t>
+      <w:r>
+        <w:t xml:space="preserve">, </w:t>
+      </w:r>
+      <w:r>
+        <w:rPr>
+          <w:b/>
+        </w:rPr>
+        <w:t>Genre Sync</w:t>
+      </w:r>
+      <w:r>
+        <w:t xml:space="preserve">, </w:t>
+      </w:r>
+      <w:r>
+        <w:rPr>
+          <w:b/>
+        </w:rPr>
+        <w:t>BPM Analyzer</w:t>
+      </w:r>
+      <w:r>
+        <w:t xml:space="preserve">, </w:t>
+      </w:r>
+      <w:r>
+        <w:rPr>
+          <w:b/>
+        </w:rPr>
+        <w:t>Tempo Analyzer</w:t>
+      </w:r>
+      <w:r>
+        <w:t xml:space="preserve">, </w:t>
+      </w:r>
+      <w:r>
+        <w:rPr>
+          <w:b/>
+        </w:rPr>
+        <w:t>Key Detector</w:t>
+      </w:r>
+      <w:r>
+        <w:t xml:space="preserve">, </w:t>
+      </w:r>
+      <w:r>
+        <w:rPr>
+          <w:b/>
+        </w:rPr>
+        <w:t>Mood Analyzer</w:t>
+      </w:r>
+      <w:r>
+        <w:t xml:space="preserve">, </w:t>
+      </w:r>
+      <w:r>
+        <w:rPr>
+          <w:b/>
+        </w:rPr>
+        <w:t>Album Art Sync</w:t>
+      </w:r>
+      <w:r>
+        <w:t xml:space="preserve">, </w:t>
+      </w:r>
+      <w:r>
+        <w:rPr>
+          <w:b/>
+        </w:rPr>
+        <w:t>Lyrics Manager</w:t>
+      </w:r>
+      <w:r>
+        <w:t>. The order matters in two places only: Tempo Analyzer reads the BPM tag that BPM Analyzer writes, and Album Genre Tagger writes the album-level genre (`ALBUMGENRE`) before Genre Sync derives each file's `Genre` from that hierarchy.</w:t>
+      </w:r>
+    </w:p>
+    <w:p>
+      <w:r>
+        <w:t>Every command that changes a file accepts `--dry` / `--live` (analyse only, or write) and `--json` / `--text` (one JSON document on stdout, or the report); the complete shared set is in *Options every command accepts*. Each section below lists its own flags and repeats the mode flag wherever the command's two modes do something different.</w:t>
+      </w:r>
+    </w:p>
+    <w:p>
+      <w:pPr>
+        <w:pStyle w:val="Heading2"/>
+      </w:pPr>
+      <w:r>
+        <w:t>Metadata Scrubber</w:t>
+      </w:r>
+    </w:p>
+    <w:p>
+      <w:r>
+        <w:t>Strip tag clutter from MP3 files - comment spam, foreign frames, and the tools that wrote them - while keeping what makes the file usable.</w:t>
       </w:r>
     </w:p>
     <w:tbl>
@@ -86,7 +203,7 @@
                 <w:rFonts w:ascii="Consolas" w:hAnsi="Consolas"/>
                 <w:sz w:val="18"/>
               </w:rPr>
-              <w:t>audiosuite album-genre &lt;directory&gt; [--dry] [--json] [--coverage N]</w:t>
+              <w:t>audiosuite scrub &lt;directory&gt; [--preserve-lyrics/--no-preserve-lyrics] [OPTIONS]</w:t>
             </w:r>
           </w:p>
         </w:tc>
@@ -106,7 +223,7 @@
         <w:pStyle w:val="ListBullet"/>
       </w:pPr>
       <w:r>
-        <w:t>`--dry` / `--live` — Analyse only, do not write tags (default: live)</w:t>
+        <w:t>`--preserve-lyrics` / `--no-preserve-lyrics` — Keep the lyrics frames (default: preserve)</w:t>
       </w:r>
     </w:p>
     <w:p>
@@ -114,7 +231,7 @@
         <w:pStyle w:val="ListBullet"/>
       </w:pPr>
       <w:r>
-        <w:t>`--json` / `--text` — Output results as JSON (default: text)</w:t>
+        <w:t>`--preserve-album-artist` / `--no-preserve-album-artist` — Keep the album-artist frame (default: preserve)</w:t>
       </w:r>
     </w:p>
     <w:p>
@@ -122,7 +239,7 @@
         <w:pStyle w:val="ListBullet"/>
       </w:pPr>
       <w:r>
-        <w:t>`--coverage N` — Minimum coverage percentage 0–100 before writing (default: 50)</w:t>
+        <w:t>`--preserve-embedded-art` / `--no-preserve-embedded-art` — Keep embedded artwork (default: preserve)</w:t>
       </w:r>
     </w:p>
     <w:p>
@@ -154,7 +271,7 @@
                 <w:rFonts w:ascii="Consolas" w:hAnsi="Consolas"/>
                 <w:sz w:val="18"/>
               </w:rPr>
-              <w:t>audiosuite album-genre "D:\Music\Various" --dry</w:t>
+              <w:t>audiosuite scrub "D:\Music\Downloads" --dry</w:t>
             </w:r>
             <w:r>
               <w:br/>
@@ -164,17 +281,7 @@
                 <w:rFonts w:ascii="Consolas" w:hAnsi="Consolas"/>
                 <w:sz w:val="18"/>
               </w:rPr>
-              <w:t>audiosuite album-genre "D:\Music\Various" --json</w:t>
-            </w:r>
-            <w:r>
-              <w:br/>
-            </w:r>
-            <w:r>
-              <w:rPr>
-                <w:rFonts w:ascii="Consolas" w:hAnsi="Consolas"/>
-                <w:sz w:val="18"/>
-              </w:rPr>
-              <w:t>audiosuite album-genre "D:\Music\Various" --coverage 75</w:t>
+              <w:t>audiosuite scrub "D:\Music\Downloads" --no-preserve-embedded-art</w:t>
             </w:r>
           </w:p>
         </w:tc>
@@ -183,15 +290,15 @@
     <w:p/>
     <w:p>
       <w:pPr>
-        <w:pStyle w:val="Heading1"/>
-      </w:pPr>
-      <w:r>
-        <w:t>Album Art Sync</w:t>
-      </w:r>
-    </w:p>
-    <w:p>
-      <w:r>
-        <w:t>Fetch and embed album artwork from multiple sources (MusicBrainz, Fanart.tv, Deezer, iTunes).</w:t>
+        <w:pStyle w:val="Heading2"/>
+      </w:pPr>
+      <w:r>
+        <w:t>Audio Fingerprinter</w:t>
+      </w:r>
+    </w:p>
+    <w:p>
+      <w:r>
+        <w:t>Generate a Chromaprint fingerprint for every audio file and identify it through AcoustID, optionally enriching the match from the MusicBrainz database. `--musicbrainz` costs one MusicBrainz request per unique recording (plus one per unique release) at MusicBrainz's documented one request per second, so it is off by default.</w:t>
       </w:r>
     </w:p>
     <w:tbl>
@@ -215,7 +322,67 @@
                 <w:rFonts w:ascii="Consolas" w:hAnsi="Consolas"/>
                 <w:sz w:val="18"/>
               </w:rPr>
-              <w:t>audiosuite album-art &lt;directory&gt; [--embed-size N] [--purge/--no-purge] [--dry] [--json]</w:t>
+              <w:t>audiosuite fingerprint &lt;directory&gt; [--lookup/--no-lookup]</w:t>
+            </w:r>
+            <w:r>
+              <w:br/>
+            </w:r>
+            <w:r>
+              <w:rPr>
+                <w:rFonts w:ascii="Consolas" w:hAnsi="Consolas"/>
+                <w:sz w:val="18"/>
+              </w:rPr>
+              <w:t xml:space="preserve">    [--write-tags/--no-write-tags] [--threshold N] [--max-length N]</w:t>
+            </w:r>
+            <w:r>
+              <w:br/>
+            </w:r>
+            <w:r>
+              <w:rPr>
+                <w:rFonts w:ascii="Consolas" w:hAnsi="Consolas"/>
+                <w:sz w:val="18"/>
+              </w:rPr>
+              <w:t xml:space="preserve">    [--album-mode/--no-album-mode] [--album-min N] [--mbid-region CC]</w:t>
+            </w:r>
+            <w:r>
+              <w:br/>
+            </w:r>
+            <w:r>
+              <w:rPr>
+                <w:rFonts w:ascii="Consolas" w:hAnsi="Consolas"/>
+                <w:sz w:val="18"/>
+              </w:rPr>
+              <w:t xml:space="preserve">    [--musicbrainz/--no-musicbrainz] [--write-mbids/--no-write-mbids]</w:t>
+            </w:r>
+            <w:r>
+              <w:br/>
+            </w:r>
+            <w:r>
+              <w:rPr>
+                <w:rFonts w:ascii="Consolas" w:hAnsi="Consolas"/>
+                <w:sz w:val="18"/>
+              </w:rPr>
+              <w:t xml:space="preserve">    [--write-isrc/--no-write-isrc] [--submit-isrc/--no-submit-isrc]</w:t>
+            </w:r>
+            <w:r>
+              <w:br/>
+            </w:r>
+            <w:r>
+              <w:rPr>
+                <w:rFonts w:ascii="Consolas" w:hAnsi="Consolas"/>
+                <w:sz w:val="18"/>
+              </w:rPr>
+              <w:t xml:space="preserve">    [--mb-auth oauth|app-token] [--mb-user USER] [--fpcalc PATH]</w:t>
+            </w:r>
+            <w:r>
+              <w:br/>
+            </w:r>
+            <w:r>
+              <w:rPr>
+                <w:rFonts w:ascii="Consolas" w:hAnsi="Consolas"/>
+                <w:sz w:val="18"/>
+              </w:rPr>
+              <w:t xml:space="preserve">    [--api-key KEY] [--json] [--dry]</w:t>
             </w:r>
           </w:p>
         </w:tc>
@@ -223,19 +390,11 @@
     </w:tbl>
     <w:p/>
     <w:p>
-      <w:r>
-        <w:rPr>
-          <w:b/>
-        </w:rPr>
-        <w:t>Options:</w:t>
-      </w:r>
-    </w:p>
-    <w:p>
       <w:pPr>
         <w:pStyle w:val="ListBullet"/>
       </w:pPr>
       <w:r>
-        <w:t>`--embed-size N` — Embedded resolution in pixels (default: 800)</w:t>
+        <w:t>`--lookup` (default: on) — query AcoustID for each fingerprint. Without an API key the command exits instead of silently fingerprinting only.</w:t>
       </w:r>
     </w:p>
     <w:p>
@@ -243,7 +402,7 @@
         <w:pStyle w:val="ListBullet"/>
       </w:pPr>
       <w:r>
-        <w:t>`--purge` / `--no-purge` — Purge hidden thumbnail files (default: purge)</w:t>
+        <w:t>`--write-tags` (default: off) — write the AcoustID fingerprint/id tags. Requires live mode.</w:t>
       </w:r>
     </w:p>
     <w:p>
@@ -251,7 +410,7 @@
         <w:pStyle w:val="ListBullet"/>
       </w:pPr>
       <w:r>
-        <w:t>`--dry` / `--live` — Analyse only, do not write tags (default: live)</w:t>
+        <w:t>`--threshold N` — minimum AcoustID score, 0.0-1.0 (default: 0.5).</w:t>
       </w:r>
     </w:p>
     <w:p>
@@ -259,7 +418,95 @@
         <w:pStyle w:val="ListBullet"/>
       </w:pPr>
       <w:r>
-        <w:t>`--json` / `--text` — Output results as JSON (default: text)</w:t>
+        <w:t>`--max-length N` — seconds of audio passed to `fpcalc` (default: 120).</w:t>
+      </w:r>
+    </w:p>
+    <w:p>
+      <w:pPr>
+        <w:pStyle w:val="ListBullet"/>
+      </w:pPr>
+      <w:r>
+        <w:t>`--fpcalc PATH` — path to the bundled `fpcalc` executable, when it is not found on `PATH`.</w:t>
+      </w:r>
+    </w:p>
+    <w:p>
+      <w:pPr>
+        <w:pStyle w:val="ListBullet"/>
+      </w:pPr>
+      <w:r>
+        <w:t>`--api-key KEY` — AcoustID key for this run only, overriding the stored or environment key. Prefer the stored key: argv is visible in process listings and shell history.</w:t>
+      </w:r>
+    </w:p>
+    <w:p>
+      <w:pPr>
+        <w:pStyle w:val="ListBullet"/>
+      </w:pPr>
+      <w:r>
+        <w:t>`--album-mode` (default: off) — cluster a folder's lookups by release group and tag only when the album is decided; ambiguous albums stay untagged.</w:t>
+      </w:r>
+    </w:p>
+    <w:p>
+      <w:pPr>
+        <w:pStyle w:val="ListBullet"/>
+      </w:pPr>
+      <w:r>
+        <w:t>`--album-min N` — votes needed to form an album cluster (default: 3).</w:t>
+      </w:r>
+    </w:p>
+    <w:p>
+      <w:pPr>
+        <w:pStyle w:val="ListBullet"/>
+      </w:pPr>
+      <w:r>
+        <w:t>`--mbid-region CC` — preferred release country (ISO 3166-1 alpha-2) used only to break a tie between otherwise identical releases.</w:t>
+      </w:r>
+    </w:p>
+    <w:p>
+      <w:pPr>
+        <w:pStyle w:val="ListBullet"/>
+      </w:pPr>
+      <w:r>
+        <w:t>`--musicbrainz` (default: off) — look the matched recording up in MusicBrainz: retrieve its ISRCs and release facts (date, label, country), and let MusicBrainz break an AcoustID near-tie the file's own tags could not settle. A lookup failure never fails a file; it degrades to the AcoustID-only result and says so in the message.</w:t>
+      </w:r>
+    </w:p>
+    <w:p>
+      <w:pPr>
+        <w:pStyle w:val="ListBullet"/>
+      </w:pPr>
+      <w:r>
+        <w:t>`--write-mbids` (default: off) — also write `MUSICBRAINZ_TRACKID` / `ARTISTID` / `ALBUMID`. Requires `--write-tags` and live mode.</w:t>
+      </w:r>
+    </w:p>
+    <w:p>
+      <w:pPr>
+        <w:pStyle w:val="ListBullet"/>
+      </w:pPr>
+      <w:r>
+        <w:t>`--write-isrc` (default: off) — write the retrieved ISRCs, in the format's native convention (`TSRC` for MP3/WAV/AIFF/DSF, `----:com.apple.iTunes:ISRC` for M4A/MP4, an `ISRC` comment/item for FLAC/OGG/Opus/WV/APE/MPC). Requires `--musicbrainz`, `--write-tags` and live mode.</w:t>
+      </w:r>
+    </w:p>
+    <w:p>
+      <w:pPr>
+        <w:pStyle w:val="ListBullet"/>
+      </w:pPr>
+      <w:r>
+        <w:t>`--submit-isrc` (default: off) — submit the ISRCs the files' own tags carry to MusicBrainz for their matched recording, skipping codes already registered. Requires `--musicbrainz` (the recording lookup is what identifies the known codes). In dry mode the exact XML payload is printed and nothing is posted; live mode needs a token from `MUSICBRAINZ_TOKEN` or the encrypted store. The token is never accepted as a flag: argv is visible in process listings and shell history.</w:t>
+      </w:r>
+    </w:p>
+    <w:p>
+      <w:pPr>
+        <w:pStyle w:val="ListBullet"/>
+      </w:pPr>
+      <w:r>
+        <w:t>`--mb-auth oauth|app-token` (default: `oauth`) — how the submission is authenticated. `oauth` sends the token as a bearer token (scope `submit_isrc`); `app-token` uses a legacy application token over HTTP Digest, which MusicBrainz has deprecated.</w:t>
+      </w:r>
+    </w:p>
+    <w:p>
+      <w:pPr>
+        <w:pStyle w:val="ListBullet"/>
+      </w:pPr>
+      <w:r>
+        <w:t>`--mb-user USER` — MusicBrainz account name, required only by `--mb-auth app-token` (digest sends both a username and the token).</w:t>
       </w:r>
     </w:p>
     <w:p>
@@ -291,7 +538,7 @@
                 <w:rFonts w:ascii="Consolas" w:hAnsi="Consolas"/>
                 <w:sz w:val="18"/>
               </w:rPr>
-              <w:t>audiosuite album-art "D:\Music\Beatles" --embed-size 1200 --no-purge</w:t>
+              <w:t>audiosuite fingerprint "D:\Music\Unknown-Arm" --dry</w:t>
             </w:r>
             <w:r>
               <w:br/>
@@ -301,7 +548,37 @@
                 <w:rFonts w:ascii="Consolas" w:hAnsi="Consolas"/>
                 <w:sz w:val="18"/>
               </w:rPr>
-              <w:t>audiosuite album-art "D:\Music\Beatles" --dry</w:t>
+              <w:t>audiosuite fingerprint "D:\Music\Unknown-Arm" --live --write-tags --musicbrainz</w:t>
+            </w:r>
+            <w:r>
+              <w:br/>
+            </w:r>
+            <w:r>
+              <w:rPr>
+                <w:rFonts w:ascii="Consolas" w:hAnsi="Consolas"/>
+                <w:sz w:val="18"/>
+              </w:rPr>
+              <w:t>audiosuite fingerprint "D:\Music\Unknown-Arm" --live --write-tags --musicbrainz --write-isrc --json</w:t>
+            </w:r>
+            <w:r>
+              <w:br/>
+            </w:r>
+            <w:r>
+              <w:rPr>
+                <w:rFonts w:ascii="Consolas" w:hAnsi="Consolas"/>
+                <w:sz w:val="18"/>
+              </w:rPr>
+              <w:t>audiosuite fingerprint "D:\Music\Ripped-CD" --musicbrainz --submit-isrc --dry</w:t>
+            </w:r>
+            <w:r>
+              <w:br/>
+            </w:r>
+            <w:r>
+              <w:rPr>
+                <w:rFonts w:ascii="Consolas" w:hAnsi="Consolas"/>
+                <w:sz w:val="18"/>
+              </w:rPr>
+              <w:t>audiosuite fingerprint "D:\Music\Ripped-CD" --musicbrainz --submit-isrc --live</w:t>
             </w:r>
           </w:p>
         </w:tc>
@@ -310,15 +587,15 @@
     <w:p/>
     <w:p>
       <w:pPr>
-        <w:pStyle w:val="Heading1"/>
-      </w:pPr>
-      <w:r>
-        <w:t>ASX Playlist Extractor</w:t>
-      </w:r>
-    </w:p>
-    <w:p>
-      <w:r>
-        <w:t>Extract audio files from ASX playlists.</w:t>
+        <w:pStyle w:val="Heading2"/>
+      </w:pPr>
+      <w:r>
+        <w:t>ReplayGain Analyzer</w:t>
+      </w:r>
+    </w:p>
+    <w:p>
+      <w:r>
+        <w:t>Measure perceived loudness and write the standard ReplayGain tags. The measurement is metadata only and reversible by deleting the tags; `--apply-gain` is the one mode that changes the audio, and only for MP3.</w:t>
       </w:r>
     </w:p>
     <w:tbl>
@@ -342,7 +619,7 @@
                 <w:rFonts w:ascii="Consolas" w:hAnsi="Consolas"/>
                 <w:sz w:val="18"/>
               </w:rPr>
-              <w:t>audiosuite asx-extract &lt;directory&gt; [--dry] [--json]</w:t>
+              <w:t>audiosuite replaygain &lt;directory&gt; [--target-lufs LUFS] [--apply-gain/--no-apply-gain] [OPTIONS]</w:t>
             </w:r>
           </w:p>
         </w:tc>
@@ -362,7 +639,7 @@
         <w:pStyle w:val="ListBullet"/>
       </w:pPr>
       <w:r>
-        <w:t>`--dry` / `--live` — Analyse only, do not copy or remove files (default: live)</w:t>
+        <w:t>`--target-lufs LUFS` — reference loudness the gain is measured against; one of `-12`, `-14`, `-16`, `-18`, `-23` (default: -16)</w:t>
       </w:r>
     </w:p>
     <w:p>
@@ -370,7 +647,7 @@
         <w:pStyle w:val="ListBullet"/>
       </w:pPr>
       <w:r>
-        <w:t>`--json` / `--text` — Output results as JSON (default: text)</w:t>
+        <w:t>`--apply-gain` / `--no-apply-gain` — after tagging, bake the track gain into MP3 files losslessly by adjusting the global-gain header (default: off)</w:t>
       </w:r>
     </w:p>
     <w:p>
@@ -402,7 +679,7 @@
                 <w:rFonts w:ascii="Consolas" w:hAnsi="Consolas"/>
                 <w:sz w:val="18"/>
               </w:rPr>
-              <w:t>audiosuite asx-extract "D:\Playlists" --dry</w:t>
+              <w:t>audiosuite replaygain "D:\Music\Album" --dry</w:t>
             </w:r>
             <w:r>
               <w:br/>
@@ -412,7 +689,7 @@
                 <w:rFonts w:ascii="Consolas" w:hAnsi="Consolas"/>
                 <w:sz w:val="18"/>
               </w:rPr>
-              <w:t>audiosuite asx-extract "D:\Playlists" --json</w:t>
+              <w:t>audiosuite replaygain "D:\Music\Album" --apply-gain --json</w:t>
             </w:r>
           </w:p>
         </w:tc>
@@ -421,15 +698,15 @@
     <w:p/>
     <w:p>
       <w:pPr>
-        <w:pStyle w:val="Heading1"/>
-      </w:pPr>
-      <w:r>
-        <w:t>Noise Reduction</w:t>
-      </w:r>
-    </w:p>
-    <w:p>
-      <w:r>
-        <w:t>Remove mains-frequency hum and broadband background noise from audio files.</w:t>
+        <w:pStyle w:val="Heading2"/>
+      </w:pPr>
+      <w:r>
+        <w:t>Album Genre Tagger</w:t>
+      </w:r>
+    </w:p>
+    <w:p>
+      <w:r>
+        <w:t>Consolidate album-level genre tags from the file's custom-field hierarchy, writing `ALBUMGENRE` only once the album's tracks agree.</w:t>
       </w:r>
     </w:p>
     <w:tbl>
@@ -453,7 +730,7 @@
                 <w:rFonts w:ascii="Consolas" w:hAnsi="Consolas"/>
                 <w:sz w:val="18"/>
               </w:rPr>
-              <w:t>audiosuite reduce &lt;directory&gt; [--reduce-hum] [--reduce-broadband] [OPTIONS]</w:t>
+              <w:t>audiosuite album-genre &lt;directory&gt; [--dry] [--json] [--coverage N]</w:t>
             </w:r>
           </w:p>
         </w:tc>
@@ -473,79 +750,7 @@
         <w:pStyle w:val="ListBullet"/>
       </w:pPr>
       <w:r>
-        <w:t>`--reduce-hum` — Enable hum removal via notch filtering</w:t>
-      </w:r>
-    </w:p>
-    <w:p>
-      <w:pPr>
-        <w:pStyle w:val="ListBullet"/>
-      </w:pPr>
-      <w:r>
-        <w:t>`--hum-frequency [50|60]` — Mains frequency in Hz (default: 60)</w:t>
-      </w:r>
-    </w:p>
-    <w:p>
-      <w:pPr>
-        <w:pStyle w:val="ListBullet"/>
-      </w:pPr>
-      <w:r>
-        <w:t>`--hum-harmonics N` — Harmonics to filter, 1–20 (default: 8)</w:t>
-      </w:r>
-    </w:p>
-    <w:p>
-      <w:pPr>
-        <w:pStyle w:val="ListBullet"/>
-      </w:pPr>
-      <w:r>
-        <w:t>`--hum-quality Q` — Notch Q factor, 1–100 (default: 30)</w:t>
-      </w:r>
-    </w:p>
-    <w:p>
-      <w:pPr>
-        <w:pStyle w:val="ListBullet"/>
-      </w:pPr>
-      <w:r>
-        <w:t>`--reduce-broadband` — Enable broadband noise reduction</w:t>
-      </w:r>
-    </w:p>
-    <w:p>
-      <w:pPr>
-        <w:pStyle w:val="ListBullet"/>
-      </w:pPr>
-      <w:r>
-        <w:t>`--noise-start MS` — Noise profile start in ms (default: 0)</w:t>
-      </w:r>
-    </w:p>
-    <w:p>
-      <w:pPr>
-        <w:pStyle w:val="ListBullet"/>
-      </w:pPr>
-      <w:r>
-        <w:t>`--noise-end MS` — Noise profile end in ms (default: 500)</w:t>
-      </w:r>
-    </w:p>
-    <w:p>
-      <w:pPr>
-        <w:pStyle w:val="ListBullet"/>
-      </w:pPr>
-      <w:r>
-        <w:t>`--gate-threshold DB` — Gate threshold in dB (default: 3)</w:t>
-      </w:r>
-    </w:p>
-    <w:p>
-      <w:pPr>
-        <w:pStyle w:val="ListBullet"/>
-      </w:pPr>
-      <w:r>
-        <w:t>`--dry` / `--live` — Write results or preview only (default: live)</w:t>
-      </w:r>
-    </w:p>
-    <w:p>
-      <w:pPr>
-        <w:pStyle w:val="ListBullet"/>
-      </w:pPr>
-      <w:r>
-        <w:t>`--json` / `--text` — Output results as JSON (default: text)</w:t>
+        <w:t>`--coverage N` — Minimum coverage percentage 0–100 before writing (default: 50)</w:t>
       </w:r>
     </w:p>
     <w:p>
@@ -577,7 +782,7 @@
                 <w:rFonts w:ascii="Consolas" w:hAnsi="Consolas"/>
                 <w:sz w:val="18"/>
               </w:rPr>
-              <w:t>audiosuite reduce "D:\Music" --reduce-hum --hum-frequency 50</w:t>
+              <w:t>audiosuite album-genre "D:\Music\Various" --dry</w:t>
             </w:r>
             <w:r>
               <w:br/>
@@ -587,7 +792,17 @@
                 <w:rFonts w:ascii="Consolas" w:hAnsi="Consolas"/>
                 <w:sz w:val="18"/>
               </w:rPr>
-              <w:t>audiosuite reduce "D:\Music" --reduce-broadband --dry --json</w:t>
+              <w:t>audiosuite album-genre "D:\Music\Various" --json</w:t>
+            </w:r>
+            <w:r>
+              <w:br/>
+            </w:r>
+            <w:r>
+              <w:rPr>
+                <w:rFonts w:ascii="Consolas" w:hAnsi="Consolas"/>
+                <w:sz w:val="18"/>
+              </w:rPr>
+              <w:t>audiosuite album-genre "D:\Music\Various" --coverage 75</w:t>
             </w:r>
           </w:p>
         </w:tc>
@@ -596,15 +811,15 @@
     <w:p/>
     <w:p>
       <w:pPr>
-        <w:pStyle w:val="Heading1"/>
-      </w:pPr>
-      <w:r>
-        <w:t>Audio Refinery</w:t>
-      </w:r>
-    </w:p>
-    <w:p>
-      <w:r>
-        <w:t>Run the single-pass Refinery pipeline. Stages are selected with the `--stages` comma-separated list (order is fixed).</w:t>
+        <w:pStyle w:val="Heading2"/>
+      </w:pPr>
+      <w:r>
+        <w:t>Genre Sync</w:t>
+      </w:r>
+    </w:p>
+    <w:p>
+      <w:r>
+        <w:t>Derive the standard genre tag from the custom genre fields already stored in each file - `TITLEGENRE`, `ARTISTGENRE`, `ALBUMGENRE` and `ALBUMARTISTGENRE` - through a deterministic priority tree, so the standard field matches the hierarchy the rest of the library uses.</w:t>
       </w:r>
     </w:p>
     <w:tbl>
@@ -628,165 +843,13 @@
                 <w:rFonts w:ascii="Consolas" w:hAnsi="Consolas"/>
                 <w:sz w:val="18"/>
               </w:rPr>
-              <w:t>audiosuite refine &lt;directory&gt; [--stages LIST] [OPTIONS]</w:t>
+              <w:t>audiosuite genre-sync &lt;directory&gt; [--dry] [--json]</w:t>
             </w:r>
           </w:p>
         </w:tc>
       </w:tr>
     </w:tbl>
     <w:p/>
-    <w:p>
-      <w:r>
-        <w:rPr>
-          <w:b/>
-        </w:rPr>
-        <w:t>Options:</w:t>
-      </w:r>
-    </w:p>
-    <w:p>
-      <w:pPr>
-        <w:pStyle w:val="ListBullet"/>
-      </w:pPr>
-      <w:r>
-        <w:t>`--stages LIST` — Comma-separated stages to run: `declick`, `trim`, `reduce_noise`, `enhance`, `normalise` (default: declick,trim,enhance,normalise)</w:t>
-      </w:r>
-    </w:p>
-    <w:p>
-      <w:pPr>
-        <w:pStyle w:val="ListBullet"/>
-      </w:pPr>
-      <w:r>
-        <w:t>`--reduce-hum` — Enable hum removal via notch filtering</w:t>
-      </w:r>
-    </w:p>
-    <w:p>
-      <w:pPr>
-        <w:pStyle w:val="ListBullet"/>
-      </w:pPr>
-      <w:r>
-        <w:t>`--hum-frequency [50|60]` — Mains frequency in Hz (default: 60)</w:t>
-      </w:r>
-    </w:p>
-    <w:p>
-      <w:pPr>
-        <w:pStyle w:val="ListBullet"/>
-      </w:pPr>
-      <w:r>
-        <w:t>`--hum-harmonics N` — Harmonics to filter, 1–20 (default: 8)</w:t>
-      </w:r>
-    </w:p>
-    <w:p>
-      <w:pPr>
-        <w:pStyle w:val="ListBullet"/>
-      </w:pPr>
-      <w:r>
-        <w:t>`--hum-quality Q` — Notch Q factor, 1–100 (default: 30)</w:t>
-      </w:r>
-    </w:p>
-    <w:p>
-      <w:pPr>
-        <w:pStyle w:val="ListBullet"/>
-      </w:pPr>
-      <w:r>
-        <w:t>`--reduce-broadband` — Enable broadband noise reduction</w:t>
-      </w:r>
-    </w:p>
-    <w:p>
-      <w:pPr>
-        <w:pStyle w:val="ListBullet"/>
-      </w:pPr>
-      <w:r>
-        <w:t>`--noise-start MS` — Noise profile start in ms (default: 0)</w:t>
-      </w:r>
-    </w:p>
-    <w:p>
-      <w:pPr>
-        <w:pStyle w:val="ListBullet"/>
-      </w:pPr>
-      <w:r>
-        <w:t>`--noise-end MS` — Noise profile end in ms (default: 500)</w:t>
-      </w:r>
-    </w:p>
-    <w:p>
-      <w:pPr>
-        <w:pStyle w:val="ListBullet"/>
-      </w:pPr>
-      <w:r>
-        <w:t>`--gate-threshold DB` — Gate threshold in dB (default: 3)</w:t>
-      </w:r>
-    </w:p>
-    <w:p>
-      <w:pPr>
-        <w:pStyle w:val="ListBullet"/>
-      </w:pPr>
-      <w:r>
-        <w:t>`--sensitivity F` — Declick sensitivity (default: 0.31)</w:t>
-      </w:r>
-    </w:p>
-    <w:p>
-      <w:pPr>
-        <w:pStyle w:val="ListBullet"/>
-      </w:pPr>
-      <w:r>
-        <w:t>`--width N` — Declick max defect width in ms (default: 2)</w:t>
-      </w:r>
-    </w:p>
-    <w:p>
-      <w:pPr>
-        <w:pStyle w:val="ListBullet"/>
-      </w:pPr>
-      <w:r>
-        <w:t>`--threshold DB` — Trim silence threshold dBFS (default: -50)</w:t>
-      </w:r>
-    </w:p>
-    <w:p>
-      <w:pPr>
-        <w:pStyle w:val="ListBullet"/>
-      </w:pPr>
-      <w:r>
-        <w:t>`--preset NAME` — Enhancement preset: Mild, Moderate, Aggressive, Custom (default: Moderate)</w:t>
-      </w:r>
-    </w:p>
-    <w:p>
-      <w:pPr>
-        <w:pStyle w:val="ListBullet"/>
-      </w:pPr>
-      <w:r>
-        <w:t>`--target-lufs LUFS` — Normalisation target (default: -16.0)</w:t>
-      </w:r>
-    </w:p>
-    <w:p>
-      <w:pPr>
-        <w:pStyle w:val="ListBullet"/>
-      </w:pPr>
-      <w:r>
-        <w:t>`--tolerance DB` — Normalisation tolerance (default: 0.5)</w:t>
-      </w:r>
-    </w:p>
-    <w:p>
-      <w:pPr>
-        <w:pStyle w:val="ListBullet"/>
-      </w:pPr>
-      <w:r>
-        <w:t>`--output DIR` — Output directory (default: source dir)</w:t>
-      </w:r>
-    </w:p>
-    <w:p>
-      <w:pPr>
-        <w:pStyle w:val="ListBullet"/>
-      </w:pPr>
-      <w:r>
-        <w:t>`--dry` / `--live` — Simulate or write results</w:t>
-      </w:r>
-    </w:p>
-    <w:p>
-      <w:pPr>
-        <w:pStyle w:val="ListBullet"/>
-      </w:pPr>
-      <w:r>
-        <w:t>`--json` / `--text` — Output results as JSON (default: text)</w:t>
-      </w:r>
-    </w:p>
     <w:p>
       <w:r>
         <w:rPr>
@@ -816,7 +879,7 @@
                 <w:rFonts w:ascii="Consolas" w:hAnsi="Consolas"/>
                 <w:sz w:val="18"/>
               </w:rPr>
-              <w:t>audiosuite refine "D:\Music" --stages declick,trim,reduce_noise,enhance,normalise</w:t>
+              <w:t>audiosuite genre-sync "D:\Music\Library" --dry</w:t>
             </w:r>
             <w:r>
               <w:br/>
@@ -826,7 +889,7 @@
                 <w:rFonts w:ascii="Consolas" w:hAnsi="Consolas"/>
                 <w:sz w:val="18"/>
               </w:rPr>
-              <w:t>audiosuite refine "D:\Music" --stages reduce_noise --reduce-hum --hum-frequency 50 --dry</w:t>
+              <w:t>audiosuite genre-sync "D:\Music\Library"</w:t>
             </w:r>
           </w:p>
         </w:tc>
@@ -835,15 +898,15 @@
     <w:p/>
     <w:p>
       <w:pPr>
-        <w:pStyle w:val="Heading1"/>
-      </w:pPr>
-      <w:r>
-        <w:t>CD Ripper</w:t>
-      </w:r>
-    </w:p>
-    <w:p>
-      <w:r>
-        <w:t>Rip audio CD tracks to files from a command line.</w:t>
+        <w:pStyle w:val="Heading2"/>
+      </w:pPr>
+      <w:r>
+        <w:t>BPM Analyzer</w:t>
+      </w:r>
+    </w:p>
+    <w:p>
+      <w:r>
+        <w:t>Detect tempo and write the BPM tag. A positive estimate needs evidence: noise fits a tempo grid, so a file whose onset envelope has no periodicity at the detected tempo is reported as a skip instead of being tagged with a fabricated number. `--bpm-min` / `--bpm-max` choose between octave readings - they never edit a measured tempo, and an out-of-band tempo is reported as measured.</w:t>
       </w:r>
     </w:p>
     <w:tbl>
@@ -867,7 +930,7 @@
                 <w:rFonts w:ascii="Consolas" w:hAnsi="Consolas"/>
                 <w:sz w:val="18"/>
               </w:rPr>
-              <w:t>audiosuite cd-rip DRIVE [--output-dir DIR] [--format FMT] [--tracks LIST] [--cue] [OPTIONS]</w:t>
+              <w:t>audiosuite bpm &lt;directory&gt; [--bpm-min N] [--bpm-max N] [--duration SEC] [OPTIONS]</w:t>
             </w:r>
           </w:p>
         </w:tc>
@@ -887,7 +950,7 @@
         <w:pStyle w:val="ListBullet"/>
       </w:pPr>
       <w:r>
-        <w:t>`--output-dir DIR` — Destination folder (required for ripping; not needed with `--detect-read-offset`)</w:t>
+        <w:t>`--bpm-min N` — lower bound for choosing between octave readings (default: 75)</w:t>
       </w:r>
     </w:p>
     <w:p>
@@ -895,7 +958,7 @@
         <w:pStyle w:val="ListBullet"/>
       </w:pPr>
       <w:r>
-        <w:t>`--format [wav|mp3|flac|ogg|m4a|opus]` — Output audio format (default: flac)</w:t>
+        <w:t>`--bpm-max N` — upper bound for choosing between octave readings (default: 175)</w:t>
       </w:r>
     </w:p>
     <w:p>
@@ -903,55 +966,7 @@
         <w:pStyle w:val="ListBullet"/>
       </w:pPr>
       <w:r>
-        <w:t>`--tracks LIST` — Comma-separated track numbers to rip (default: all)</w:t>
-      </w:r>
-    </w:p>
-    <w:p>
-      <w:pPr>
-        <w:pStyle w:val="ListBullet"/>
-      </w:pPr>
-      <w:r>
-        <w:t>`--quality TEXT` — Format-specific quality preset string</w:t>
-      </w:r>
-    </w:p>
-    <w:p>
-      <w:pPr>
-        <w:pStyle w:val="ListBullet"/>
-      </w:pPr>
-      <w:r>
-        <w:t>`--cue` / `--no-cue` — Write a CUE sheet alongside the ripped tracks (default: no-cue)</w:t>
-      </w:r>
-    </w:p>
-    <w:p>
-      <w:pPr>
-        <w:pStyle w:val="ListBullet"/>
-      </w:pPr>
-      <w:r>
-        <w:t>`--verify [off|twice|accuraterip]` — Track verification: `twice` re-reads each track and compares, `accuraterip` additionally cross-checks against the AccurateRip database, `off` disables verification (default: twice). Per-track outcomes are reported with EAC's wording — `Accurate (confidence N)` for a database match, `Rip-twice verified` for the local check, `Not in database`, `Unavailable (offline)`, or `Not accurate` (which is never written). A failed track can be re-ripped from the Results tab; nothing is retried automatically</w:t>
-      </w:r>
-    </w:p>
-    <w:p>
-      <w:pPr>
-        <w:pStyle w:val="ListBullet"/>
-      </w:pPr>
-      <w:r>
-        <w:t>`--dry` / `--live` — Show what would be ripped without writing files</w:t>
-      </w:r>
-    </w:p>
-    <w:p>
-      <w:pPr>
-        <w:pStyle w:val="ListBullet"/>
-      </w:pPr>
-      <w:r>
-        <w:t>`--detect-read-offset` — Measure the drive's read offset against the AccurateRip database using the inserted CD and persist it for the drive; applied automatically to future rips. Needs a multi-track disc present in the database and network access; exits non-zero and persists nothing on failure</w:t>
-      </w:r>
-    </w:p>
-    <w:p>
-      <w:pPr>
-        <w:pStyle w:val="ListBullet"/>
-      </w:pPr>
-      <w:r>
-        <w:t>`--json` / `--text` — Output results as JSON</w:t>
+        <w:t>`--duration SEC` — seconds of audio analysed (default: 30)</w:t>
       </w:r>
     </w:p>
     <w:p>
@@ -983,7 +998,7 @@
                 <w:rFonts w:ascii="Consolas" w:hAnsi="Consolas"/>
                 <w:sz w:val="18"/>
               </w:rPr>
-              <w:t>audiosuite cd-rip D: --output-dir /output/flac --format flac</w:t>
+              <w:t>audiosuite bpm "D:\Music\Library" --dry --json</w:t>
             </w:r>
             <w:r>
               <w:br/>
@@ -993,37 +1008,7 @@
                 <w:rFonts w:ascii="Consolas" w:hAnsi="Consolas"/>
                 <w:sz w:val="18"/>
               </w:rPr>
-              <w:t>audiosuite cd-rip D: --output-dir /output/mp3 --format mp3 --tracks 1,2,3</w:t>
-            </w:r>
-            <w:r>
-              <w:br/>
-            </w:r>
-            <w:r>
-              <w:rPr>
-                <w:rFonts w:ascii="Consolas" w:hAnsi="Consolas"/>
-                <w:sz w:val="18"/>
-              </w:rPr>
-              <w:t>audiosuite cd-rip D: --output-dir /output/flac --cue</w:t>
-            </w:r>
-            <w:r>
-              <w:br/>
-            </w:r>
-            <w:r>
-              <w:rPr>
-                <w:rFonts w:ascii="Consolas" w:hAnsi="Consolas"/>
-                <w:sz w:val="18"/>
-              </w:rPr>
-              <w:t>audiosuite cd-rip D: --output-dir /output/flac --verify accuraterip</w:t>
-            </w:r>
-            <w:r>
-              <w:br/>
-            </w:r>
-            <w:r>
-              <w:rPr>
-                <w:rFonts w:ascii="Consolas" w:hAnsi="Consolas"/>
-                <w:sz w:val="18"/>
-              </w:rPr>
-              <w:t>audiosuite cd-rip D: --detect-read-offset</w:t>
+              <w:t>audiosuite bpm "D:\Music\Library" --bpm-min 60 --bpm-max 200</w:t>
             </w:r>
           </w:p>
         </w:tc>
@@ -1032,47 +1017,15 @@
     <w:p/>
     <w:p>
       <w:pPr>
-        <w:pStyle w:val="Heading1"/>
-      </w:pPr>
-      <w:r>
-        <w:t>CUE Sheets</w:t>
-      </w:r>
-    </w:p>
-    <w:p>
-      <w:r>
-        <w:t>Parse, generate, and split `.cue` sheets. The `cue` group has three sub-commands:</w:t>
-      </w:r>
-    </w:p>
-    <w:p>
-      <w:pPr>
-        <w:pStyle w:val="ListBullet"/>
-      </w:pPr>
-      <w:r>
-        <w:t>`parse` — Inspect an existing sheet's track layout and timestamps.</w:t>
-      </w:r>
-    </w:p>
-    <w:p>
-      <w:pPr>
-        <w:pStyle w:val="ListBullet"/>
-      </w:pPr>
-      <w:r>
-        <w:t>`generate` — Build a sheet that matches the audio tracks in a folder or a single file.</w:t>
-      </w:r>
-    </w:p>
-    <w:p>
-      <w:pPr>
-        <w:pStyle w:val="ListBullet"/>
-      </w:pPr>
-      <w:r>
-        <w:t>`split` — Split a single-file audio image into per-track files using a sheet (lossless `-c copy`).</w:t>
-      </w:r>
-    </w:p>
-    <w:p>
-      <w:pPr>
         <w:pStyle w:val="Heading2"/>
       </w:pPr>
       <w:r>
-        <w:t>cue parse</w:t>
+        <w:t>Tempo Analyzer</w:t>
+      </w:r>
+    </w:p>
+    <w:p>
+      <w:r>
+        <w:t>Derive a human-readable tempo marking from the BPM tag that BPM Analyzer wrote. It performs no analysis of its own: with no BPM tag there is nothing to convert, and the file is skipped.</w:t>
       </w:r>
     </w:p>
     <w:tbl>
@@ -1096,7 +1049,7 @@
                 <w:rFonts w:ascii="Consolas" w:hAnsi="Consolas"/>
                 <w:sz w:val="18"/>
               </w:rPr>
-              <w:t>audiosuite cue parse CUE_FILE [--json]</w:t>
+              <w:t>audiosuite tempo &lt;directory&gt; [--scheme NAME] [--dry] [--json]</w:t>
             </w:r>
           </w:p>
         </w:tc>
@@ -1105,7 +1058,18 @@
     <w:p/>
     <w:p>
       <w:r>
-        <w:t>Text mode prints a compact track table. `--json` emits the full parsed structure including REM comments, ISRC codes, PREGAP/POSTGAP and index timestamps in milliseconds.</w:t>
+        <w:rPr>
+          <w:b/>
+        </w:rPr>
+        <w:t>Options:</w:t>
+      </w:r>
+    </w:p>
+    <w:p>
+      <w:pPr>
+        <w:pStyle w:val="ListBullet"/>
+      </w:pPr>
+      <w:r>
+        <w:t>`--scheme NAME` — tempo naming scheme, e.g. `Italian`, `House`, `Fast Run` (default: Italian)</w:t>
       </w:r>
     </w:p>
     <w:p>
@@ -1137,7 +1101,7 @@
                 <w:rFonts w:ascii="Consolas" w:hAnsi="Consolas"/>
                 <w:sz w:val="18"/>
               </w:rPr>
-              <w:t>audiosuite cue parse "D:\Music\Album\Album.cue"</w:t>
+              <w:t>audiosuite tempo "D:\Music\Library" --dry</w:t>
             </w:r>
             <w:r>
               <w:br/>
@@ -1147,7 +1111,7 @@
                 <w:rFonts w:ascii="Consolas" w:hAnsi="Consolas"/>
                 <w:sz w:val="18"/>
               </w:rPr>
-              <w:t>audiosuite cue parse "D:\Music\Album\Album.cue" --json</w:t>
+              <w:t>audiosuite tempo "D:\Music\Library" --scheme Italian --live --json</w:t>
             </w:r>
           </w:p>
         </w:tc>
@@ -1159,7 +1123,12 @@
         <w:pStyle w:val="Heading2"/>
       </w:pPr>
       <w:r>
-        <w:t>cue generate</w:t>
+        <w:t>Key Detector</w:t>
+      </w:r>
+    </w:p>
+    <w:p>
+      <w:r>
+        <w:t>Detect musical key from a chromagram and write it in each format's native tag (`TKEY` for MP3/WAV/AIFF, `initialkey` for FLAC/OGG/Opus, the `initialkey` atom for M4A/MP4).</w:t>
       </w:r>
     </w:p>
     <w:tbl>
@@ -1183,7 +1152,7 @@
                 <w:rFonts w:ascii="Consolas" w:hAnsi="Consolas"/>
                 <w:sz w:val="18"/>
               </w:rPr>
-              <w:t>audiosuite cue generate TARGET [-o FILE] [--title TEXT] [--artist TEXT] [--json]</w:t>
+              <w:t>audiosuite key &lt;directory&gt; [--duration SEC] [OPTIONS]</w:t>
             </w:r>
           </w:p>
         </w:tc>
@@ -1192,11 +1161,6 @@
     <w:p/>
     <w:p>
       <w:r>
-        <w:t>`TARGET` is a directory of ripped track files or a single audio file. Track numbers, titles and artists are read from embedded tags, falling back to the `NN - Title.ext` filename prefix for untagged files. The sheet is written to `album.cue` next to the input by default. `--json` reports the written path (`cue_path`), the sheet's track count (`tracks`) and the album title (`title`) alongside the shared counters, so a caller can split the sheet it just made without reading it back.</w:t>
-      </w:r>
-    </w:p>
-    <w:p>
-      <w:r>
         <w:rPr>
           <w:b/>
         </w:rPr>
@@ -1208,31 +1172,7 @@
         <w:pStyle w:val="ListBullet"/>
       </w:pPr>
       <w:r>
-        <w:t>`-o, --output FILE` — Destination `.cue` path (default: `album.cue` next to the input)</w:t>
-      </w:r>
-    </w:p>
-    <w:p>
-      <w:pPr>
-        <w:pStyle w:val="ListBullet"/>
-      </w:pPr>
-      <w:r>
-        <w:t>`--title TEXT` — Album title for the generated sheet</w:t>
-      </w:r>
-    </w:p>
-    <w:p>
-      <w:pPr>
-        <w:pStyle w:val="ListBullet"/>
-      </w:pPr>
-      <w:r>
-        <w:t>`--artist TEXT` — Album artist (`PERFORMER`) for the generated sheet</w:t>
-      </w:r>
-    </w:p>
-    <w:p>
-      <w:pPr>
-        <w:pStyle w:val="ListBullet"/>
-      </w:pPr>
-      <w:r>
-        <w:t>`--json` / `--text` — Emit JSON output (default: text)</w:t>
+        <w:t>`--duration SEC` — seconds of audio analysed (default: 30)</w:t>
       </w:r>
     </w:p>
     <w:p>
@@ -1264,7 +1204,7 @@
                 <w:rFonts w:ascii="Consolas" w:hAnsi="Consolas"/>
                 <w:sz w:val="18"/>
               </w:rPr>
-              <w:t>audiosuite cue generate "D:\Music\Album"</w:t>
+              <w:t>audiosuite key "D:\Music\Library" --dry --json</w:t>
             </w:r>
             <w:r>
               <w:br/>
@@ -1274,27 +1214,7 @@
                 <w:rFonts w:ascii="Consolas" w:hAnsi="Consolas"/>
                 <w:sz w:val="18"/>
               </w:rPr>
-              <w:t>audiosuite cue generate "D:\Music\Album" --title "Greatest Hits" --artist "The Band"</w:t>
-            </w:r>
-            <w:r>
-              <w:br/>
-            </w:r>
-            <w:r>
-              <w:rPr>
-                <w:rFonts w:ascii="Consolas" w:hAnsi="Consolas"/>
-                <w:sz w:val="18"/>
-              </w:rPr>
-              <w:t>audiosuite cue generate "D:\Music\Album\01 Song.flac" -o out.cue</w:t>
-            </w:r>
-            <w:r>
-              <w:br/>
-            </w:r>
-            <w:r>
-              <w:rPr>
-                <w:rFonts w:ascii="Consolas" w:hAnsi="Consolas"/>
-                <w:sz w:val="18"/>
-              </w:rPr>
-              <w:t>audiosuite cue generate "D:\Music\Album" --json</w:t>
+              <w:t>audiosuite key "D:\Music\Library" --live --duration 60</w:t>
             </w:r>
           </w:p>
         </w:tc>
@@ -1306,7 +1226,12 @@
         <w:pStyle w:val="Heading2"/>
       </w:pPr>
       <w:r>
-        <w:t>cue split</w:t>
+        <w:t>Mood Analyzer</w:t>
+      </w:r>
+    </w:p>
+    <w:p>
+      <w:r>
+        <w:t>Estimate mood from the audio signal itself - valence and arousal - and tag it. Nothing is read from other tags, so this runs independently of the rest of the chain.</w:t>
       </w:r>
     </w:p>
     <w:tbl>
@@ -1330,7 +1255,7 @@
                 <w:rFonts w:ascii="Consolas" w:hAnsi="Consolas"/>
                 <w:sz w:val="18"/>
               </w:rPr>
-              <w:t>audiosuite cue split CUE_FILE [-o DIR] [--ffmpeg EXE] [--json]</w:t>
+              <w:t>audiosuite mood-analyzer &lt;directory&gt; [--duration SEC] [OPTIONS]</w:t>
             </w:r>
           </w:p>
         </w:tc>
@@ -1339,11 +1264,6 @@
     <w:p/>
     <w:p>
       <w:r>
-        <w:t>Each track is cut losslessly from the image at its `INDEX 01` timestamp and tagged with the sheet's title / performer.</w:t>
-      </w:r>
-    </w:p>
-    <w:p>
-      <w:r>
         <w:rPr>
           <w:b/>
         </w:rPr>
@@ -1355,23 +1275,7 @@
         <w:pStyle w:val="ListBullet"/>
       </w:pPr>
       <w:r>
-        <w:t>`-o, --output-dir DIR` — Destination folder (default: alongside the CUE sheet)</w:t>
-      </w:r>
-    </w:p>
-    <w:p>
-      <w:pPr>
-        <w:pStyle w:val="ListBullet"/>
-      </w:pPr>
-      <w:r>
-        <w:t>`--ffmpeg TEXT` — FFmpeg executable (name on PATH or absolute path)</w:t>
-      </w:r>
-    </w:p>
-    <w:p>
-      <w:pPr>
-        <w:pStyle w:val="ListBullet"/>
-      </w:pPr>
-      <w:r>
-        <w:t>`--json` / `--text` — Emit JSON output</w:t>
+        <w:t>`--duration SEC` — seconds of audio analysed (default: 90)</w:t>
       </w:r>
     </w:p>
     <w:p>
@@ -1403,7 +1307,7 @@
                 <w:rFonts w:ascii="Consolas" w:hAnsi="Consolas"/>
                 <w:sz w:val="18"/>
               </w:rPr>
-              <w:t>audiosuite cue split "D:\Music\Album\Album.cue"</w:t>
+              <w:t>audiosuite mood-analyzer "D:\Music\Album" --dry</w:t>
             </w:r>
             <w:r>
               <w:br/>
@@ -1413,7 +1317,7 @@
                 <w:rFonts w:ascii="Consolas" w:hAnsi="Consolas"/>
                 <w:sz w:val="18"/>
               </w:rPr>
-              <w:t>audiosuite cue split "D:\Music\Album\Album.cue" -o "D:\Music\Album\Tracks"</w:t>
+              <w:t>audiosuite mood-analyzer "D:\Music\Album" --live --json</w:t>
             </w:r>
           </w:p>
         </w:tc>
@@ -1422,15 +1326,15 @@
     <w:p/>
     <w:p>
       <w:pPr>
-        <w:pStyle w:val="Heading1"/>
-      </w:pPr>
-      <w:r>
-        <w:t>Lyrics Manager</w:t>
-      </w:r>
-    </w:p>
-    <w:p>
-      <w:r>
-        <w:t>Fetch synced lyrics from a remote source and embed them into audio files. Files are matched to the lyric source by their artist and title tags; files whose tags are missing or contain "Unknown" are skipped.</w:t>
+        <w:pStyle w:val="Heading2"/>
+      </w:pPr>
+      <w:r>
+        <w:t>Album Art Sync</w:t>
+      </w:r>
+    </w:p>
+    <w:p>
+      <w:r>
+        <w:t>Fetch and embed album artwork from multiple sources (MusicBrainz, Fanart.tv, Deezer, iTunes). Candidates are filtered by album-name fuzzy matching and quality-ranked by resolution, and the best match is embedded without user interaction.</w:t>
       </w:r>
     </w:p>
     <w:tbl>
@@ -1454,7 +1358,7 @@
                 <w:rFonts w:ascii="Consolas" w:hAnsi="Consolas"/>
                 <w:sz w:val="18"/>
               </w:rPr>
-              <w:t>audiosuite lyrics &lt;directory&gt; [--dry] [--json] [--parallel] [--workers N]</w:t>
+              <w:t>audiosuite album-art &lt;directory&gt; [--embed-size N] [--min-dimension N]</w:t>
             </w:r>
             <w:r>
               <w:br/>
@@ -1464,27 +1368,7 @@
                 <w:rFonts w:ascii="Consolas" w:hAnsi="Consolas"/>
                 <w:sz w:val="18"/>
               </w:rPr>
-              <w:t xml:space="preserve">                   [--provider NAME] [--request-timeout SEC]</w:t>
-            </w:r>
-            <w:r>
-              <w:br/>
-            </w:r>
-            <w:r>
-              <w:rPr>
-                <w:rFonts w:ascii="Consolas" w:hAnsi="Consolas"/>
-                <w:sz w:val="18"/>
-              </w:rPr>
-              <w:t xml:space="preserve">                   [--skip-existing/--no-skip-existing]</w:t>
-            </w:r>
-            <w:r>
-              <w:br/>
-            </w:r>
-            <w:r>
-              <w:rPr>
-                <w:rFonts w:ascii="Consolas" w:hAnsi="Consolas"/>
-                <w:sz w:val="18"/>
-              </w:rPr>
-              <w:t xml:space="preserve">                   [--plain-fallback/--no-plain-fallback]</w:t>
+              <w:t xml:space="preserve">    [--match-threshold F] [--purge/--no-purge] [OPTIONS]</w:t>
             </w:r>
           </w:p>
         </w:tc>
@@ -1504,7 +1388,7 @@
         <w:pStyle w:val="ListBullet"/>
       </w:pPr>
       <w:r>
-        <w:t>`--dry` / `--live` — Analyse only, do not write tags (default: live)</w:t>
+        <w:t>`--embed-size N` — Embedded resolution in pixels (default: 800)</w:t>
       </w:r>
     </w:p>
     <w:p>
@@ -1512,7 +1396,7 @@
         <w:pStyle w:val="ListBullet"/>
       </w:pPr>
       <w:r>
-        <w:t>`--json` / `--text` — Output results as JSON (default: text)</w:t>
+        <w:t>`--min-dimension N` — smallest acceptable candidate dimension in pixels; smaller images are rejected (default: 500)</w:t>
       </w:r>
     </w:p>
     <w:p>
@@ -1520,7 +1404,7 @@
         <w:pStyle w:val="ListBullet"/>
       </w:pPr>
       <w:r>
-        <w:t>`--parallel` / `--no-parallel` — Process files in parallel (default: off)</w:t>
+        <w:t>`--match-threshold F` — album-name fuzzy-match threshold, 0.0–1.0 (default: 0.85)</w:t>
       </w:r>
     </w:p>
     <w:p>
@@ -1528,44 +1412,7 @@
         <w:pStyle w:val="ListBullet"/>
       </w:pPr>
       <w:r>
-        <w:t>`--workers N` — Parallel worker count (default: 4)</w:t>
-      </w:r>
-    </w:p>
-    <w:p>
-      <w:pPr>
-        <w:pStyle w:val="ListBullet"/>
-      </w:pPr>
-      <w:r>
-        <w:t>`--provider NAME` — Lyric source provider, e.g. `lrclib` (default: lrclib)</w:t>
-      </w:r>
-    </w:p>
-    <w:p>
-      <w:pPr>
-        <w:pStyle w:val="ListBullet"/>
-      </w:pPr>
-      <w:r>
-        <w:t>`--request-timeout SEC` — Per-request timeout in seconds (default: 10.0)</w:t>
-      </w:r>
-    </w:p>
-    <w:p>
-      <w:pPr>
-        <w:pStyle w:val="ListBullet"/>
-      </w:pPr>
-      <w:r>
-        <w:t>`--skip-existing` / `--no-skip-existing` — Skip files that already contain lyrics (default: skip-existing)</w:t>
-      </w:r>
-    </w:p>
-    <w:p>
-      <w:pPr>
-        <w:pStyle w:val="ListBullet"/>
-      </w:pPr>
-      <w:r>
-        <w:t>`--plain-fallback` / `--no-plain-fallback` — Store unsynced lyrics when no synced lyrics are available (default: plain-fallback)</w:t>
-      </w:r>
-    </w:p>
-    <w:p>
-      <w:r>
-        <w:t>Synced lyrics are embedded as an ID3 `SYLT` frame for MP3/WAV/AIFF and in the `SYNCEDLYRICS` Vorbis comment for FLAC/OGG/Opus. Unsynced lyrics (the fallback) use `USLT` for MP3/WAV/AIFF, `LYRICS` for FLAC/OGG/Opus and `\xa9lyr` for M4A/MP4. Each run records a batch in the undo log so tags can be reverted.</w:t>
+        <w:t>`--purge` / `--no-purge` — Purge hidden thumbnail files (default: purge)</w:t>
       </w:r>
     </w:p>
     <w:p>
@@ -1597,7 +1444,7 @@
                 <w:rFonts w:ascii="Consolas" w:hAnsi="Consolas"/>
                 <w:sz w:val="18"/>
               </w:rPr>
-              <w:t>audiosuite lyrics "D:\Music\Unknown-Arm"</w:t>
+              <w:t>audiosuite album-art "D:\Music\Beatles" --embed-size 1200 --no-purge</w:t>
             </w:r>
             <w:r>
               <w:br/>
@@ -1607,17 +1454,7 @@
                 <w:rFonts w:ascii="Consolas" w:hAnsi="Consolas"/>
                 <w:sz w:val="18"/>
               </w:rPr>
-              <w:t>audiosuite lyrics "D:\Music\Unknown-Arm" --live --parallel --workers 8</w:t>
-            </w:r>
-            <w:r>
-              <w:br/>
-            </w:r>
-            <w:r>
-              <w:rPr>
-                <w:rFonts w:ascii="Consolas" w:hAnsi="Consolas"/>
-                <w:sz w:val="18"/>
-              </w:rPr>
-              <w:t>audiosuite lyrics "D:\Music\Unknown-Arm" --json</w:t>
+              <w:t>audiosuite album-art "D:\Music\Beatles" --dry</w:t>
             </w:r>
           </w:p>
         </w:tc>
@@ -1626,15 +1463,15 @@
     <w:p/>
     <w:p>
       <w:pPr>
-        <w:pStyle w:val="Heading1"/>
-      </w:pPr>
-      <w:r>
-        <w:t>Audio Fingerprinter</w:t>
-      </w:r>
-    </w:p>
-    <w:p>
-      <w:r>
-        <w:t>Generate a Chromaprint fingerprint for every audio file and identify it through AcoustID, optionally enriching the match from the MusicBrainz database. `--musicbrainz` costs one MusicBrainz request per unique recording (plus one per unique release) at MusicBrainz's documented one request per second, so it is off by default.</w:t>
+        <w:pStyle w:val="Heading2"/>
+      </w:pPr>
+      <w:r>
+        <w:t>Lyrics Manager</w:t>
+      </w:r>
+    </w:p>
+    <w:p>
+      <w:r>
+        <w:t>Fetch synced lyrics from a remote source and embed them into audio files. Files are matched to the lyric source by their artist and title tags; files whose tags are missing or contain "Unknown" are skipped.</w:t>
       </w:r>
     </w:p>
     <w:tbl>
@@ -1658,7 +1495,7 @@
                 <w:rFonts w:ascii="Consolas" w:hAnsi="Consolas"/>
                 <w:sz w:val="18"/>
               </w:rPr>
-              <w:t>audiosuite fingerprint &lt;directory&gt; [--lookup/--no-lookup]</w:t>
+              <w:t>audiosuite lyrics &lt;directory&gt; [--provider NAME] [--request-timeout SEC]</w:t>
             </w:r>
             <w:r>
               <w:br/>
@@ -1668,7 +1505,7 @@
                 <w:rFonts w:ascii="Consolas" w:hAnsi="Consolas"/>
                 <w:sz w:val="18"/>
               </w:rPr>
-              <w:t xml:space="preserve">    [--write-tags/--no-write-tags] [--threshold N] [--max-length N]</w:t>
+              <w:t xml:space="preserve">                   [--skip-existing/--no-skip-existing]</w:t>
             </w:r>
             <w:r>
               <w:br/>
@@ -1678,37 +1515,7 @@
                 <w:rFonts w:ascii="Consolas" w:hAnsi="Consolas"/>
                 <w:sz w:val="18"/>
               </w:rPr>
-              <w:t xml:space="preserve">    [--album-mode/--no-album-mode] [--album-min N] [--mbid-region CC]</w:t>
-            </w:r>
-            <w:r>
-              <w:br/>
-            </w:r>
-            <w:r>
-              <w:rPr>
-                <w:rFonts w:ascii="Consolas" w:hAnsi="Consolas"/>
-                <w:sz w:val="18"/>
-              </w:rPr>
-              <w:t xml:space="preserve">    [--musicbrainz/--no-musicbrainz] [--write-isrc/--no-write-isrc]</w:t>
-            </w:r>
-            <w:r>
-              <w:br/>
-            </w:r>
-            <w:r>
-              <w:rPr>
-                <w:rFonts w:ascii="Consolas" w:hAnsi="Consolas"/>
-                <w:sz w:val="18"/>
-              </w:rPr>
-              <w:t xml:space="preserve">    [--submit-isrc/--no-submit-isrc] [--mb-auth oauth|app-token]</w:t>
-            </w:r>
-            <w:r>
-              <w:br/>
-            </w:r>
-            <w:r>
-              <w:rPr>
-                <w:rFonts w:ascii="Consolas" w:hAnsi="Consolas"/>
-                <w:sz w:val="18"/>
-              </w:rPr>
-              <w:t xml:space="preserve">    [--mb-user USER] [--json] [--dry]</w:t>
+              <w:t xml:space="preserve">                   [--plain-fallback/--no-plain-fallback] [OPTIONS]</w:t>
             </w:r>
           </w:p>
         </w:tc>
@@ -1716,11 +1523,19 @@
     </w:tbl>
     <w:p/>
     <w:p>
+      <w:r>
+        <w:rPr>
+          <w:b/>
+        </w:rPr>
+        <w:t>Options:</w:t>
+      </w:r>
+    </w:p>
+    <w:p>
       <w:pPr>
         <w:pStyle w:val="ListBullet"/>
       </w:pPr>
       <w:r>
-        <w:t>`--lookup` (default: on) — query AcoustID for each fingerprint. Without an API key the command exits instead of silently fingerprinting only.</w:t>
+        <w:t>`--provider NAME` — lyric source: `lrclib` or `sidecar` (default: lrclib)</w:t>
       </w:r>
     </w:p>
     <w:p>
@@ -1728,7 +1543,7 @@
         <w:pStyle w:val="ListBullet"/>
       </w:pPr>
       <w:r>
-        <w:t>`--write-tags` (default: off) — write the AcoustID fingerprint/id tags. Requires live mode.</w:t>
+        <w:t>`--request-timeout SEC` — per-request timeout in seconds (default: 10.0)</w:t>
       </w:r>
     </w:p>
     <w:p>
@@ -1736,7 +1551,7 @@
         <w:pStyle w:val="ListBullet"/>
       </w:pPr>
       <w:r>
-        <w:t>`--threshold N` — minimum AcoustID score, 0.0-1.0 (default: 0.5).</w:t>
+        <w:t>`--skip-existing` / `--no-skip-existing` — Skip files that already contain lyrics (default: skip-existing)</w:t>
       </w:r>
     </w:p>
     <w:p>
@@ -1744,71 +1559,12 @@
         <w:pStyle w:val="ListBullet"/>
       </w:pPr>
       <w:r>
-        <w:t>`--max-length N` — seconds of audio passed to `fpcalc` (default: 120).</w:t>
-      </w:r>
-    </w:p>
-    <w:p>
-      <w:pPr>
-        <w:pStyle w:val="ListBullet"/>
-      </w:pPr>
-      <w:r>
-        <w:t>`--album-mode` (default: off) — cluster a folder's lookups by release group and tag only when the album is decided; ambiguous albums stay untagged.</w:t>
-      </w:r>
-    </w:p>
-    <w:p>
-      <w:pPr>
-        <w:pStyle w:val="ListBullet"/>
-      </w:pPr>
-      <w:r>
-        <w:t>`--album-min N` — votes needed to form an album cluster (default: 3).</w:t>
-      </w:r>
-    </w:p>
-    <w:p>
-      <w:pPr>
-        <w:pStyle w:val="ListBullet"/>
-      </w:pPr>
-      <w:r>
-        <w:t>`--mbid-region CC` — preferred release country (ISO 3166-1 alpha-2) used only to break a tie between otherwise identical releases.</w:t>
-      </w:r>
-    </w:p>
-    <w:p>
-      <w:pPr>
-        <w:pStyle w:val="ListBullet"/>
-      </w:pPr>
-      <w:r>
-        <w:t>`--musicbrainz` (default: off) — look the matched recording up in MusicBrainz: retrieve its ISRCs and release facts (date, label, country), and let MusicBrainz break an AcoustID near-tie the file's own tags could not settle. A lookup failure never fails a file; it degrades to the AcoustID-only result and says so in the message.</w:t>
-      </w:r>
-    </w:p>
-    <w:p>
-      <w:pPr>
-        <w:pStyle w:val="ListBullet"/>
-      </w:pPr>
-      <w:r>
-        <w:t>`--write-isrc` (default: off) — write the retrieved ISRCs, in the format's native convention (`TSRC` for MP3/WAV/AIFF/DSF, `----:com.apple.iTunes:ISRC` for M4A/MP4, an `ISRC` comment/item for FLAC/OGG/Opus/WV/APE/MPC). Requires `--musicbrainz`, `--write-tags` and live mode.</w:t>
-      </w:r>
-    </w:p>
-    <w:p>
-      <w:pPr>
-        <w:pStyle w:val="ListBullet"/>
-      </w:pPr>
-      <w:r>
-        <w:t>`--submit-isrc` (default: off) — submit the ISRCs the files' own tags carry to MusicBrainz for their matched recording, skipping codes already registered. Requires `--musicbrainz` (the recording lookup is what identifies the known codes). In dry mode the exact XML payload is printed and nothing is posted; live mode needs a token from `MUSICBRAINZ_TOKEN` or the encrypted store. The token is never accepted as a flag: argv is visible in process listings and shell history.</w:t>
-      </w:r>
-    </w:p>
-    <w:p>
-      <w:pPr>
-        <w:pStyle w:val="ListBullet"/>
-      </w:pPr>
-      <w:r>
-        <w:t>`--mb-auth oauth|app-token` (default: `oauth`) — how the submission is authenticated. `oauth` sends the token as a bearer token (scope `submit_isrc`); `app-token` uses a legacy application token over HTTP Digest, which MusicBrainz has deprecated.</w:t>
-      </w:r>
-    </w:p>
-    <w:p>
-      <w:pPr>
-        <w:pStyle w:val="ListBullet"/>
-      </w:pPr>
-      <w:r>
-        <w:t>`--mb-user USER` — MusicBrainz account name, required only by `--mb-auth app-token` (digest sends both a username and the token).</w:t>
+        <w:t>`--plain-fallback` / `--no-plain-fallback` — Store unsynced lyrics when no synced lyrics are available (default: plain-fallback)</w:t>
+      </w:r>
+    </w:p>
+    <w:p>
+      <w:r>
+        <w:t>Synced lyrics are embedded as an ID3 `SYLT` frame for MP3/WAV/AIFF and in the `SYNCEDLYRICS` Vorbis comment for FLAC/OGG/Opus. Unsynced lyrics (the fallback) use `USLT` for MP3/WAV/AIFF, `LYRICS` for FLAC/OGG/Opus and `©lyr` for M4A/MP4. Each run records a batch in the undo log so tags can be reverted.</w:t>
       </w:r>
     </w:p>
     <w:p>
@@ -1840,7 +1596,7 @@
                 <w:rFonts w:ascii="Consolas" w:hAnsi="Consolas"/>
                 <w:sz w:val="18"/>
               </w:rPr>
-              <w:t>audiosuite fingerprint "D:\Music\Unknown-Arm" --dry</w:t>
+              <w:t>audiosuite lyrics "D:\Music\Unknown-Arm"</w:t>
             </w:r>
             <w:r>
               <w:br/>
@@ -1850,7 +1606,7 @@
                 <w:rFonts w:ascii="Consolas" w:hAnsi="Consolas"/>
                 <w:sz w:val="18"/>
               </w:rPr>
-              <w:t>audiosuite fingerprint "D:\Music\Unknown-Arm" --live --write-tags --musicbrainz</w:t>
+              <w:t>audiosuite lyrics "D:\Music\Unknown-Arm" --live --parallel --workers 8</w:t>
             </w:r>
             <w:r>
               <w:br/>
@@ -1860,27 +1616,7 @@
                 <w:rFonts w:ascii="Consolas" w:hAnsi="Consolas"/>
                 <w:sz w:val="18"/>
               </w:rPr>
-              <w:t>audiosuite fingerprint "D:\Music\Unknown-Arm" --live --write-tags --musicbrainz --write-isrc --json</w:t>
-            </w:r>
-            <w:r>
-              <w:br/>
-            </w:r>
-            <w:r>
-              <w:rPr>
-                <w:rFonts w:ascii="Consolas" w:hAnsi="Consolas"/>
-                <w:sz w:val="18"/>
-              </w:rPr>
-              <w:t>audiosuite fingerprint "D:\Music\Ripped-CD" --musicbrainz --submit-isrc --dry</w:t>
-            </w:r>
-            <w:r>
-              <w:br/>
-            </w:r>
-            <w:r>
-              <w:rPr>
-                <w:rFonts w:ascii="Consolas" w:hAnsi="Consolas"/>
-                <w:sz w:val="18"/>
-              </w:rPr>
-              <w:t>audiosuite fingerprint "D:\Music\Ripped-CD" --musicbrainz --submit-isrc --live</w:t>
+              <w:t>audiosuite lyrics "D:\Music\Unknown-Arm" --provider sidecar --json</w:t>
             </w:r>
           </w:p>
         </w:tc>
@@ -1892,7 +1628,3437 @@
         <w:pStyle w:val="Heading1"/>
       </w:pPr>
       <w:r>
+        <w:t>REFINERY command</w:t>
+      </w:r>
+    </w:p>
+    <w:p>
+      <w:pPr>
+        <w:pStyle w:val="Heading2"/>
+      </w:pPr>
+      <w:r>
+        <w:t>Audio Refinery</w:t>
+      </w:r>
+    </w:p>
+    <w:p>
+      <w:r>
+        <w:t>Run the single-pass Refinery pipeline. Stages are selected with the `--stages` comma-separated list (order is fixed), and each stage's own tool is also available standalone - `declick`, `silence-trim`, `reduce`, `enhance` and `normalise` below run exactly the same processors.</w:t>
+      </w:r>
+    </w:p>
+    <w:tbl>
+      <w:tblPr>
+        <w:tblStyle w:val="TableGrid"/>
+        <w:tblW w:type="auto" w:w="0"/>
+        <w:tblLook w:firstColumn="1" w:firstRow="1" w:lastColumn="0" w:lastRow="0" w:noHBand="0" w:noVBand="1" w:val="04A0"/>
+      </w:tblPr>
+      <w:tblGrid>
+        <w:gridCol w:w="8640"/>
+      </w:tblGrid>
+      <w:tr>
+        <w:tc>
+          <w:tcPr>
+            <w:tcW w:type="dxa" w:w="8640"/>
+            <w:shd w:val="clear" w:color="auto" w:fill="F2F2F2"/>
+          </w:tcPr>
+          <w:p>
+            <w:r>
+              <w:rPr>
+                <w:rFonts w:ascii="Consolas" w:hAnsi="Consolas"/>
+                <w:sz w:val="18"/>
+              </w:rPr>
+              <w:t>audiosuite refine &lt;directory&gt; [--stages LIST] [OPTIONS]</w:t>
+            </w:r>
+          </w:p>
+        </w:tc>
+      </w:tr>
+    </w:tbl>
+    <w:p/>
+    <w:p>
+      <w:r>
+        <w:rPr>
+          <w:b/>
+        </w:rPr>
+        <w:t>Options:</w:t>
+      </w:r>
+    </w:p>
+    <w:p>
+      <w:pPr>
+        <w:pStyle w:val="ListBullet"/>
+      </w:pPr>
+      <w:r>
+        <w:t>`--dry` / `--live` — Simulate the selected stages and report, or write the results (default: live)</w:t>
+      </w:r>
+    </w:p>
+    <w:p>
+      <w:pPr>
+        <w:pStyle w:val="ListBullet"/>
+      </w:pPr>
+      <w:r>
+        <w:t>`--stages LIST` — Comma-separated stages to run: `declick`, `trim`, `reduce_noise`, `enhance`, `normalise` (default: declick,trim,enhance,normalise)</w:t>
+      </w:r>
+    </w:p>
+    <w:p>
+      <w:pPr>
+        <w:pStyle w:val="ListBullet"/>
+      </w:pPr>
+      <w:r>
+        <w:t>`--output DIR` — Output directory (default: source dir)</w:t>
+      </w:r>
+    </w:p>
+    <w:p>
+      <w:pPr>
+        <w:pStyle w:val="ListBullet"/>
+      </w:pPr>
+      <w:r>
+        <w:t>`--sensitivity F` — Declick sensitivity (default: 0.31)</w:t>
+      </w:r>
+    </w:p>
+    <w:p>
+      <w:pPr>
+        <w:pStyle w:val="ListBullet"/>
+      </w:pPr>
+      <w:r>
+        <w:t>`--width N` — Declick max defect width in ms (default: 2)</w:t>
+      </w:r>
+    </w:p>
+    <w:p>
+      <w:pPr>
+        <w:pStyle w:val="ListBullet"/>
+      </w:pPr>
+      <w:r>
+        <w:t>`--threshold DB` — Trim silence threshold dBFS (default: -50)</w:t>
+      </w:r>
+    </w:p>
+    <w:p>
+      <w:pPr>
+        <w:pStyle w:val="ListBullet"/>
+      </w:pPr>
+      <w:r>
+        <w:t>`--fade` / `--no-fade` — Apply fade in/out during the trim stage (default: no-fade)</w:t>
+      </w:r>
+    </w:p>
+    <w:p>
+      <w:pPr>
+        <w:pStyle w:val="ListBullet"/>
+      </w:pPr>
+      <w:r>
+        <w:t>`--fade-in MS` — Fade-in length (default: 500)</w:t>
+      </w:r>
+    </w:p>
+    <w:p>
+      <w:pPr>
+        <w:pStyle w:val="ListBullet"/>
+      </w:pPr>
+      <w:r>
+        <w:t>`--fade-out MS` — Fade-out length (default: 1000)</w:t>
+      </w:r>
+    </w:p>
+    <w:p>
+      <w:pPr>
+        <w:pStyle w:val="ListBullet"/>
+      </w:pPr>
+      <w:r>
+        <w:t>`--reduce-hum` — Enable hum removal via notch filtering</w:t>
+      </w:r>
+    </w:p>
+    <w:p>
+      <w:pPr>
+        <w:pStyle w:val="ListBullet"/>
+      </w:pPr>
+      <w:r>
+        <w:t>`--hum-frequency [50|60]` — Mains frequency in Hz (default: 60)</w:t>
+      </w:r>
+    </w:p>
+    <w:p>
+      <w:pPr>
+        <w:pStyle w:val="ListBullet"/>
+      </w:pPr>
+      <w:r>
+        <w:t>`--hum-harmonics N` — Harmonics to filter, 1–20 (default: 8)</w:t>
+      </w:r>
+    </w:p>
+    <w:p>
+      <w:pPr>
+        <w:pStyle w:val="ListBullet"/>
+      </w:pPr>
+      <w:r>
+        <w:t>`--hum-quality Q` — Notch Q factor, 1–100 (default: 30)</w:t>
+      </w:r>
+    </w:p>
+    <w:p>
+      <w:pPr>
+        <w:pStyle w:val="ListBullet"/>
+      </w:pPr>
+      <w:r>
+        <w:t>`--reduce-broadband` — Enable broadband noise reduction</w:t>
+      </w:r>
+    </w:p>
+    <w:p>
+      <w:pPr>
+        <w:pStyle w:val="ListBullet"/>
+      </w:pPr>
+      <w:r>
+        <w:t>`--noise-start MS` — Noise profile start in ms (default: 0)</w:t>
+      </w:r>
+    </w:p>
+    <w:p>
+      <w:pPr>
+        <w:pStyle w:val="ListBullet"/>
+      </w:pPr>
+      <w:r>
+        <w:t>`--noise-end MS` — Noise profile end in ms (default: 500)</w:t>
+      </w:r>
+    </w:p>
+    <w:p>
+      <w:pPr>
+        <w:pStyle w:val="ListBullet"/>
+      </w:pPr>
+      <w:r>
+        <w:t>`--gate-threshold DB` — Gate threshold above the noise floor in dB (default: 3.0)</w:t>
+      </w:r>
+    </w:p>
+    <w:p>
+      <w:pPr>
+        <w:pStyle w:val="ListBullet"/>
+      </w:pPr>
+      <w:r>
+        <w:t>`--preset NAME` — Enhancement preset: Mild, Moderate, Aggressive, Custom (default: Moderate)</w:t>
+      </w:r>
+    </w:p>
+    <w:p>
+      <w:pPr>
+        <w:pStyle w:val="ListBullet"/>
+      </w:pPr>
+      <w:r>
+        <w:t>`--karaoke` / `--no-karaoke` — Remove centre-panned content (lead vocals) (default: no-karaoke)</w:t>
+      </w:r>
+    </w:p>
+    <w:p>
+      <w:pPr>
+        <w:pStyle w:val="ListBullet"/>
+      </w:pPr>
+      <w:r>
+        <w:t>`--karaoke-strength F` — Karaoke removal strength, 0.0–1.0 (default: 1.0)</w:t>
+      </w:r>
+    </w:p>
+    <w:p>
+      <w:pPr>
+        <w:pStyle w:val="ListBullet"/>
+      </w:pPr>
+      <w:r>
+        <w:t>`--reverse` — Reverse the audio (default: off)</w:t>
+      </w:r>
+    </w:p>
+    <w:p>
+      <w:pPr>
+        <w:pStyle w:val="ListBullet"/>
+      </w:pPr>
+      <w:r>
+        <w:t>`--phaser` — Apply a phaser effect (default: off)</w:t>
+      </w:r>
+    </w:p>
+    <w:p>
+      <w:pPr>
+        <w:pStyle w:val="ListBullet"/>
+      </w:pPr>
+      <w:r>
+        <w:t>`--flanger` — Apply a flanger effect (default: off)</w:t>
+      </w:r>
+    </w:p>
+    <w:p>
+      <w:pPr>
+        <w:pStyle w:val="ListBullet"/>
+      </w:pPr>
+      <w:r>
+        <w:t>`--chorus` — Apply a chorus effect (default: off)</w:t>
+      </w:r>
+    </w:p>
+    <w:p>
+      <w:pPr>
+        <w:pStyle w:val="ListBullet"/>
+      </w:pPr>
+      <w:r>
+        <w:t>`--target-lufs LUFS` — Normalisation target, one of `-12`, `-14`, `-16`, `-18`, `-23` (default: -16.0)</w:t>
+      </w:r>
+    </w:p>
+    <w:p>
+      <w:pPr>
+        <w:pStyle w:val="ListBullet"/>
+      </w:pPr>
+      <w:r>
+        <w:t>`--tolerance DB` — Normalisation tolerance (default: 0.5)</w:t>
+      </w:r>
+    </w:p>
+    <w:p>
+      <w:r>
+        <w:rPr>
+          <w:b/>
+        </w:rPr>
+        <w:t>Examples:</w:t>
+      </w:r>
+    </w:p>
+    <w:tbl>
+      <w:tblPr>
+        <w:tblStyle w:val="TableGrid"/>
+        <w:tblW w:type="auto" w:w="0"/>
+        <w:tblLook w:firstColumn="1" w:firstRow="1" w:lastColumn="0" w:lastRow="0" w:noHBand="0" w:noVBand="1" w:val="04A0"/>
+      </w:tblPr>
+      <w:tblGrid>
+        <w:gridCol w:w="8640"/>
+      </w:tblGrid>
+      <w:tr>
+        <w:tc>
+          <w:tcPr>
+            <w:tcW w:type="dxa" w:w="8640"/>
+            <w:shd w:val="clear" w:color="auto" w:fill="F2F2F2"/>
+          </w:tcPr>
+          <w:p>
+            <w:r>
+              <w:rPr>
+                <w:rFonts w:ascii="Consolas" w:hAnsi="Consolas"/>
+                <w:sz w:val="18"/>
+              </w:rPr>
+              <w:t>audiosuite refine "D:\Music" --stages declick,trim,reduce_noise,enhance,normalise</w:t>
+            </w:r>
+            <w:r>
+              <w:br/>
+            </w:r>
+            <w:r>
+              <w:rPr>
+                <w:rFonts w:ascii="Consolas" w:hAnsi="Consolas"/>
+                <w:sz w:val="18"/>
+              </w:rPr>
+              <w:t>audiosuite refine "D:\Music" --stages reduce_noise --reduce-hum --hum-frequency 50 --dry</w:t>
+            </w:r>
+            <w:r>
+              <w:br/>
+            </w:r>
+            <w:r>
+              <w:rPr>
+                <w:rFonts w:ascii="Consolas" w:hAnsi="Consolas"/>
+                <w:sz w:val="18"/>
+              </w:rPr>
+              <w:t>audiosuite refine "D:\Music" --stages trim,normalise --fade --fade-in 250</w:t>
+            </w:r>
+          </w:p>
+        </w:tc>
+      </w:tr>
+    </w:tbl>
+    <w:p/>
+    <w:p>
+      <w:pPr>
+        <w:pStyle w:val="Heading1"/>
+      </w:pPr>
+      <w:r>
+        <w:t>UTIL commands</w:t>
+      </w:r>
+    </w:p>
+    <w:p>
+      <w:r>
+        <w:t>Conversion, extraction, ripping, single-purpose audio processing and library maintenance. The audio-altering commands here are the standalone forms of the Refinery stages, plus tools the pipeline does not contain.</w:t>
+      </w:r>
+    </w:p>
+    <w:p>
+      <w:pPr>
+        <w:pStyle w:val="Heading2"/>
+      </w:pPr>
+      <w:r>
+        <w:t>Music Format Converter</w:t>
+      </w:r>
+    </w:p>
+    <w:p>
+      <w:r>
+        <w:t>Convert audio files between formats, with format-specific quality, sample rate and bit depth.</w:t>
+      </w:r>
+    </w:p>
+    <w:tbl>
+      <w:tblPr>
+        <w:tblStyle w:val="TableGrid"/>
+        <w:tblW w:type="auto" w:w="0"/>
+        <w:tblLook w:firstColumn="1" w:firstRow="1" w:lastColumn="0" w:lastRow="0" w:noHBand="0" w:noVBand="1" w:val="04A0"/>
+      </w:tblPr>
+      <w:tblGrid>
+        <w:gridCol w:w="8640"/>
+      </w:tblGrid>
+      <w:tr>
+        <w:tc>
+          <w:tcPr>
+            <w:tcW w:type="dxa" w:w="8640"/>
+            <w:shd w:val="clear" w:color="auto" w:fill="F2F2F2"/>
+          </w:tcPr>
+          <w:p>
+            <w:r>
+              <w:rPr>
+                <w:rFonts w:ascii="Consolas" w:hAnsi="Consolas"/>
+                <w:sz w:val="18"/>
+              </w:rPr>
+              <w:t>audiosuite convert &lt;directory&gt; [--format FMT] [--quality Q] [--sample-rate HZ]</w:t>
+            </w:r>
+            <w:r>
+              <w:br/>
+            </w:r>
+            <w:r>
+              <w:rPr>
+                <w:rFonts w:ascii="Consolas" w:hAnsi="Consolas"/>
+                <w:sz w:val="18"/>
+              </w:rPr>
+              <w:t xml:space="preserve">    [--bit-depth BITS] [--output-dir DIR] [OPTIONS]</w:t>
+            </w:r>
+          </w:p>
+        </w:tc>
+      </w:tr>
+    </w:tbl>
+    <w:p/>
+    <w:p>
+      <w:r>
+        <w:rPr>
+          <w:b/>
+        </w:rPr>
+        <w:t>Options:</w:t>
+      </w:r>
+    </w:p>
+    <w:p>
+      <w:pPr>
+        <w:pStyle w:val="ListBullet"/>
+      </w:pPr>
+      <w:r>
+        <w:t>`--dry` / `--live` — List the files that would be converted, or convert them (default: live)</w:t>
+      </w:r>
+    </w:p>
+    <w:p>
+      <w:pPr>
+        <w:pStyle w:val="ListBullet"/>
+      </w:pPr>
+      <w:r>
+        <w:t>`--format FMT` — output format (default: flac)</w:t>
+      </w:r>
+    </w:p>
+    <w:p>
+      <w:pPr>
+        <w:pStyle w:val="ListBullet"/>
+      </w:pPr>
+      <w:r>
+        <w:t>`--quality Q` — `highest`, `high`, `medium`, `low`, or a numeric 0–10 (default: highest)</w:t>
+      </w:r>
+    </w:p>
+    <w:p>
+      <w:pPr>
+        <w:pStyle w:val="ListBullet"/>
+      </w:pPr>
+      <w:r>
+        <w:t>`--sample-rate [source|44100|48000|88200|96000|176400|192000]` — output sample rate; `source` keeps the input's rate (default: source)</w:t>
+      </w:r>
+    </w:p>
+    <w:p>
+      <w:pPr>
+        <w:pStyle w:val="ListBullet"/>
+      </w:pPr>
+      <w:r>
+        <w:t>`--bit-depth [auto|16|24|32|float]` — bit depth for WAV output; `auto` preserves the source depth (default: auto)</w:t>
+      </w:r>
+    </w:p>
+    <w:p>
+      <w:pPr>
+        <w:pStyle w:val="ListBullet"/>
+      </w:pPr>
+      <w:r>
+        <w:t>`--output-dir DIR` — output directory</w:t>
+      </w:r>
+    </w:p>
+    <w:p>
+      <w:pPr>
+        <w:pStyle w:val="ListBullet"/>
+      </w:pPr>
+      <w:r>
+        <w:t>`--normalize-mp3` / `--no-normalize-mp3` — losslessly adjust MP3 output to a target loudness (default: off)</w:t>
+      </w:r>
+    </w:p>
+    <w:p>
+      <w:pPr>
+        <w:pStyle w:val="ListBullet"/>
+      </w:pPr>
+      <w:r>
+        <w:t>`--target-lufs LUFS` — target integrated loudness when `--normalize-mp3` is set (default: -16.0)</w:t>
+      </w:r>
+    </w:p>
+    <w:p>
+      <w:pPr>
+        <w:pStyle w:val="ListBullet"/>
+      </w:pPr>
+      <w:r>
+        <w:t>`--delete-originals` / `--keep-originals` — remove the source file after a successful conversion (default: keep)</w:t>
+      </w:r>
+    </w:p>
+    <w:p>
+      <w:pPr>
+        <w:pStyle w:val="ListBullet"/>
+      </w:pPr>
+      <w:r>
+        <w:t>`--dither` / `--no-dither` — TPDF dither when the output depth is lower than the source, WAV/AIFF only (default: on)</w:t>
+      </w:r>
+    </w:p>
+    <w:p>
+      <w:pPr>
+        <w:pStyle w:val="ListBullet"/>
+      </w:pPr>
+      <w:r>
+        <w:t>`--preset NAME` — load settings from a saved preset</w:t>
+      </w:r>
+    </w:p>
+    <w:p>
+      <w:r>
+        <w:rPr>
+          <w:b/>
+        </w:rPr>
+        <w:t>Examples:</w:t>
+      </w:r>
+    </w:p>
+    <w:tbl>
+      <w:tblPr>
+        <w:tblStyle w:val="TableGrid"/>
+        <w:tblW w:type="auto" w:w="0"/>
+        <w:tblLook w:firstColumn="1" w:firstRow="1" w:lastColumn="0" w:lastRow="0" w:noHBand="0" w:noVBand="1" w:val="04A0"/>
+      </w:tblPr>
+      <w:tblGrid>
+        <w:gridCol w:w="8640"/>
+      </w:tblGrid>
+      <w:tr>
+        <w:tc>
+          <w:tcPr>
+            <w:tcW w:type="dxa" w:w="8640"/>
+            <w:shd w:val="clear" w:color="auto" w:fill="F2F2F2"/>
+          </w:tcPr>
+          <w:p>
+            <w:r>
+              <w:rPr>
+                <w:rFonts w:ascii="Consolas" w:hAnsi="Consolas"/>
+                <w:sz w:val="18"/>
+              </w:rPr>
+              <w:t>audiosuite convert "D:\Music\WAV" --format flac --output-dir "D:\Music\FLAC" --dry</w:t>
+            </w:r>
+            <w:r>
+              <w:br/>
+            </w:r>
+            <w:r>
+              <w:rPr>
+                <w:rFonts w:ascii="Consolas" w:hAnsi="Consolas"/>
+                <w:sz w:val="18"/>
+              </w:rPr>
+              <w:t>audiosuite convert "D:\Music\FLAC" --format mp3 --quality high --normalize-mp3</w:t>
+            </w:r>
+            <w:r>
+              <w:br/>
+            </w:r>
+            <w:r>
+              <w:rPr>
+                <w:rFonts w:ascii="Consolas" w:hAnsi="Consolas"/>
+                <w:sz w:val="18"/>
+              </w:rPr>
+              <w:t>audiosuite convert "D:\Music\WAV" --format flac --bit-depth 24 --sample-rate 96000 --json</w:t>
+            </w:r>
+          </w:p>
+        </w:tc>
+      </w:tr>
+    </w:tbl>
+    <w:p/>
+    <w:p>
+      <w:pPr>
+        <w:pStyle w:val="Heading2"/>
+      </w:pPr>
+      <w:r>
+        <w:t>ASX Playlist Extractor</w:t>
+      </w:r>
+    </w:p>
+    <w:p>
+      <w:r>
+        <w:t>Extract audio files from ASX playlists.</w:t>
+      </w:r>
+    </w:p>
+    <w:tbl>
+      <w:tblPr>
+        <w:tblStyle w:val="TableGrid"/>
+        <w:tblW w:type="auto" w:w="0"/>
+        <w:tblLook w:firstColumn="1" w:firstRow="1" w:lastColumn="0" w:lastRow="0" w:noHBand="0" w:noVBand="1" w:val="04A0"/>
+      </w:tblPr>
+      <w:tblGrid>
+        <w:gridCol w:w="8640"/>
+      </w:tblGrid>
+      <w:tr>
+        <w:tc>
+          <w:tcPr>
+            <w:tcW w:type="dxa" w:w="8640"/>
+            <w:shd w:val="clear" w:color="auto" w:fill="F2F2F2"/>
+          </w:tcPr>
+          <w:p>
+            <w:r>
+              <w:rPr>
+                <w:rFonts w:ascii="Consolas" w:hAnsi="Consolas"/>
+                <w:sz w:val="18"/>
+              </w:rPr>
+              <w:t>audiosuite asx-extract &lt;directory&gt; [--dry] [--json]</w:t>
+            </w:r>
+          </w:p>
+        </w:tc>
+      </w:tr>
+    </w:tbl>
+    <w:p/>
+    <w:p>
+      <w:r>
+        <w:rPr>
+          <w:b/>
+        </w:rPr>
+        <w:t>Examples:</w:t>
+      </w:r>
+    </w:p>
+    <w:tbl>
+      <w:tblPr>
+        <w:tblStyle w:val="TableGrid"/>
+        <w:tblW w:type="auto" w:w="0"/>
+        <w:tblLook w:firstColumn="1" w:firstRow="1" w:lastColumn="0" w:lastRow="0" w:noHBand="0" w:noVBand="1" w:val="04A0"/>
+      </w:tblPr>
+      <w:tblGrid>
+        <w:gridCol w:w="8640"/>
+      </w:tblGrid>
+      <w:tr>
+        <w:tc>
+          <w:tcPr>
+            <w:tcW w:type="dxa" w:w="8640"/>
+            <w:shd w:val="clear" w:color="auto" w:fill="F2F2F2"/>
+          </w:tcPr>
+          <w:p>
+            <w:r>
+              <w:rPr>
+                <w:rFonts w:ascii="Consolas" w:hAnsi="Consolas"/>
+                <w:sz w:val="18"/>
+              </w:rPr>
+              <w:t>audiosuite asx-extract "D:\Playlists" --dry</w:t>
+            </w:r>
+            <w:r>
+              <w:br/>
+            </w:r>
+            <w:r>
+              <w:rPr>
+                <w:rFonts w:ascii="Consolas" w:hAnsi="Consolas"/>
+                <w:sz w:val="18"/>
+              </w:rPr>
+              <w:t>audiosuite asx-extract "D:\Playlists" --json</w:t>
+            </w:r>
+          </w:p>
+        </w:tc>
+      </w:tr>
+    </w:tbl>
+    <w:p/>
+    <w:p>
+      <w:pPr>
+        <w:pStyle w:val="Heading2"/>
+      </w:pPr>
+      <w:r>
+        <w:t>Album Art Normalizer</w:t>
+      </w:r>
+    </w:p>
+    <w:p>
+      <w:r>
+        <w:t>Normalise embedded album artwork - resize it to one consistent dimension - in MP3, FLAC, OGG, Opus, M4A, MP4, WAV, AIFF and AIF files.</w:t>
+      </w:r>
+    </w:p>
+    <w:tbl>
+      <w:tblPr>
+        <w:tblStyle w:val="TableGrid"/>
+        <w:tblW w:type="auto" w:w="0"/>
+        <w:tblLook w:firstColumn="1" w:firstRow="1" w:lastColumn="0" w:lastRow="0" w:noHBand="0" w:noVBand="1" w:val="04A0"/>
+      </w:tblPr>
+      <w:tblGrid>
+        <w:gridCol w:w="8640"/>
+      </w:tblGrid>
+      <w:tr>
+        <w:tc>
+          <w:tcPr>
+            <w:tcW w:type="dxa" w:w="8640"/>
+            <w:shd w:val="clear" w:color="auto" w:fill="F2F2F2"/>
+          </w:tcPr>
+          <w:p>
+            <w:r>
+              <w:rPr>
+                <w:rFonts w:ascii="Consolas" w:hAnsi="Consolas"/>
+                <w:sz w:val="18"/>
+              </w:rPr>
+              <w:t>audiosuite artnormalize &lt;directory&gt; [--size N] [--dry] [--json]</w:t>
+            </w:r>
+          </w:p>
+        </w:tc>
+      </w:tr>
+    </w:tbl>
+    <w:p/>
+    <w:p>
+      <w:r>
+        <w:rPr>
+          <w:b/>
+        </w:rPr>
+        <w:t>Options:</w:t>
+      </w:r>
+    </w:p>
+    <w:p>
+      <w:pPr>
+        <w:pStyle w:val="ListBullet"/>
+      </w:pPr>
+      <w:r>
+        <w:t>`--size N` — embedded image size in pixels (default: 800)</w:t>
+      </w:r>
+    </w:p>
+    <w:p>
+      <w:r>
+        <w:rPr>
+          <w:b/>
+        </w:rPr>
+        <w:t>Examples:</w:t>
+      </w:r>
+    </w:p>
+    <w:tbl>
+      <w:tblPr>
+        <w:tblStyle w:val="TableGrid"/>
+        <w:tblW w:type="auto" w:w="0"/>
+        <w:tblLook w:firstColumn="1" w:firstRow="1" w:lastColumn="0" w:lastRow="0" w:noHBand="0" w:noVBand="1" w:val="04A0"/>
+      </w:tblPr>
+      <w:tblGrid>
+        <w:gridCol w:w="8640"/>
+      </w:tblGrid>
+      <w:tr>
+        <w:tc>
+          <w:tcPr>
+            <w:tcW w:type="dxa" w:w="8640"/>
+            <w:shd w:val="clear" w:color="auto" w:fill="F2F2F2"/>
+          </w:tcPr>
+          <w:p>
+            <w:r>
+              <w:rPr>
+                <w:rFonts w:ascii="Consolas" w:hAnsi="Consolas"/>
+                <w:sz w:val="18"/>
+              </w:rPr>
+              <w:t>audiosuite artnormalize "D:\Music\Library" --size 1000 --dry</w:t>
+            </w:r>
+            <w:r>
+              <w:br/>
+            </w:r>
+            <w:r>
+              <w:rPr>
+                <w:rFonts w:ascii="Consolas" w:hAnsi="Consolas"/>
+                <w:sz w:val="18"/>
+              </w:rPr>
+              <w:t>audiosuite artnormalize "D:\Music\Library" --json</w:t>
+            </w:r>
+          </w:p>
+        </w:tc>
+      </w:tr>
+    </w:tbl>
+    <w:p/>
+    <w:p>
+      <w:pPr>
+        <w:pStyle w:val="Heading2"/>
+      </w:pPr>
+      <w:r>
+        <w:t>CD Ripper</w:t>
+      </w:r>
+    </w:p>
+    <w:p>
+      <w:r>
+        <w:t>Rip audio CD tracks to files from a command line.</w:t>
+      </w:r>
+    </w:p>
+    <w:tbl>
+      <w:tblPr>
+        <w:tblStyle w:val="TableGrid"/>
+        <w:tblW w:type="auto" w:w="0"/>
+        <w:tblLook w:firstColumn="1" w:firstRow="1" w:lastColumn="0" w:lastRow="0" w:noHBand="0" w:noVBand="1" w:val="04A0"/>
+      </w:tblPr>
+      <w:tblGrid>
+        <w:gridCol w:w="8640"/>
+      </w:tblGrid>
+      <w:tr>
+        <w:tc>
+          <w:tcPr>
+            <w:tcW w:type="dxa" w:w="8640"/>
+            <w:shd w:val="clear" w:color="auto" w:fill="F2F2F2"/>
+          </w:tcPr>
+          <w:p>
+            <w:r>
+              <w:rPr>
+                <w:rFonts w:ascii="Consolas" w:hAnsi="Consolas"/>
+                <w:sz w:val="18"/>
+              </w:rPr>
+              <w:t>audiosuite cd-rip DRIVE [--output-dir DIR] [--format FMT] [--tracks LIST] [--cue] [OPTIONS]</w:t>
+            </w:r>
+          </w:p>
+        </w:tc>
+      </w:tr>
+    </w:tbl>
+    <w:p/>
+    <w:p>
+      <w:r>
+        <w:rPr>
+          <w:b/>
+        </w:rPr>
+        <w:t>Options:</w:t>
+      </w:r>
+    </w:p>
+    <w:p>
+      <w:pPr>
+        <w:pStyle w:val="ListBullet"/>
+      </w:pPr>
+      <w:r>
+        <w:t>`--output-dir DIR` — Destination folder (required for ripping; not needed with `--detect-read-offset`)</w:t>
+      </w:r>
+    </w:p>
+    <w:p>
+      <w:pPr>
+        <w:pStyle w:val="ListBullet"/>
+      </w:pPr>
+      <w:r>
+        <w:t>`--format [wav|mp3|flac|ogg|m4a|opus]` — Output audio format (default: flac)</w:t>
+      </w:r>
+    </w:p>
+    <w:p>
+      <w:pPr>
+        <w:pStyle w:val="ListBullet"/>
+      </w:pPr>
+      <w:r>
+        <w:t>`--tracks LIST` — Comma-separated track numbers to rip (default: all)</w:t>
+      </w:r>
+    </w:p>
+    <w:p>
+      <w:pPr>
+        <w:pStyle w:val="ListBullet"/>
+      </w:pPr>
+      <w:r>
+        <w:t>`--quality TEXT` — Format-specific quality preset string</w:t>
+      </w:r>
+    </w:p>
+    <w:p>
+      <w:pPr>
+        <w:pStyle w:val="ListBullet"/>
+      </w:pPr>
+      <w:r>
+        <w:t>`--cue` / `--no-cue` — Write a CUE sheet alongside the ripped tracks (default: no-cue)</w:t>
+      </w:r>
+    </w:p>
+    <w:p>
+      <w:pPr>
+        <w:pStyle w:val="ListBullet"/>
+      </w:pPr>
+      <w:r>
+        <w:t>`--verify [off|twice|accuraterip]` — Track verification: `twice` re-reads each track and compares, `accuraterip` additionally cross-checks against the AccurateRip database, `off` disables verification (default: twice). Per-track outcomes are reported with EAC's wording - `Accurate (confidence N)` for a database match, `Rip-twice verified` for the local check, `Not in database`, `Unavailable (offline)`, or `Not accurate` (which is never written). A failed track can be re-ripped from the Results tab; nothing is retried automatically</w:t>
+      </w:r>
+    </w:p>
+    <w:p>
+      <w:pPr>
+        <w:pStyle w:val="ListBullet"/>
+      </w:pPr>
+      <w:r>
+        <w:t>`--detect-read-offset` — Measure the drive's read offset against the AccurateRip database using the inserted CD and persist it for the drive; applied automatically to future rips. Needs a multi-track disc present in the database and network access; exits non-zero and persists nothing on failure</w:t>
+      </w:r>
+    </w:p>
+    <w:p>
+      <w:r>
+        <w:rPr>
+          <w:b/>
+        </w:rPr>
+        <w:t>Examples:</w:t>
+      </w:r>
+    </w:p>
+    <w:tbl>
+      <w:tblPr>
+        <w:tblStyle w:val="TableGrid"/>
+        <w:tblW w:type="auto" w:w="0"/>
+        <w:tblLook w:firstColumn="1" w:firstRow="1" w:lastColumn="0" w:lastRow="0" w:noHBand="0" w:noVBand="1" w:val="04A0"/>
+      </w:tblPr>
+      <w:tblGrid>
+        <w:gridCol w:w="8640"/>
+      </w:tblGrid>
+      <w:tr>
+        <w:tc>
+          <w:tcPr>
+            <w:tcW w:type="dxa" w:w="8640"/>
+            <w:shd w:val="clear" w:color="auto" w:fill="F2F2F2"/>
+          </w:tcPr>
+          <w:p>
+            <w:r>
+              <w:rPr>
+                <w:rFonts w:ascii="Consolas" w:hAnsi="Consolas"/>
+                <w:sz w:val="18"/>
+              </w:rPr>
+              <w:t>audiosuite cd-rip D: --output-dir /output/flac --format flac</w:t>
+            </w:r>
+            <w:r>
+              <w:br/>
+            </w:r>
+            <w:r>
+              <w:rPr>
+                <w:rFonts w:ascii="Consolas" w:hAnsi="Consolas"/>
+                <w:sz w:val="18"/>
+              </w:rPr>
+              <w:t>audiosuite cd-rip D: --output-dir /output/mp3 --format mp3 --tracks 1,2,3</w:t>
+            </w:r>
+            <w:r>
+              <w:br/>
+            </w:r>
+            <w:r>
+              <w:rPr>
+                <w:rFonts w:ascii="Consolas" w:hAnsi="Consolas"/>
+                <w:sz w:val="18"/>
+              </w:rPr>
+              <w:t>audiosuite cd-rip D: --output-dir /output/flac --cue</w:t>
+            </w:r>
+            <w:r>
+              <w:br/>
+            </w:r>
+            <w:r>
+              <w:rPr>
+                <w:rFonts w:ascii="Consolas" w:hAnsi="Consolas"/>
+                <w:sz w:val="18"/>
+              </w:rPr>
+              <w:t>audiosuite cd-rip D: --output-dir /output/flac --verify accuraterip</w:t>
+            </w:r>
+            <w:r>
+              <w:br/>
+            </w:r>
+            <w:r>
+              <w:rPr>
+                <w:rFonts w:ascii="Consolas" w:hAnsi="Consolas"/>
+                <w:sz w:val="18"/>
+              </w:rPr>
+              <w:t>audiosuite cd-rip D: --detect-read-offset</w:t>
+            </w:r>
+          </w:p>
+        </w:tc>
+      </w:tr>
+    </w:tbl>
+    <w:p/>
+    <w:p>
+      <w:pPr>
+        <w:pStyle w:val="Heading2"/>
+      </w:pPr>
+      <w:r>
+        <w:t>Mood Analysis Batch Tagger</w:t>
+      </w:r>
+    </w:p>
+    <w:p>
+      <w:r>
+        <w:t>Recursively analyse and tag mood from the audio signal itself, for a whole library tree rather than one album. The same analysis as Mood Analyzer, with the recursion and batch reporting the batch tools share.</w:t>
+      </w:r>
+    </w:p>
+    <w:tbl>
+      <w:tblPr>
+        <w:tblStyle w:val="TableGrid"/>
+        <w:tblW w:type="auto" w:w="0"/>
+        <w:tblLook w:firstColumn="1" w:firstRow="1" w:lastColumn="0" w:lastRow="0" w:noHBand="0" w:noVBand="1" w:val="04A0"/>
+      </w:tblPr>
+      <w:tblGrid>
+        <w:gridCol w:w="8640"/>
+      </w:tblGrid>
+      <w:tr>
+        <w:tc>
+          <w:tcPr>
+            <w:tcW w:type="dxa" w:w="8640"/>
+            <w:shd w:val="clear" w:color="auto" w:fill="F2F2F2"/>
+          </w:tcPr>
+          <w:p>
+            <w:r>
+              <w:rPr>
+                <w:rFonts w:ascii="Consolas" w:hAnsi="Consolas"/>
+                <w:sz w:val="18"/>
+              </w:rPr>
+              <w:t>audiosuite mood-analysis-batch &lt;directory&gt; [--duration SEC] [OPTIONS]</w:t>
+            </w:r>
+          </w:p>
+        </w:tc>
+      </w:tr>
+    </w:tbl>
+    <w:p/>
+    <w:p>
+      <w:r>
+        <w:rPr>
+          <w:b/>
+        </w:rPr>
+        <w:t>Options:</w:t>
+      </w:r>
+    </w:p>
+    <w:p>
+      <w:pPr>
+        <w:pStyle w:val="ListBullet"/>
+      </w:pPr>
+      <w:r>
+        <w:t>`--duration SEC` — seconds of audio analysed per file (default: 90)</w:t>
+      </w:r>
+    </w:p>
+    <w:p>
+      <w:r>
+        <w:rPr>
+          <w:b/>
+        </w:rPr>
+        <w:t>Examples:</w:t>
+      </w:r>
+    </w:p>
+    <w:tbl>
+      <w:tblPr>
+        <w:tblStyle w:val="TableGrid"/>
+        <w:tblW w:type="auto" w:w="0"/>
+        <w:tblLook w:firstColumn="1" w:firstRow="1" w:lastColumn="0" w:lastRow="0" w:noHBand="0" w:noVBand="1" w:val="04A0"/>
+      </w:tblPr>
+      <w:tblGrid>
+        <w:gridCol w:w="8640"/>
+      </w:tblGrid>
+      <w:tr>
+        <w:tc>
+          <w:tcPr>
+            <w:tcW w:type="dxa" w:w="8640"/>
+            <w:shd w:val="clear" w:color="auto" w:fill="F2F2F2"/>
+          </w:tcPr>
+          <w:p>
+            <w:r>
+              <w:rPr>
+                <w:rFonts w:ascii="Consolas" w:hAnsi="Consolas"/>
+                <w:sz w:val="18"/>
+              </w:rPr>
+              <w:t>audiosuite mood-analysis-batch "D:\Music" --dry --json</w:t>
+            </w:r>
+            <w:r>
+              <w:br/>
+            </w:r>
+            <w:r>
+              <w:rPr>
+                <w:rFonts w:ascii="Consolas" w:hAnsi="Consolas"/>
+                <w:sz w:val="18"/>
+              </w:rPr>
+              <w:t>audiosuite mood-analysis-batch "D:\Music" --parallel --workers 8</w:t>
+            </w:r>
+          </w:p>
+        </w:tc>
+      </w:tr>
+    </w:tbl>
+    <w:p/>
+    <w:p>
+      <w:pPr>
+        <w:pStyle w:val="Heading2"/>
+      </w:pPr>
+      <w:r>
+        <w:t>Noise Reduction</w:t>
+      </w:r>
+    </w:p>
+    <w:p>
+      <w:r>
+        <w:t>Remove mains-frequency hum and broadband background noise from audio files.</w:t>
+      </w:r>
+    </w:p>
+    <w:tbl>
+      <w:tblPr>
+        <w:tblStyle w:val="TableGrid"/>
+        <w:tblW w:type="auto" w:w="0"/>
+        <w:tblLook w:firstColumn="1" w:firstRow="1" w:lastColumn="0" w:lastRow="0" w:noHBand="0" w:noVBand="1" w:val="04A0"/>
+      </w:tblPr>
+      <w:tblGrid>
+        <w:gridCol w:w="8640"/>
+      </w:tblGrid>
+      <w:tr>
+        <w:tc>
+          <w:tcPr>
+            <w:tcW w:type="dxa" w:w="8640"/>
+            <w:shd w:val="clear" w:color="auto" w:fill="F2F2F2"/>
+          </w:tcPr>
+          <w:p>
+            <w:r>
+              <w:rPr>
+                <w:rFonts w:ascii="Consolas" w:hAnsi="Consolas"/>
+                <w:sz w:val="18"/>
+              </w:rPr>
+              <w:t>audiosuite reduce &lt;directory&gt; [--reduce-hum] [--reduce-broadband] [OPTIONS]</w:t>
+            </w:r>
+          </w:p>
+        </w:tc>
+      </w:tr>
+    </w:tbl>
+    <w:p/>
+    <w:p>
+      <w:r>
+        <w:rPr>
+          <w:b/>
+        </w:rPr>
+        <w:t>Options:</w:t>
+      </w:r>
+    </w:p>
+    <w:p>
+      <w:pPr>
+        <w:pStyle w:val="ListBullet"/>
+      </w:pPr>
+      <w:r>
+        <w:t>`--reduce-hum` — Enable hum removal via notch filtering</w:t>
+      </w:r>
+    </w:p>
+    <w:p>
+      <w:pPr>
+        <w:pStyle w:val="ListBullet"/>
+      </w:pPr>
+      <w:r>
+        <w:t>`--hum-frequency [50|60]` — Mains frequency in Hz (default: 60)</w:t>
+      </w:r>
+    </w:p>
+    <w:p>
+      <w:pPr>
+        <w:pStyle w:val="ListBullet"/>
+      </w:pPr>
+      <w:r>
+        <w:t>`--hum-harmonics N` — Harmonics to filter, 1–20 (default: 8)</w:t>
+      </w:r>
+    </w:p>
+    <w:p>
+      <w:pPr>
+        <w:pStyle w:val="ListBullet"/>
+      </w:pPr>
+      <w:r>
+        <w:t>`--hum-quality Q` — Notch Q factor, 1–100 (default: 30)</w:t>
+      </w:r>
+    </w:p>
+    <w:p>
+      <w:pPr>
+        <w:pStyle w:val="ListBullet"/>
+      </w:pPr>
+      <w:r>
+        <w:t>`--reduce-broadband` — Enable broadband noise reduction</w:t>
+      </w:r>
+    </w:p>
+    <w:p>
+      <w:pPr>
+        <w:pStyle w:val="ListBullet"/>
+      </w:pPr>
+      <w:r>
+        <w:t>`--noise-start MS` — Noise profile start in ms (default: 0)</w:t>
+      </w:r>
+    </w:p>
+    <w:p>
+      <w:pPr>
+        <w:pStyle w:val="ListBullet"/>
+      </w:pPr>
+      <w:r>
+        <w:t>`--noise-end MS` — Noise profile end in ms (default: 500)</w:t>
+      </w:r>
+    </w:p>
+    <w:p>
+      <w:pPr>
+        <w:pStyle w:val="ListBullet"/>
+      </w:pPr>
+      <w:r>
+        <w:t>`--gate-threshold DB` — Gate threshold above the noise floor in dB (default: 3.0)</w:t>
+      </w:r>
+    </w:p>
+    <w:p>
+      <w:r>
+        <w:rPr>
+          <w:b/>
+        </w:rPr>
+        <w:t>Examples:</w:t>
+      </w:r>
+    </w:p>
+    <w:tbl>
+      <w:tblPr>
+        <w:tblStyle w:val="TableGrid"/>
+        <w:tblW w:type="auto" w:w="0"/>
+        <w:tblLook w:firstColumn="1" w:firstRow="1" w:lastColumn="0" w:lastRow="0" w:noHBand="0" w:noVBand="1" w:val="04A0"/>
+      </w:tblPr>
+      <w:tblGrid>
+        <w:gridCol w:w="8640"/>
+      </w:tblGrid>
+      <w:tr>
+        <w:tc>
+          <w:tcPr>
+            <w:tcW w:type="dxa" w:w="8640"/>
+            <w:shd w:val="clear" w:color="auto" w:fill="F2F2F2"/>
+          </w:tcPr>
+          <w:p>
+            <w:r>
+              <w:rPr>
+                <w:rFonts w:ascii="Consolas" w:hAnsi="Consolas"/>
+                <w:sz w:val="18"/>
+              </w:rPr>
+              <w:t>audiosuite reduce "D:\Music" --reduce-hum --hum-frequency 50</w:t>
+            </w:r>
+            <w:r>
+              <w:br/>
+            </w:r>
+            <w:r>
+              <w:rPr>
+                <w:rFonts w:ascii="Consolas" w:hAnsi="Consolas"/>
+                <w:sz w:val="18"/>
+              </w:rPr>
+              <w:t>audiosuite reduce "D:\Music" --reduce-broadband --dry --json</w:t>
+            </w:r>
+          </w:p>
+        </w:tc>
+      </w:tr>
+    </w:tbl>
+    <w:p/>
+    <w:p>
+      <w:pPr>
+        <w:pStyle w:val="Heading2"/>
+      </w:pPr>
+      <w:r>
+        <w:t>Audio Enhancer</w:t>
+      </w:r>
+    </w:p>
+    <w:p>
+      <w:r>
+        <w:t>Improve dynamic range and clarity with the seven-stage DSP chain (noise gate, EQ, presence peak, output gain and more), either from a preset or the Custom settings the GUI editor stores.</w:t>
+      </w:r>
+    </w:p>
+    <w:tbl>
+      <w:tblPr>
+        <w:tblStyle w:val="TableGrid"/>
+        <w:tblW w:type="auto" w:w="0"/>
+        <w:tblLook w:firstColumn="1" w:firstRow="1" w:lastColumn="0" w:lastRow="0" w:noHBand="0" w:noVBand="1" w:val="04A0"/>
+      </w:tblPr>
+      <w:tblGrid>
+        <w:gridCol w:w="8640"/>
+      </w:tblGrid>
+      <w:tr>
+        <w:tc>
+          <w:tcPr>
+            <w:tcW w:type="dxa" w:w="8640"/>
+            <w:shd w:val="clear" w:color="auto" w:fill="F2F2F2"/>
+          </w:tcPr>
+          <w:p>
+            <w:r>
+              <w:rPr>
+                <w:rFonts w:ascii="Consolas" w:hAnsi="Consolas"/>
+                <w:sz w:val="18"/>
+              </w:rPr>
+              <w:t>audiosuite enhance &lt;directory&gt; --output-dir DIR [OPTIONS]</w:t>
+            </w:r>
+          </w:p>
+        </w:tc>
+      </w:tr>
+    </w:tbl>
+    <w:p/>
+    <w:p>
+      <w:r>
+        <w:rPr>
+          <w:b/>
+        </w:rPr>
+        <w:t>Options:</w:t>
+      </w:r>
+    </w:p>
+    <w:p>
+      <w:pPr>
+        <w:pStyle w:val="ListBullet"/>
+      </w:pPr>
+      <w:r>
+        <w:t>`--dry` / `--live` — Analyse the files and report, or write the enhanced copies (default: live)</w:t>
+      </w:r>
+    </w:p>
+    <w:p>
+      <w:pPr>
+        <w:pStyle w:val="ListBullet"/>
+      </w:pPr>
+      <w:r>
+        <w:t>`--output-dir DIR` — Destination folder (required: the enhancer writes a new file rather than overwriting the source)</w:t>
+      </w:r>
+    </w:p>
+    <w:p>
+      <w:pPr>
+        <w:pStyle w:val="ListBullet"/>
+      </w:pPr>
+      <w:r>
+        <w:t>`--preset NAME` — Enhancement preset: Mild, Moderate, Aggressive, Custom (default: Moderate)</w:t>
+      </w:r>
+    </w:p>
+    <w:p>
+      <w:pPr>
+        <w:pStyle w:val="ListBullet"/>
+      </w:pPr>
+      <w:r>
+        <w:t>`--karaoke` / `--no-karaoke` — Remove centre-panned content (lead vocals) (default: no-karaoke)</w:t>
+      </w:r>
+    </w:p>
+    <w:p>
+      <w:pPr>
+        <w:pStyle w:val="ListBullet"/>
+      </w:pPr>
+      <w:r>
+        <w:t>`--karaoke-strength F` — Karaoke removal strength, 0.0–1.0 (default: 1.0)</w:t>
+      </w:r>
+    </w:p>
+    <w:p>
+      <w:pPr>
+        <w:pStyle w:val="ListBullet"/>
+      </w:pPr>
+      <w:r>
+        <w:t>`--reverse` — Reverse the audio (default: off)</w:t>
+      </w:r>
+    </w:p>
+    <w:p>
+      <w:pPr>
+        <w:pStyle w:val="ListBullet"/>
+      </w:pPr>
+      <w:r>
+        <w:t>`--phaser` — Apply a phaser effect (default: off)</w:t>
+      </w:r>
+    </w:p>
+    <w:p>
+      <w:pPr>
+        <w:pStyle w:val="ListBullet"/>
+      </w:pPr>
+      <w:r>
+        <w:t>`--flanger` — Apply a flanger effect (default: off)</w:t>
+      </w:r>
+    </w:p>
+    <w:p>
+      <w:pPr>
+        <w:pStyle w:val="ListBullet"/>
+      </w:pPr>
+      <w:r>
+        <w:t>`--chorus` — Apply a chorus effect (default: off)</w:t>
+      </w:r>
+    </w:p>
+    <w:p>
+      <w:r>
+        <w:rPr>
+          <w:b/>
+        </w:rPr>
+        <w:t>Examples:</w:t>
+      </w:r>
+    </w:p>
+    <w:tbl>
+      <w:tblPr>
+        <w:tblStyle w:val="TableGrid"/>
+        <w:tblW w:type="auto" w:w="0"/>
+        <w:tblLook w:firstColumn="1" w:firstRow="1" w:lastColumn="0" w:lastRow="0" w:noHBand="0" w:noVBand="1" w:val="04A0"/>
+      </w:tblPr>
+      <w:tblGrid>
+        <w:gridCol w:w="8640"/>
+      </w:tblGrid>
+      <w:tr>
+        <w:tc>
+          <w:tcPr>
+            <w:tcW w:type="dxa" w:w="8640"/>
+            <w:shd w:val="clear" w:color="auto" w:fill="F2F2F2"/>
+          </w:tcPr>
+          <w:p>
+            <w:r>
+              <w:rPr>
+                <w:rFonts w:ascii="Consolas" w:hAnsi="Consolas"/>
+                <w:sz w:val="18"/>
+              </w:rPr>
+              <w:t>audiosuite enhance "D:\Music\Dull" --output-dir "D:\Music\Enhanced" --preset Moderate --dry</w:t>
+            </w:r>
+            <w:r>
+              <w:br/>
+            </w:r>
+            <w:r>
+              <w:rPr>
+                <w:rFonts w:ascii="Consolas" w:hAnsi="Consolas"/>
+                <w:sz w:val="18"/>
+              </w:rPr>
+              <w:t>audiosuite enhance "D:\Music\Dull" --output-dir "D:\Music\Enhanced" --preset Aggressive --json</w:t>
+            </w:r>
+          </w:p>
+        </w:tc>
+      </w:tr>
+    </w:tbl>
+    <w:p/>
+    <w:p>
+      <w:pPr>
+        <w:pStyle w:val="Heading2"/>
+      </w:pPr>
+      <w:r>
+        <w:t>Audio Normalizer</w:t>
+      </w:r>
+    </w:p>
+    <w:p>
+      <w:r>
+        <w:t>Normalise audio loudness to a target LUFS level.</w:t>
+      </w:r>
+    </w:p>
+    <w:tbl>
+      <w:tblPr>
+        <w:tblStyle w:val="TableGrid"/>
+        <w:tblW w:type="auto" w:w="0"/>
+        <w:tblLook w:firstColumn="1" w:firstRow="1" w:lastColumn="0" w:lastRow="0" w:noHBand="0" w:noVBand="1" w:val="04A0"/>
+      </w:tblPr>
+      <w:tblGrid>
+        <w:gridCol w:w="8640"/>
+      </w:tblGrid>
+      <w:tr>
+        <w:tc>
+          <w:tcPr>
+            <w:tcW w:type="dxa" w:w="8640"/>
+            <w:shd w:val="clear" w:color="auto" w:fill="F2F2F2"/>
+          </w:tcPr>
+          <w:p>
+            <w:r>
+              <w:rPr>
+                <w:rFonts w:ascii="Consolas" w:hAnsi="Consolas"/>
+                <w:sz w:val="18"/>
+              </w:rPr>
+              <w:t>audiosuite normalise &lt;directory&gt; [--target-lufs LUFS] [--tolerance DB] [--mode MODE] [OPTIONS]</w:t>
+            </w:r>
+          </w:p>
+        </w:tc>
+      </w:tr>
+    </w:tbl>
+    <w:p/>
+    <w:p>
+      <w:r>
+        <w:rPr>
+          <w:b/>
+        </w:rPr>
+        <w:t>Options:</w:t>
+      </w:r>
+    </w:p>
+    <w:p>
+      <w:pPr>
+        <w:pStyle w:val="ListBullet"/>
+      </w:pPr>
+      <w:r>
+        <w:t>`--dry` / `--live` — Measure and report only, or rewrite the audio at the target loudness (default: live)</w:t>
+      </w:r>
+    </w:p>
+    <w:p>
+      <w:pPr>
+        <w:pStyle w:val="ListBullet"/>
+      </w:pPr>
+      <w:r>
+        <w:t>`--target-lufs LUFS` — target loudness, one of `-12`, `-14`, `-16`, `-18`, `-23` (default: -14)</w:t>
+      </w:r>
+    </w:p>
+    <w:p>
+      <w:pPr>
+        <w:pStyle w:val="ListBullet"/>
+      </w:pPr>
+      <w:r>
+        <w:t>`--tolerance DB` — acceptable deviation in LUFS (default: 0.5)</w:t>
+      </w:r>
+    </w:p>
+    <w:p>
+      <w:pPr>
+        <w:pStyle w:val="ListBullet"/>
+      </w:pPr>
+      <w:r>
+        <w:t>`--mode [normalise|lossless]` — `normalise` re-encodes through FFmpeg's loudnorm filter; `lossless` adjusts an MP3's global-gain header in place and falls back to `normalise` for other formats (default: normalise)</w:t>
+      </w:r>
+    </w:p>
+    <w:p>
+      <w:r>
+        <w:rPr>
+          <w:b/>
+        </w:rPr>
+        <w:t>Examples:</w:t>
+      </w:r>
+    </w:p>
+    <w:tbl>
+      <w:tblPr>
+        <w:tblStyle w:val="TableGrid"/>
+        <w:tblW w:type="auto" w:w="0"/>
+        <w:tblLook w:firstColumn="1" w:firstRow="1" w:lastColumn="0" w:lastRow="0" w:noHBand="0" w:noVBand="1" w:val="04A0"/>
+      </w:tblPr>
+      <w:tblGrid>
+        <w:gridCol w:w="8640"/>
+      </w:tblGrid>
+      <w:tr>
+        <w:tc>
+          <w:tcPr>
+            <w:tcW w:type="dxa" w:w="8640"/>
+            <w:shd w:val="clear" w:color="auto" w:fill="F2F2F2"/>
+          </w:tcPr>
+          <w:p>
+            <w:r>
+              <w:rPr>
+                <w:rFonts w:ascii="Consolas" w:hAnsi="Consolas"/>
+                <w:sz w:val="18"/>
+              </w:rPr>
+              <w:t>audiosuite normalise "D:\Music\Album" --target-lufs -16 --dry</w:t>
+            </w:r>
+            <w:r>
+              <w:br/>
+            </w:r>
+            <w:r>
+              <w:rPr>
+                <w:rFonts w:ascii="Consolas" w:hAnsi="Consolas"/>
+                <w:sz w:val="18"/>
+              </w:rPr>
+              <w:t>audiosuite normalise "D:\Music\Album" --mode lossless --json</w:t>
+            </w:r>
+          </w:p>
+        </w:tc>
+      </w:tr>
+    </w:tbl>
+    <w:p/>
+    <w:p>
+      <w:pPr>
+        <w:pStyle w:val="Heading2"/>
+      </w:pPr>
+      <w:r>
+        <w:t>Pop &amp; Click Remover</w:t>
+      </w:r>
+    </w:p>
+    <w:p>
+      <w:r>
+        <w:t>Remove clicks and pops from audio files with the same windowed detector the Refinery's declick stage uses.</w:t>
+      </w:r>
+    </w:p>
+    <w:tbl>
+      <w:tblPr>
+        <w:tblStyle w:val="TableGrid"/>
+        <w:tblW w:type="auto" w:w="0"/>
+        <w:tblLook w:firstColumn="1" w:firstRow="1" w:lastColumn="0" w:lastRow="0" w:noHBand="0" w:noVBand="1" w:val="04A0"/>
+      </w:tblPr>
+      <w:tblGrid>
+        <w:gridCol w:w="8640"/>
+      </w:tblGrid>
+      <w:tr>
+        <w:tc>
+          <w:tcPr>
+            <w:tcW w:type="dxa" w:w="8640"/>
+            <w:shd w:val="clear" w:color="auto" w:fill="F2F2F2"/>
+          </w:tcPr>
+          <w:p>
+            <w:r>
+              <w:rPr>
+                <w:rFonts w:ascii="Consolas" w:hAnsi="Consolas"/>
+                <w:sz w:val="18"/>
+              </w:rPr>
+              <w:t>audiosuite declick &lt;directory&gt; [--sensitivity F] [--max-width MS] [OPTIONS]</w:t>
+            </w:r>
+          </w:p>
+        </w:tc>
+      </w:tr>
+    </w:tbl>
+    <w:p/>
+    <w:p>
+      <w:r>
+        <w:rPr>
+          <w:b/>
+        </w:rPr>
+        <w:t>Options:</w:t>
+      </w:r>
+    </w:p>
+    <w:p>
+      <w:pPr>
+        <w:pStyle w:val="ListBullet"/>
+      </w:pPr>
+      <w:r>
+        <w:t>`--dry` / `--live` — Report the detected clicks only, or repair the audio (default: live)</w:t>
+      </w:r>
+    </w:p>
+    <w:p>
+      <w:pPr>
+        <w:pStyle w:val="ListBullet"/>
+      </w:pPr>
+      <w:r>
+        <w:t>`--sensitivity F` — click detection sensitivity (default: 0.25)</w:t>
+      </w:r>
+    </w:p>
+    <w:p>
+      <w:pPr>
+        <w:pStyle w:val="ListBullet"/>
+      </w:pPr>
+      <w:r>
+        <w:t>`--max-width MS` — maximum click width in milliseconds (default: 5)</w:t>
+      </w:r>
+    </w:p>
+    <w:p>
+      <w:r>
+        <w:rPr>
+          <w:b/>
+        </w:rPr>
+        <w:t>Examples:</w:t>
+      </w:r>
+    </w:p>
+    <w:tbl>
+      <w:tblPr>
+        <w:tblStyle w:val="TableGrid"/>
+        <w:tblW w:type="auto" w:w="0"/>
+        <w:tblLook w:firstColumn="1" w:firstRow="1" w:lastColumn="0" w:lastRow="0" w:noHBand="0" w:noVBand="1" w:val="04A0"/>
+      </w:tblPr>
+      <w:tblGrid>
+        <w:gridCol w:w="8640"/>
+      </w:tblGrid>
+      <w:tr>
+        <w:tc>
+          <w:tcPr>
+            <w:tcW w:type="dxa" w:w="8640"/>
+            <w:shd w:val="clear" w:color="auto" w:fill="F2F2F2"/>
+          </w:tcPr>
+          <w:p>
+            <w:r>
+              <w:rPr>
+                <w:rFonts w:ascii="Consolas" w:hAnsi="Consolas"/>
+                <w:sz w:val="18"/>
+              </w:rPr>
+              <w:t>audiosuite declick "D:\Music\Vinyl" --dry</w:t>
+            </w:r>
+            <w:r>
+              <w:br/>
+            </w:r>
+            <w:r>
+              <w:rPr>
+                <w:rFonts w:ascii="Consolas" w:hAnsi="Consolas"/>
+                <w:sz w:val="18"/>
+              </w:rPr>
+              <w:t>audiosuite declick "D:\Music\Vinyl" --sensitivity 0.31 --max-width 2</w:t>
+            </w:r>
+          </w:p>
+        </w:tc>
+      </w:tr>
+    </w:tbl>
+    <w:p/>
+    <w:p>
+      <w:pPr>
+        <w:pStyle w:val="Heading2"/>
+      </w:pPr>
+      <w:r>
+        <w:t>Tag Field Updater</w:t>
+      </w:r>
+    </w:p>
+    <w:p>
+      <w:r>
+        <w:t>Scan and update tag fields - by default replacing a bare `/` in a tag value with `; ` - and record an undo batch so the whole run can be reverted.</w:t>
+      </w:r>
+    </w:p>
+    <w:tbl>
+      <w:tblPr>
+        <w:tblStyle w:val="TableGrid"/>
+        <w:tblW w:type="auto" w:w="0"/>
+        <w:tblLook w:firstColumn="1" w:firstRow="1" w:lastColumn="0" w:lastRow="0" w:noHBand="0" w:noVBand="1" w:val="04A0"/>
+      </w:tblPr>
+      <w:tblGrid>
+        <w:gridCol w:w="8640"/>
+      </w:tblGrid>
+      <w:tr>
+        <w:tc>
+          <w:tcPr>
+            <w:tcW w:type="dxa" w:w="8640"/>
+            <w:shd w:val="clear" w:color="auto" w:fill="F2F2F2"/>
+          </w:tcPr>
+          <w:p>
+            <w:r>
+              <w:rPr>
+                <w:rFonts w:ascii="Consolas" w:hAnsi="Consolas"/>
+                <w:sz w:val="18"/>
+              </w:rPr>
+              <w:t>audiosuite tag-update &lt;directory&gt; [--no-plugin-tags] [--dry] [--json]</w:t>
+            </w:r>
+          </w:p>
+        </w:tc>
+      </w:tr>
+    </w:tbl>
+    <w:p/>
+    <w:p>
+      <w:r>
+        <w:rPr>
+          <w:b/>
+        </w:rPr>
+        <w:t>Options:</w:t>
+      </w:r>
+    </w:p>
+    <w:p>
+      <w:pPr>
+        <w:pStyle w:val="ListBullet"/>
+      </w:pPr>
+      <w:r>
+        <w:t>`--dry` / `--live` — Compute and report the rewrites only, or write them (default: live)</w:t>
+      </w:r>
+    </w:p>
+    <w:p>
+      <w:pPr>
+        <w:pStyle w:val="ListBullet"/>
+      </w:pPr>
+      <w:r>
+        <w:t>`--no-plugin-tags` — skip tag processors contributed by enabled plugins (default: plugins run)</w:t>
+      </w:r>
+    </w:p>
+    <w:p>
+      <w:r>
+        <w:t>With `--dry` the rewrites are computed and reported but nothing is written: no file is saved and no undo record is created.</w:t>
+      </w:r>
+    </w:p>
+    <w:p>
+      <w:r>
+        <w:rPr>
+          <w:b/>
+        </w:rPr>
+        <w:t>Examples:</w:t>
+      </w:r>
+    </w:p>
+    <w:tbl>
+      <w:tblPr>
+        <w:tblStyle w:val="TableGrid"/>
+        <w:tblW w:type="auto" w:w="0"/>
+        <w:tblLook w:firstColumn="1" w:firstRow="1" w:lastColumn="0" w:lastRow="0" w:noHBand="0" w:noVBand="1" w:val="04A0"/>
+      </w:tblPr>
+      <w:tblGrid>
+        <w:gridCol w:w="8640"/>
+      </w:tblGrid>
+      <w:tr>
+        <w:tc>
+          <w:tcPr>
+            <w:tcW w:type="dxa" w:w="8640"/>
+            <w:shd w:val="clear" w:color="auto" w:fill="F2F2F2"/>
+          </w:tcPr>
+          <w:p>
+            <w:r>
+              <w:rPr>
+                <w:rFonts w:ascii="Consolas" w:hAnsi="Consolas"/>
+                <w:sz w:val="18"/>
+              </w:rPr>
+              <w:t>audiosuite tag-update "D:\Music" --dry</w:t>
+            </w:r>
+            <w:r>
+              <w:br/>
+            </w:r>
+            <w:r>
+              <w:rPr>
+                <w:rFonts w:ascii="Consolas" w:hAnsi="Consolas"/>
+                <w:sz w:val="18"/>
+              </w:rPr>
+              <w:t>audiosuite tag-update "D:\Music" --live</w:t>
+            </w:r>
+            <w:r>
+              <w:br/>
+            </w:r>
+            <w:r>
+              <w:rPr>
+                <w:rFonts w:ascii="Consolas" w:hAnsi="Consolas"/>
+                <w:sz w:val="18"/>
+              </w:rPr>
+              <w:t>audiosuite tag-update "D:\Music" --no-plugin-tags --json</w:t>
+            </w:r>
+          </w:p>
+        </w:tc>
+      </w:tr>
+    </w:tbl>
+    <w:p/>
+    <w:p>
+      <w:pPr>
+        <w:pStyle w:val="Heading2"/>
+      </w:pPr>
+      <w:r>
+        <w:t>Silence Trimmer</w:t>
+      </w:r>
+    </w:p>
+    <w:p>
+      <w:r>
+        <w:t>Trim leading and trailing silence, optionally applying fades.</w:t>
+      </w:r>
+    </w:p>
+    <w:tbl>
+      <w:tblPr>
+        <w:tblStyle w:val="TableGrid"/>
+        <w:tblW w:type="auto" w:w="0"/>
+        <w:tblLook w:firstColumn="1" w:firstRow="1" w:lastColumn="0" w:lastRow="0" w:noHBand="0" w:noVBand="1" w:val="04A0"/>
+      </w:tblPr>
+      <w:tblGrid>
+        <w:gridCol w:w="8640"/>
+      </w:tblGrid>
+      <w:tr>
+        <w:tc>
+          <w:tcPr>
+            <w:tcW w:type="dxa" w:w="8640"/>
+            <w:shd w:val="clear" w:color="auto" w:fill="F2F2F2"/>
+          </w:tcPr>
+          <w:p>
+            <w:r>
+              <w:rPr>
+                <w:rFonts w:ascii="Consolas" w:hAnsi="Consolas"/>
+                <w:sz w:val="18"/>
+              </w:rPr>
+              <w:t>audiosuite silence-trim &lt;directory&gt; [--threshold DB] [--fade/--no-fade] [OPTIONS]</w:t>
+            </w:r>
+          </w:p>
+        </w:tc>
+      </w:tr>
+    </w:tbl>
+    <w:p/>
+    <w:p>
+      <w:r>
+        <w:rPr>
+          <w:b/>
+        </w:rPr>
+        <w:t>Options:</w:t>
+      </w:r>
+    </w:p>
+    <w:p>
+      <w:pPr>
+        <w:pStyle w:val="ListBullet"/>
+      </w:pPr>
+      <w:r>
+        <w:t>`--dry` / `--live` — Report what would be trimmed, or write the trimmed audio (default: live)</w:t>
+      </w:r>
+    </w:p>
+    <w:p>
+      <w:pPr>
+        <w:pStyle w:val="ListBullet"/>
+      </w:pPr>
+      <w:r>
+        <w:t>`--threshold DB` — silence threshold in dBFS (default: -50)</w:t>
+      </w:r>
+    </w:p>
+    <w:p>
+      <w:pPr>
+        <w:pStyle w:val="ListBullet"/>
+      </w:pPr>
+      <w:r>
+        <w:t>`--fade` / `--no-fade` — apply fade in/out (default: no-fade)</w:t>
+      </w:r>
+    </w:p>
+    <w:p>
+      <w:pPr>
+        <w:pStyle w:val="ListBullet"/>
+      </w:pPr>
+      <w:r>
+        <w:t>`--fade-in MS` — fade-in length (default: 25)</w:t>
+      </w:r>
+    </w:p>
+    <w:p>
+      <w:pPr>
+        <w:pStyle w:val="ListBullet"/>
+      </w:pPr>
+      <w:r>
+        <w:t>`--fade-out MS` — fade-out length (default: 25)</w:t>
+      </w:r>
+    </w:p>
+    <w:p>
+      <w:r>
+        <w:rPr>
+          <w:b/>
+        </w:rPr>
+        <w:t>Examples:</w:t>
+      </w:r>
+    </w:p>
+    <w:tbl>
+      <w:tblPr>
+        <w:tblStyle w:val="TableGrid"/>
+        <w:tblW w:type="auto" w:w="0"/>
+        <w:tblLook w:firstColumn="1" w:firstRow="1" w:lastColumn="0" w:lastRow="0" w:noHBand="0" w:noVBand="1" w:val="04A0"/>
+      </w:tblPr>
+      <w:tblGrid>
+        <w:gridCol w:w="8640"/>
+      </w:tblGrid>
+      <w:tr>
+        <w:tc>
+          <w:tcPr>
+            <w:tcW w:type="dxa" w:w="8640"/>
+            <w:shd w:val="clear" w:color="auto" w:fill="F2F2F2"/>
+          </w:tcPr>
+          <w:p>
+            <w:r>
+              <w:rPr>
+                <w:rFonts w:ascii="Consolas" w:hAnsi="Consolas"/>
+                <w:sz w:val="18"/>
+              </w:rPr>
+              <w:t>audiosuite silence-trim "D:\Music\Album" --dry</w:t>
+            </w:r>
+            <w:r>
+              <w:br/>
+            </w:r>
+            <w:r>
+              <w:rPr>
+                <w:rFonts w:ascii="Consolas" w:hAnsi="Consolas"/>
+                <w:sz w:val="18"/>
+              </w:rPr>
+              <w:t>audiosuite silence-trim "D:\Music\Album" --fade --fade-in 100 --fade-out 250</w:t>
+            </w:r>
+          </w:p>
+        </w:tc>
+      </w:tr>
+    </w:tbl>
+    <w:p/>
+    <w:p>
+      <w:pPr>
+        <w:pStyle w:val="Heading2"/>
+      </w:pPr>
+      <w:r>
+        <w:t>Tag Editor</w:t>
+      </w:r>
+    </w:p>
+    <w:p>
+      <w:r>
+        <w:t>Edit common tag fields, or import a CSV of per-file edits. Single-file mode writes one field; CSV mode takes a library directory and applies the edits the CSV records.</w:t>
+      </w:r>
+    </w:p>
+    <w:tbl>
+      <w:tblPr>
+        <w:tblStyle w:val="TableGrid"/>
+        <w:tblW w:type="auto" w:w="0"/>
+        <w:tblLook w:firstColumn="1" w:firstRow="1" w:lastColumn="0" w:lastRow="0" w:noHBand="0" w:noVBand="1" w:val="04A0"/>
+      </w:tblPr>
+      <w:tblGrid>
+        <w:gridCol w:w="8640"/>
+      </w:tblGrid>
+      <w:tr>
+        <w:tc>
+          <w:tcPr>
+            <w:tcW w:type="dxa" w:w="8640"/>
+            <w:shd w:val="clear" w:color="auto" w:fill="F2F2F2"/>
+          </w:tcPr>
+          <w:p>
+            <w:r>
+              <w:rPr>
+                <w:rFonts w:ascii="Consolas" w:hAnsi="Consolas"/>
+                <w:sz w:val="18"/>
+              </w:rPr>
+              <w:t>audiosuite tag-edit PATH --field FIELD --value TEXT [--dry] [--json]</w:t>
+            </w:r>
+            <w:r>
+              <w:br/>
+            </w:r>
+            <w:r>
+              <w:rPr>
+                <w:rFonts w:ascii="Consolas" w:hAnsi="Consolas"/>
+                <w:sz w:val="18"/>
+              </w:rPr>
+              <w:t>audiosuite tag-edit DIRECTORY --csv EDITS.csv [--dry] [--json]</w:t>
+            </w:r>
+          </w:p>
+        </w:tc>
+      </w:tr>
+    </w:tbl>
+    <w:p/>
+    <w:p>
+      <w:r>
+        <w:rPr>
+          <w:b/>
+        </w:rPr>
+        <w:t>Options:</w:t>
+      </w:r>
+    </w:p>
+    <w:p>
+      <w:pPr>
+        <w:pStyle w:val="ListBullet"/>
+      </w:pPr>
+      <w:r>
+        <w:t>`--dry` / `--live` — Preview the edit, or write it (default: live)</w:t>
+      </w:r>
+    </w:p>
+    <w:p>
+      <w:pPr>
+        <w:pStyle w:val="ListBullet"/>
+      </w:pPr>
+      <w:r>
+        <w:t>`--field [title|artist|album|album_artist|track|year|genre|comment]` — field to write in single-file mode</w:t>
+      </w:r>
+    </w:p>
+    <w:p>
+      <w:pPr>
+        <w:pStyle w:val="ListBullet"/>
+      </w:pPr>
+      <w:r>
+        <w:t>`--value TEXT` — new field value</w:t>
+      </w:r>
+    </w:p>
+    <w:p>
+      <w:pPr>
+        <w:pStyle w:val="ListBullet"/>
+      </w:pPr>
+      <w:r>
+        <w:t>`--clear` — remove the field instead of setting it</w:t>
+      </w:r>
+    </w:p>
+    <w:p>
+      <w:pPr>
+        <w:pStyle w:val="ListBullet"/>
+      </w:pPr>
+      <w:r>
+        <w:t>`--csv PATH` — import a CSV of per-file edits; the command's path argument must then be a library directory</w:t>
+      </w:r>
+    </w:p>
+    <w:p>
+      <w:r>
+        <w:rPr>
+          <w:b/>
+        </w:rPr>
+        <w:t>Examples:</w:t>
+      </w:r>
+    </w:p>
+    <w:tbl>
+      <w:tblPr>
+        <w:tblStyle w:val="TableGrid"/>
+        <w:tblW w:type="auto" w:w="0"/>
+        <w:tblLook w:firstColumn="1" w:firstRow="1" w:lastColumn="0" w:lastRow="0" w:noHBand="0" w:noVBand="1" w:val="04A0"/>
+      </w:tblPr>
+      <w:tblGrid>
+        <w:gridCol w:w="8640"/>
+      </w:tblGrid>
+      <w:tr>
+        <w:tc>
+          <w:tcPr>
+            <w:tcW w:type="dxa" w:w="8640"/>
+            <w:shd w:val="clear" w:color="auto" w:fill="F2F2F2"/>
+          </w:tcPr>
+          <w:p>
+            <w:r>
+              <w:rPr>
+                <w:rFonts w:ascii="Consolas" w:hAnsi="Consolas"/>
+                <w:sz w:val="18"/>
+              </w:rPr>
+              <w:t>audiosuite tag-edit /Music/track.mp3 --field title --value "New Title"</w:t>
+            </w:r>
+            <w:r>
+              <w:br/>
+            </w:r>
+            <w:r>
+              <w:rPr>
+                <w:rFonts w:ascii="Consolas" w:hAnsi="Consolas"/>
+                <w:sz w:val="18"/>
+              </w:rPr>
+              <w:t>audiosuite tag-edit /Music/track.mp3 --field comment --clear --dry</w:t>
+            </w:r>
+            <w:r>
+              <w:br/>
+            </w:r>
+            <w:r>
+              <w:rPr>
+                <w:rFonts w:ascii="Consolas" w:hAnsi="Consolas"/>
+                <w:sz w:val="18"/>
+              </w:rPr>
+              <w:t>audiosuite tag-edit /Music --csv /Music/edits.csv --dry</w:t>
+            </w:r>
+          </w:p>
+        </w:tc>
+      </w:tr>
+    </w:tbl>
+    <w:p/>
+    <w:p>
+      <w:pPr>
+        <w:pStyle w:val="Heading2"/>
+      </w:pPr>
+      <w:r>
+        <w:t>Stem Separator</w:t>
+      </w:r>
+    </w:p>
+    <w:p>
+      <w:r>
+        <w:t>Separate audio files into vocals, drums, bass and other stems with Demucs, an optional extra installed by `uv sync --extra ml`.</w:t>
+      </w:r>
+    </w:p>
+    <w:tbl>
+      <w:tblPr>
+        <w:tblStyle w:val="TableGrid"/>
+        <w:tblW w:type="auto" w:w="0"/>
+        <w:tblLook w:firstColumn="1" w:firstRow="1" w:lastColumn="0" w:lastRow="0" w:noHBand="0" w:noVBand="1" w:val="04A0"/>
+      </w:tblPr>
+      <w:tblGrid>
+        <w:gridCol w:w="8640"/>
+      </w:tblGrid>
+      <w:tr>
+        <w:tc>
+          <w:tcPr>
+            <w:tcW w:type="dxa" w:w="8640"/>
+            <w:shd w:val="clear" w:color="auto" w:fill="F2F2F2"/>
+          </w:tcPr>
+          <w:p>
+            <w:r>
+              <w:rPr>
+                <w:rFonts w:ascii="Consolas" w:hAnsi="Consolas"/>
+                <w:sz w:val="18"/>
+              </w:rPr>
+              <w:t>audiosuite stems &lt;directory&gt; --output-dir DIR [--model NAME] [--stems LIST] [OPTIONS]</w:t>
+            </w:r>
+          </w:p>
+        </w:tc>
+      </w:tr>
+    </w:tbl>
+    <w:p/>
+    <w:p>
+      <w:r>
+        <w:rPr>
+          <w:b/>
+        </w:rPr>
+        <w:t>Options:</w:t>
+      </w:r>
+    </w:p>
+    <w:p>
+      <w:pPr>
+        <w:pStyle w:val="ListBullet"/>
+      </w:pPr>
+      <w:r>
+        <w:t>`--dry` / `--live` — List the stems that would be written, or run the separation (default: live)</w:t>
+      </w:r>
+    </w:p>
+    <w:p>
+      <w:pPr>
+        <w:pStyle w:val="ListBullet"/>
+      </w:pPr>
+      <w:r>
+        <w:t>`--output-dir DIR` — directory the per-track stem folders are written into</w:t>
+      </w:r>
+    </w:p>
+    <w:p>
+      <w:pPr>
+        <w:pStyle w:val="ListBullet"/>
+      </w:pPr>
+      <w:r>
+        <w:t>`--model [htdemucs|htdemucs_ft]` — Demucs model (default: htdemucs)</w:t>
+      </w:r>
+    </w:p>
+    <w:p>
+      <w:pPr>
+        <w:pStyle w:val="ListBullet"/>
+      </w:pPr>
+      <w:r>
+        <w:t>`--stems LIST` — comma-separated stems to export (default: vocals,drums,bass,other)</w:t>
+      </w:r>
+    </w:p>
+    <w:p>
+      <w:pPr>
+        <w:pStyle w:val="ListBullet"/>
+      </w:pPr>
+      <w:r>
+        <w:t>`--mix` / `--no-mix` — also write `mix.wav`, the sum of the exported stems (default: no-mix)</w:t>
+      </w:r>
+    </w:p>
+    <w:p>
+      <w:pPr>
+        <w:pStyle w:val="ListBullet"/>
+      </w:pPr>
+      <w:r>
+        <w:t>`--device [auto|cpu|cuda]` — compute device; `auto` uses CUDA when torch reports it usable (default: auto)</w:t>
+      </w:r>
+    </w:p>
+    <w:p>
+      <w:r>
+        <w:rPr>
+          <w:b/>
+        </w:rPr>
+        <w:t>Examples:</w:t>
+      </w:r>
+    </w:p>
+    <w:tbl>
+      <w:tblPr>
+        <w:tblStyle w:val="TableGrid"/>
+        <w:tblW w:type="auto" w:w="0"/>
+        <w:tblLook w:firstColumn="1" w:firstRow="1" w:lastColumn="0" w:lastRow="0" w:noHBand="0" w:noVBand="1" w:val="04A0"/>
+      </w:tblPr>
+      <w:tblGrid>
+        <w:gridCol w:w="8640"/>
+      </w:tblGrid>
+      <w:tr>
+        <w:tc>
+          <w:tcPr>
+            <w:tcW w:type="dxa" w:w="8640"/>
+            <w:shd w:val="clear" w:color="auto" w:fill="F2F2F2"/>
+          </w:tcPr>
+          <w:p>
+            <w:r>
+              <w:rPr>
+                <w:rFonts w:ascii="Consolas" w:hAnsi="Consolas"/>
+                <w:sz w:val="18"/>
+              </w:rPr>
+              <w:t>audiosuite stems "D:\Music\Album" --output-dir "D:\Music\Stems" --dry</w:t>
+            </w:r>
+            <w:r>
+              <w:br/>
+            </w:r>
+            <w:r>
+              <w:rPr>
+                <w:rFonts w:ascii="Consolas" w:hAnsi="Consolas"/>
+                <w:sz w:val="18"/>
+              </w:rPr>
+              <w:t>audiosuite stems "D:\Music\Album" --output-dir "D:\Music\Stems" --model htdemucs_ft --mix</w:t>
+            </w:r>
+          </w:p>
+        </w:tc>
+      </w:tr>
+    </w:tbl>
+    <w:p/>
+    <w:p>
+      <w:pPr>
+        <w:pStyle w:val="Heading2"/>
+      </w:pPr>
+      <w:r>
+        <w:t>Library Statistics Dashboard</w:t>
+      </w:r>
+    </w:p>
+    <w:p>
+      <w:r>
+        <w:t>Scan a library and report aggregate tag statistics. Read-only: no tag and no audio byte is ever written.</w:t>
+      </w:r>
+    </w:p>
+    <w:tbl>
+      <w:tblPr>
+        <w:tblStyle w:val="TableGrid"/>
+        <w:tblW w:type="auto" w:w="0"/>
+        <w:tblLook w:firstColumn="1" w:firstRow="1" w:lastColumn="0" w:lastRow="0" w:noHBand="0" w:noVBand="1" w:val="04A0"/>
+      </w:tblPr>
+      <w:tblGrid>
+        <w:gridCol w:w="8640"/>
+      </w:tblGrid>
+      <w:tr>
+        <w:tc>
+          <w:tcPr>
+            <w:tcW w:type="dxa" w:w="8640"/>
+            <w:shd w:val="clear" w:color="auto" w:fill="F2F2F2"/>
+          </w:tcPr>
+          <w:p>
+            <w:r>
+              <w:rPr>
+                <w:rFonts w:ascii="Consolas" w:hAnsi="Consolas"/>
+                <w:sz w:val="18"/>
+              </w:rPr>
+              <w:t>audiosuite stats &lt;directory&gt; [--incremental/--full] [--refresh] [OPTIONS]</w:t>
+            </w:r>
+          </w:p>
+        </w:tc>
+      </w:tr>
+    </w:tbl>
+    <w:p/>
+    <w:p>
+      <w:r>
+        <w:rPr>
+          <w:b/>
+        </w:rPr>
+        <w:t>Options:</w:t>
+      </w:r>
+    </w:p>
+    <w:p>
+      <w:pPr>
+        <w:pStyle w:val="ListBullet"/>
+      </w:pPr>
+      <w:r>
+        <w:t>`--incremental` / `--full` — incremental scan using the SQLite cache, which re-reads only changed files (default: full walk)</w:t>
+      </w:r>
+    </w:p>
+    <w:p>
+      <w:pPr>
+        <w:pStyle w:val="ListBullet"/>
+      </w:pPr>
+      <w:r>
+        <w:t>`--refresh` — full re-scan that rebuilds the cache from scratch</w:t>
+      </w:r>
+    </w:p>
+    <w:p>
+      <w:pPr>
+        <w:pStyle w:val="ListBullet"/>
+      </w:pPr>
+      <w:r>
+        <w:t>`--export-csv PATH` — write per-file metadata as a CSV spreadsheet</w:t>
+      </w:r>
+    </w:p>
+    <w:p>
+      <w:pPr>
+        <w:pStyle w:val="ListBullet"/>
+      </w:pPr>
+      <w:r>
+        <w:t>`--export-json PATH` — write the full report as a JSON file</w:t>
+      </w:r>
+    </w:p>
+    <w:p>
+      <w:pPr>
+        <w:pStyle w:val="ListBullet"/>
+      </w:pPr>
+      <w:r>
+        <w:t>`--completeness` — also report tag completeness for BPM, key, genre, mood, artwork and ReplayGain</w:t>
+      </w:r>
+    </w:p>
+    <w:p>
+      <w:pPr>
+        <w:pStyle w:val="ListBullet"/>
+      </w:pPr>
+      <w:r>
+        <w:t>`--detail [title|artist|album|track_number|year|bpm|key|genre|mood|tempo_marking|album_art|replaygain]` — with `--completeness`, list the files missing the given tag</w:t>
+      </w:r>
+    </w:p>
+    <w:p>
+      <w:pPr>
+        <w:pStyle w:val="ListBullet"/>
+      </w:pPr>
+      <w:r>
+        <w:t>`--trend` — show the recorded completeness trend for this directory</w:t>
+      </w:r>
+    </w:p>
+    <w:p>
+      <w:pPr>
+        <w:pStyle w:val="ListBullet"/>
+      </w:pPr>
+      <w:r>
+        <w:t>`--history-limit N` — snapshots to show with `--trend` (default: 12)</w:t>
+      </w:r>
+    </w:p>
+    <w:p>
+      <w:pPr>
+        <w:pStyle w:val="ListBullet"/>
+      </w:pPr>
+      <w:r>
+        <w:t>`--no-history` — do not record this run's completeness snapshot</w:t>
+      </w:r>
+    </w:p>
+    <w:p>
+      <w:pPr>
+        <w:pStyle w:val="ListBullet"/>
+      </w:pPr>
+      <w:r>
+        <w:t>`--no-plugin-analysis` — skip analysis contributions from enabled plugins</w:t>
+      </w:r>
+    </w:p>
+    <w:p>
+      <w:r>
+        <w:rPr>
+          <w:b/>
+        </w:rPr>
+        <w:t>Examples:</w:t>
+      </w:r>
+    </w:p>
+    <w:tbl>
+      <w:tblPr>
+        <w:tblStyle w:val="TableGrid"/>
+        <w:tblW w:type="auto" w:w="0"/>
+        <w:tblLook w:firstColumn="1" w:firstRow="1" w:lastColumn="0" w:lastRow="0" w:noHBand="0" w:noVBand="1" w:val="04A0"/>
+      </w:tblPr>
+      <w:tblGrid>
+        <w:gridCol w:w="8640"/>
+      </w:tblGrid>
+      <w:tr>
+        <w:tc>
+          <w:tcPr>
+            <w:tcW w:type="dxa" w:w="8640"/>
+            <w:shd w:val="clear" w:color="auto" w:fill="F2F2F2"/>
+          </w:tcPr>
+          <w:p>
+            <w:r>
+              <w:rPr>
+                <w:rFonts w:ascii="Consolas" w:hAnsi="Consolas"/>
+                <w:sz w:val="18"/>
+              </w:rPr>
+              <w:t>audiosuite stats "D:\Music" --completeness</w:t>
+            </w:r>
+            <w:r>
+              <w:br/>
+            </w:r>
+            <w:r>
+              <w:rPr>
+                <w:rFonts w:ascii="Consolas" w:hAnsi="Consolas"/>
+                <w:sz w:val="18"/>
+              </w:rPr>
+              <w:t>audiosuite stats "D:\Music" --incremental --completeness --detail bpm --json</w:t>
+            </w:r>
+            <w:r>
+              <w:br/>
+            </w:r>
+            <w:r>
+              <w:rPr>
+                <w:rFonts w:ascii="Consolas" w:hAnsi="Consolas"/>
+                <w:sz w:val="18"/>
+              </w:rPr>
+              <w:t>audiosuite stats "D:\Music" --trend --history-limit 6</w:t>
+            </w:r>
+            <w:r>
+              <w:br/>
+            </w:r>
+            <w:r>
+              <w:rPr>
+                <w:rFonts w:ascii="Consolas" w:hAnsi="Consolas"/>
+                <w:sz w:val="18"/>
+              </w:rPr>
+              <w:t>audiosuite stats "D:\Music" --export-csv "D:\Reports\library.csv" --json</w:t>
+            </w:r>
+          </w:p>
+        </w:tc>
+      </w:tr>
+    </w:tbl>
+    <w:p/>
+    <w:p>
+      <w:pPr>
+        <w:pStyle w:val="Heading2"/>
+      </w:pPr>
+      <w:r>
+        <w:t>Spectral Viewer</w:t>
+      </w:r>
+    </w:p>
+    <w:p>
+      <w:r>
+        <w:t>Render FFT spectrograms for one file or a whole directory. Read-only with respect to the audio: nothing is retagged or re-encoded, and the only files written are PNG images. `--dry` lists the images it would write and writes none of them.</w:t>
+      </w:r>
+    </w:p>
+    <w:tbl>
+      <w:tblPr>
+        <w:tblStyle w:val="TableGrid"/>
+        <w:tblW w:type="auto" w:w="0"/>
+        <w:tblLook w:firstColumn="1" w:firstRow="1" w:lastColumn="0" w:lastRow="0" w:noHBand="0" w:noVBand="1" w:val="04A0"/>
+      </w:tblPr>
+      <w:tblGrid>
+        <w:gridCol w:w="8640"/>
+      </w:tblGrid>
+      <w:tr>
+        <w:tc>
+          <w:tcPr>
+            <w:tcW w:type="dxa" w:w="8640"/>
+            <w:shd w:val="clear" w:color="auto" w:fill="F2F2F2"/>
+          </w:tcPr>
+          <w:p>
+            <w:r>
+              <w:rPr>
+                <w:rFonts w:ascii="Consolas" w:hAnsi="Consolas"/>
+                <w:sz w:val="18"/>
+              </w:rPr>
+              <w:t>audiosuite spectrogram PATH [--output-dir DIR] [OPTIONS]</w:t>
+            </w:r>
+          </w:p>
+        </w:tc>
+      </w:tr>
+    </w:tbl>
+    <w:p/>
+    <w:p>
+      <w:r>
+        <w:rPr>
+          <w:b/>
+        </w:rPr>
+        <w:t>Options:</w:t>
+      </w:r>
+    </w:p>
+    <w:p>
+      <w:pPr>
+        <w:pStyle w:val="ListBullet"/>
+      </w:pPr>
+      <w:r>
+        <w:t>`--dry` / `--live` — List the images that would be written, or render them (default: live)</w:t>
+      </w:r>
+    </w:p>
+    <w:p>
+      <w:pPr>
+        <w:pStyle w:val="ListBullet"/>
+      </w:pPr>
+      <w:r>
+        <w:t>`--output-dir DIR` — directory for the PNGs (default: beside each source file)</w:t>
+      </w:r>
+    </w:p>
+    <w:p>
+      <w:pPr>
+        <w:pStyle w:val="ListBullet"/>
+      </w:pPr>
+      <w:r>
+        <w:t>`--n-fft N` — FFT window size in samples (default: 2048)</w:t>
+      </w:r>
+    </w:p>
+    <w:p>
+      <w:pPr>
+        <w:pStyle w:val="ListBullet"/>
+      </w:pPr>
+      <w:r>
+        <w:t>`--hop-length N` — samples between successive frames (default: 512)</w:t>
+      </w:r>
+    </w:p>
+    <w:p>
+      <w:pPr>
+        <w:pStyle w:val="ListBullet"/>
+      </w:pPr>
+      <w:r>
+        <w:t>`--start SEC` — window start in seconds (default: 0.0)</w:t>
+      </w:r>
+    </w:p>
+    <w:p>
+      <w:pPr>
+        <w:pStyle w:val="ListBullet"/>
+      </w:pPr>
+      <w:r>
+        <w:t>`--end SEC` — window end in seconds; `0` runs to the end, capped at 600 seconds (default: 0.0)</w:t>
+      </w:r>
+    </w:p>
+    <w:p>
+      <w:pPr>
+        <w:pStyle w:val="ListBullet"/>
+      </w:pPr>
+      <w:r>
+        <w:t>`--max-freq HZ` — highest frequency to show; `0` is Nyquist (default: 0.0)</w:t>
+      </w:r>
+    </w:p>
+    <w:p>
+      <w:pPr>
+        <w:pStyle w:val="ListBullet"/>
+      </w:pPr>
+      <w:r>
+        <w:t>`--db-range DB` — colour floor in dB below the peak (default: 80.0)</w:t>
+      </w:r>
+    </w:p>
+    <w:p>
+      <w:pPr>
+        <w:pStyle w:val="ListBullet"/>
+      </w:pPr>
+      <w:r>
+        <w:t>`--cmap NAME` — matplotlib colour map (default: magma)</w:t>
+      </w:r>
+    </w:p>
+    <w:p>
+      <w:r>
+        <w:rPr>
+          <w:b/>
+        </w:rPr>
+        <w:t>Examples:</w:t>
+      </w:r>
+    </w:p>
+    <w:tbl>
+      <w:tblPr>
+        <w:tblStyle w:val="TableGrid"/>
+        <w:tblW w:type="auto" w:w="0"/>
+        <w:tblLook w:firstColumn="1" w:firstRow="1" w:lastColumn="0" w:lastRow="0" w:noHBand="0" w:noVBand="1" w:val="04A0"/>
+      </w:tblPr>
+      <w:tblGrid>
+        <w:gridCol w:w="8640"/>
+      </w:tblGrid>
+      <w:tr>
+        <w:tc>
+          <w:tcPr>
+            <w:tcW w:type="dxa" w:w="8640"/>
+            <w:shd w:val="clear" w:color="auto" w:fill="F2F2F2"/>
+          </w:tcPr>
+          <w:p>
+            <w:r>
+              <w:rPr>
+                <w:rFonts w:ascii="Consolas" w:hAnsi="Consolas"/>
+                <w:sz w:val="18"/>
+              </w:rPr>
+              <w:t>audiosuite spectrogram "D:\Music\Album\01 Track.flac" --dry</w:t>
+            </w:r>
+            <w:r>
+              <w:br/>
+            </w:r>
+            <w:r>
+              <w:rPr>
+                <w:rFonts w:ascii="Consolas" w:hAnsi="Consolas"/>
+                <w:sz w:val="18"/>
+              </w:rPr>
+              <w:t>audiosuite spectrogram "D:\Music\Album" --output-dir "D:\Spectrograms"</w:t>
+            </w:r>
+            <w:r>
+              <w:br/>
+            </w:r>
+            <w:r>
+              <w:rPr>
+                <w:rFonts w:ascii="Consolas" w:hAnsi="Consolas"/>
+                <w:sz w:val="18"/>
+              </w:rPr>
+              <w:t>audiosuite spectrogram "D:\Music\Album" --start 30 --end 60 --max-freq 12000 --cmap viridis</w:t>
+            </w:r>
+          </w:p>
+        </w:tc>
+      </w:tr>
+    </w:tbl>
+    <w:p/>
+    <w:p>
+      <w:pPr>
+        <w:pStyle w:val="Heading2"/>
+      </w:pPr>
+      <w:r>
+        <w:t>ML Denoiser</w:t>
+      </w:r>
+    </w:p>
+    <w:p>
+      <w:r>
+        <w:t>Neural noise reduction with RNNoise, an optional extra installed by `uv sync --extra ml`. The model is trained on speech, so for music `--amount` blends the source back in rather than replacing it.</w:t>
+      </w:r>
+    </w:p>
+    <w:tbl>
+      <w:tblPr>
+        <w:tblStyle w:val="TableGrid"/>
+        <w:tblW w:type="auto" w:w="0"/>
+        <w:tblLook w:firstColumn="1" w:firstRow="1" w:lastColumn="0" w:lastRow="0" w:noHBand="0" w:noVBand="1" w:val="04A0"/>
+      </w:tblPr>
+      <w:tblGrid>
+        <w:gridCol w:w="8640"/>
+      </w:tblGrid>
+      <w:tr>
+        <w:tc>
+          <w:tcPr>
+            <w:tcW w:type="dxa" w:w="8640"/>
+            <w:shd w:val="clear" w:color="auto" w:fill="F2F2F2"/>
+          </w:tcPr>
+          <w:p>
+            <w:r>
+              <w:rPr>
+                <w:rFonts w:ascii="Consolas" w:hAnsi="Consolas"/>
+                <w:sz w:val="18"/>
+              </w:rPr>
+              <w:t>audiosuite denoise &lt;directory&gt; [--amount PCT] [--dry] [--json]</w:t>
+            </w:r>
+          </w:p>
+        </w:tc>
+      </w:tr>
+    </w:tbl>
+    <w:p/>
+    <w:p>
+      <w:r>
+        <w:rPr>
+          <w:b/>
+        </w:rPr>
+        <w:t>Options:</w:t>
+      </w:r>
+    </w:p>
+    <w:p>
+      <w:pPr>
+        <w:pStyle w:val="ListBullet"/>
+      </w:pPr>
+      <w:r>
+        <w:t>`--dry` / `--live` — Report the measured levels only, or write the processed audio (default: live)</w:t>
+      </w:r>
+    </w:p>
+    <w:p>
+      <w:pPr>
+        <w:pStyle w:val="ListBullet"/>
+      </w:pPr>
+      <w:r>
+        <w:t>`--amount PCT` — how much of the model's output to keep, 1–100 %; lower values blend the source back in, which suits music (default: 100.0)</w:t>
+      </w:r>
+    </w:p>
+    <w:p>
+      <w:r>
+        <w:rPr>
+          <w:b/>
+        </w:rPr>
+        <w:t>Examples:</w:t>
+      </w:r>
+    </w:p>
+    <w:tbl>
+      <w:tblPr>
+        <w:tblStyle w:val="TableGrid"/>
+        <w:tblW w:type="auto" w:w="0"/>
+        <w:tblLook w:firstColumn="1" w:firstRow="1" w:lastColumn="0" w:lastRow="0" w:noHBand="0" w:noVBand="1" w:val="04A0"/>
+      </w:tblPr>
+      <w:tblGrid>
+        <w:gridCol w:w="8640"/>
+      </w:tblGrid>
+      <w:tr>
+        <w:tc>
+          <w:tcPr>
+            <w:tcW w:type="dxa" w:w="8640"/>
+            <w:shd w:val="clear" w:color="auto" w:fill="F2F2F2"/>
+          </w:tcPr>
+          <w:p>
+            <w:r>
+              <w:rPr>
+                <w:rFonts w:ascii="Consolas" w:hAnsi="Consolas"/>
+                <w:sz w:val="18"/>
+              </w:rPr>
+              <w:t>audiosuite denoise "D:\Music\Interviews" --dry</w:t>
+            </w:r>
+            <w:r>
+              <w:br/>
+            </w:r>
+            <w:r>
+              <w:rPr>
+                <w:rFonts w:ascii="Consolas" w:hAnsi="Consolas"/>
+                <w:sz w:val="18"/>
+              </w:rPr>
+              <w:t>audiosuite denoise "D:\Music\Live" --amount 40 --json</w:t>
+            </w:r>
+          </w:p>
+        </w:tc>
+      </w:tr>
+    </w:tbl>
+    <w:p/>
+    <w:p>
+      <w:pPr>
+        <w:pStyle w:val="Heading2"/>
+      </w:pPr>
+      <w:r>
+        <w:t>Tag-Based File Reorganizer</w:t>
+      </w:r>
+    </w:p>
+    <w:p>
+      <w:r>
+        <w:t>Move or copy audio files into a folder hierarchy built from their tags.</w:t>
+      </w:r>
+    </w:p>
+    <w:tbl>
+      <w:tblPr>
+        <w:tblStyle w:val="TableGrid"/>
+        <w:tblW w:type="auto" w:w="0"/>
+        <w:tblLook w:firstColumn="1" w:firstRow="1" w:lastColumn="0" w:lastRow="0" w:noHBand="0" w:noVBand="1" w:val="04A0"/>
+      </w:tblPr>
+      <w:tblGrid>
+        <w:gridCol w:w="8640"/>
+      </w:tblGrid>
+      <w:tr>
+        <w:tc>
+          <w:tcPr>
+            <w:tcW w:type="dxa" w:w="8640"/>
+            <w:shd w:val="clear" w:color="auto" w:fill="F2F2F2"/>
+          </w:tcPr>
+          <w:p>
+            <w:r>
+              <w:rPr>
+                <w:rFonts w:ascii="Consolas" w:hAnsi="Consolas"/>
+                <w:sz w:val="18"/>
+              </w:rPr>
+              <w:t>audiosuite reorganize &lt;directory&gt; --output-dir DIR [--action copy|move] [OPTIONS]</w:t>
+            </w:r>
+          </w:p>
+        </w:tc>
+      </w:tr>
+    </w:tbl>
+    <w:p/>
+    <w:p>
+      <w:r>
+        <w:rPr>
+          <w:b/>
+        </w:rPr>
+        <w:t>Options:</w:t>
+      </w:r>
+    </w:p>
+    <w:p>
+      <w:pPr>
+        <w:pStyle w:val="ListBullet"/>
+      </w:pPr>
+      <w:r>
+        <w:t>`--output-dir DIR` — destination directory</w:t>
+      </w:r>
+    </w:p>
+    <w:p>
+      <w:pPr>
+        <w:pStyle w:val="ListBullet"/>
+      </w:pPr>
+      <w:r>
+        <w:t>`--action [copy|move]` — defaults to the saved configuration, or `copy` when none is saved</w:t>
+      </w:r>
+    </w:p>
+    <w:p>
+      <w:pPr>
+        <w:pStyle w:val="ListBullet"/>
+      </w:pPr>
+      <w:r>
+        <w:t>`--specific-pattern PATTERN` — folder pattern for specific-artist albums</w:t>
+      </w:r>
+    </w:p>
+    <w:p>
+      <w:pPr>
+        <w:pStyle w:val="ListBullet"/>
+      </w:pPr>
+      <w:r>
+        <w:t>`--various-pattern PATTERN` — folder pattern for Various Artists albums</w:t>
+      </w:r>
+    </w:p>
+    <w:p>
+      <w:r>
+        <w:rPr>
+          <w:b/>
+        </w:rPr>
+        <w:t>Examples:</w:t>
+      </w:r>
+    </w:p>
+    <w:tbl>
+      <w:tblPr>
+        <w:tblStyle w:val="TableGrid"/>
+        <w:tblW w:type="auto" w:w="0"/>
+        <w:tblLook w:firstColumn="1" w:firstRow="1" w:lastColumn="0" w:lastRow="0" w:noHBand="0" w:noVBand="1" w:val="04A0"/>
+      </w:tblPr>
+      <w:tblGrid>
+        <w:gridCol w:w="8640"/>
+      </w:tblGrid>
+      <w:tr>
+        <w:tc>
+          <w:tcPr>
+            <w:tcW w:type="dxa" w:w="8640"/>
+            <w:shd w:val="clear" w:color="auto" w:fill="F2F2F2"/>
+          </w:tcPr>
+          <w:p>
+            <w:r>
+              <w:rPr>
+                <w:rFonts w:ascii="Consolas" w:hAnsi="Consolas"/>
+                <w:sz w:val="18"/>
+              </w:rPr>
+              <w:t>audiosuite reorganize "D:\Music\Unsorted" --output-dir "D:\Music\Sorted" --dry</w:t>
+            </w:r>
+            <w:r>
+              <w:br/>
+            </w:r>
+            <w:r>
+              <w:rPr>
+                <w:rFonts w:ascii="Consolas" w:hAnsi="Consolas"/>
+                <w:sz w:val="18"/>
+              </w:rPr>
+              <w:t>audiosuite reorganize "D:\Music\Unsorted" --output-dir "D:\Music\Sorted" --action move --json</w:t>
+            </w:r>
+          </w:p>
+        </w:tc>
+      </w:tr>
+    </w:tbl>
+    <w:p/>
+    <w:p>
+      <w:pPr>
+        <w:pStyle w:val="Heading2"/>
+      </w:pPr>
+      <w:r>
+        <w:t>Undo Tag Edits</w:t>
+      </w:r>
+    </w:p>
+    <w:p>
+      <w:r>
+        <w:t>Undo Tag Edits restores the tags a batch run changed. It has its own window (`Undo_Tag_Edits.pyw`) and a CLI in `utilities/undo.py`, not an `audiosuite` sub-command, because it operates on the shared undo database rather than on a directory of audio:</w:t>
+      </w:r>
+    </w:p>
+    <w:tbl>
+      <w:tblPr>
+        <w:tblStyle w:val="TableGrid"/>
+        <w:tblW w:type="auto" w:w="0"/>
+        <w:tblLook w:firstColumn="1" w:firstRow="1" w:lastColumn="0" w:lastRow="0" w:noHBand="0" w:noVBand="1" w:val="04A0"/>
+      </w:tblPr>
+      <w:tblGrid>
+        <w:gridCol w:w="8640"/>
+      </w:tblGrid>
+      <w:tr>
+        <w:tc>
+          <w:tcPr>
+            <w:tcW w:type="dxa" w:w="8640"/>
+            <w:shd w:val="clear" w:color="auto" w:fill="F2F2F2"/>
+          </w:tcPr>
+          <w:p>
+            <w:r>
+              <w:rPr>
+                <w:rFonts w:ascii="Consolas" w:hAnsi="Consolas"/>
+                <w:sz w:val="18"/>
+              </w:rPr>
+              <w:t>python utilities/undo.py list [--limit N]</w:t>
+            </w:r>
+            <w:r>
+              <w:br/>
+            </w:r>
+            <w:r>
+              <w:rPr>
+                <w:rFonts w:ascii="Consolas" w:hAnsi="Consolas"/>
+                <w:sz w:val="18"/>
+              </w:rPr>
+              <w:t>python utilities/undo.py show &lt;batch_id&gt;</w:t>
+            </w:r>
+            <w:r>
+              <w:br/>
+            </w:r>
+            <w:r>
+              <w:rPr>
+                <w:rFonts w:ascii="Consolas" w:hAnsi="Consolas"/>
+                <w:sz w:val="18"/>
+              </w:rPr>
+              <w:t>python utilities/undo.py undo &lt;batch_id&gt;</w:t>
+            </w:r>
+          </w:p>
+        </w:tc>
+      </w:tr>
+    </w:tbl>
+    <w:p/>
+    <w:p>
+      <w:r>
+        <w:t>See *Undo Batch* at the end of this reference for the batch model and the `--db` option.</w:t>
+      </w:r>
+    </w:p>
+    <w:p>
+      <w:pPr>
+        <w:pStyle w:val="Heading1"/>
+      </w:pPr>
+      <w:r>
+        <w:t>Suite commands</w:t>
+      </w:r>
+    </w:p>
+    <w:p>
+      <w:pPr>
+        <w:pStyle w:val="Heading2"/>
+      </w:pPr>
+      <w:r>
+        <w:t>doctor</w:t>
+      </w:r>
+    </w:p>
+    <w:p>
+      <w:r>
+        <w:t>Check that the installation maps every package in the checkout. It reports the installed and checkout versions, how many first-party packages resolve from this checkout, every CLI command a stale install would take down, the interpreter a launcher would run under, and whether each optional extra (Demucs, RNNoise) imports there. It takes no directory and exits 1 when the install is wrong.</w:t>
+      </w:r>
+    </w:p>
+    <w:tbl>
+      <w:tblPr>
+        <w:tblStyle w:val="TableGrid"/>
+        <w:tblW w:type="auto" w:w="0"/>
+        <w:tblLook w:firstColumn="1" w:firstRow="1" w:lastColumn="0" w:lastRow="0" w:noHBand="0" w:noVBand="1" w:val="04A0"/>
+      </w:tblPr>
+      <w:tblGrid>
+        <w:gridCol w:w="8640"/>
+      </w:tblGrid>
+      <w:tr>
+        <w:tc>
+          <w:tcPr>
+            <w:tcW w:type="dxa" w:w="8640"/>
+            <w:shd w:val="clear" w:color="auto" w:fill="F2F2F2"/>
+          </w:tcPr>
+          <w:p>
+            <w:r>
+              <w:rPr>
+                <w:rFonts w:ascii="Consolas" w:hAnsi="Consolas"/>
+                <w:sz w:val="18"/>
+              </w:rPr>
+              <w:t>audiosuite doctor [--json]</w:t>
+            </w:r>
+          </w:p>
+        </w:tc>
+      </w:tr>
+    </w:tbl>
+    <w:p/>
+    <w:p>
+      <w:r>
+        <w:rPr>
+          <w:b/>
+        </w:rPr>
+        <w:t>Examples:</w:t>
+      </w:r>
+    </w:p>
+    <w:tbl>
+      <w:tblPr>
+        <w:tblStyle w:val="TableGrid"/>
+        <w:tblW w:type="auto" w:w="0"/>
+        <w:tblLook w:firstColumn="1" w:firstRow="1" w:lastColumn="0" w:lastRow="0" w:noHBand="0" w:noVBand="1" w:val="04A0"/>
+      </w:tblPr>
+      <w:tblGrid>
+        <w:gridCol w:w="8640"/>
+      </w:tblGrid>
+      <w:tr>
+        <w:tc>
+          <w:tcPr>
+            <w:tcW w:type="dxa" w:w="8640"/>
+            <w:shd w:val="clear" w:color="auto" w:fill="F2F2F2"/>
+          </w:tcPr>
+          <w:p>
+            <w:r>
+              <w:rPr>
+                <w:rFonts w:ascii="Consolas" w:hAnsi="Consolas"/>
+                <w:sz w:val="18"/>
+              </w:rPr>
+              <w:t>audiosuite doctor</w:t>
+            </w:r>
+            <w:r>
+              <w:br/>
+            </w:r>
+            <w:r>
+              <w:rPr>
+                <w:rFonts w:ascii="Consolas" w:hAnsi="Consolas"/>
+                <w:sz w:val="18"/>
+              </w:rPr>
+              <w:t>audiosuite doctor --json</w:t>
+            </w:r>
+          </w:p>
+        </w:tc>
+      </w:tr>
+    </w:tbl>
+    <w:p/>
+    <w:p>
+      <w:pPr>
+        <w:pStyle w:val="Heading2"/>
+      </w:pPr>
+      <w:r>
+        <w:t>plugins</w:t>
+      </w:r>
+    </w:p>
+    <w:p>
+      <w:r>
+        <w:t>Inspect and enable third-party plugins discovered under `plugins/`. Discovery reads each `MANIFEST.toml` without importing plugin code, so a broken plugin cannot take down `audiosuite --help`; enablement is stored in the shared `audio_suite_config.json`.</w:t>
+      </w:r>
+    </w:p>
+    <w:tbl>
+      <w:tblPr>
+        <w:tblStyle w:val="TableGrid"/>
+        <w:tblW w:type="auto" w:w="0"/>
+        <w:tblLook w:firstColumn="1" w:firstRow="1" w:lastColumn="0" w:lastRow="0" w:noHBand="0" w:noVBand="1" w:val="04A0"/>
+      </w:tblPr>
+      <w:tblGrid>
+        <w:gridCol w:w="8640"/>
+      </w:tblGrid>
+      <w:tr>
+        <w:tc>
+          <w:tcPr>
+            <w:tcW w:type="dxa" w:w="8640"/>
+            <w:shd w:val="clear" w:color="auto" w:fill="F2F2F2"/>
+          </w:tcPr>
+          <w:p>
+            <w:r>
+              <w:rPr>
+                <w:rFonts w:ascii="Consolas" w:hAnsi="Consolas"/>
+                <w:sz w:val="18"/>
+              </w:rPr>
+              <w:t>audiosuite plugins list [--json]</w:t>
+            </w:r>
+            <w:r>
+              <w:br/>
+            </w:r>
+            <w:r>
+              <w:rPr>
+                <w:rFonts w:ascii="Consolas" w:hAnsi="Consolas"/>
+                <w:sz w:val="18"/>
+              </w:rPr>
+              <w:t>audiosuite plugins enable PLUGIN_ID [--json]</w:t>
+            </w:r>
+            <w:r>
+              <w:br/>
+            </w:r>
+            <w:r>
+              <w:rPr>
+                <w:rFonts w:ascii="Consolas" w:hAnsi="Consolas"/>
+                <w:sz w:val="18"/>
+              </w:rPr>
+              <w:t>audiosuite plugins disable PLUGIN_ID [--json]</w:t>
+            </w:r>
+          </w:p>
+        </w:tc>
+      </w:tr>
+    </w:tbl>
+    <w:p/>
+    <w:p>
+      <w:r>
+        <w:rPr>
+          <w:b/>
+        </w:rPr>
+        <w:t>Examples:</w:t>
+      </w:r>
+    </w:p>
+    <w:tbl>
+      <w:tblPr>
+        <w:tblStyle w:val="TableGrid"/>
+        <w:tblW w:type="auto" w:w="0"/>
+        <w:tblLook w:firstColumn="1" w:firstRow="1" w:lastColumn="0" w:lastRow="0" w:noHBand="0" w:noVBand="1" w:val="04A0"/>
+      </w:tblPr>
+      <w:tblGrid>
+        <w:gridCol w:w="8640"/>
+      </w:tblGrid>
+      <w:tr>
+        <w:tc>
+          <w:tcPr>
+            <w:tcW w:type="dxa" w:w="8640"/>
+            <w:shd w:val="clear" w:color="auto" w:fill="F2F2F2"/>
+          </w:tcPr>
+          <w:p>
+            <w:r>
+              <w:rPr>
+                <w:rFonts w:ascii="Consolas" w:hAnsi="Consolas"/>
+                <w:sz w:val="18"/>
+              </w:rPr>
+              <w:t>audiosuite plugins list</w:t>
+            </w:r>
+            <w:r>
+              <w:br/>
+            </w:r>
+            <w:r>
+              <w:rPr>
+                <w:rFonts w:ascii="Consolas" w:hAnsi="Consolas"/>
+                <w:sz w:val="18"/>
+              </w:rPr>
+              <w:t>audiosuite plugins enable example_plugin</w:t>
+            </w:r>
+            <w:r>
+              <w:br/>
+            </w:r>
+            <w:r>
+              <w:rPr>
+                <w:rFonts w:ascii="Consolas" w:hAnsi="Consolas"/>
+                <w:sz w:val="18"/>
+              </w:rPr>
+              <w:t>audiosuite plugins disable example_plugin --json</w:t>
+            </w:r>
+          </w:p>
+        </w:tc>
+      </w:tr>
+    </w:tbl>
+    <w:p/>
+    <w:p>
+      <w:r>
+        <w:t>`audiosuite example` is the bundled example plugin's own command (count the audio files in a folder and report the tags they carry); it exists only while that plugin is enabled.</w:t>
+      </w:r>
+    </w:p>
+    <w:p>
+      <w:pPr>
+        <w:pStyle w:val="Heading1"/>
+      </w:pPr>
+      <w:r>
+        <w:t>CUE sheet commands</w:t>
+      </w:r>
+    </w:p>
+    <w:p>
+      <w:r>
+        <w:t>Parse, generate, and split `.cue` sheets. The `cue` group has three sub-commands:</w:t>
+      </w:r>
+    </w:p>
+    <w:p>
+      <w:pPr>
+        <w:pStyle w:val="ListBullet"/>
+      </w:pPr>
+      <w:r>
+        <w:t>`parse` — Inspect an existing sheet's track layout and timestamps.</w:t>
+      </w:r>
+    </w:p>
+    <w:p>
+      <w:pPr>
+        <w:pStyle w:val="ListBullet"/>
+      </w:pPr>
+      <w:r>
+        <w:t>`generate` — Build a sheet that matches the audio tracks in a folder or a single file.</w:t>
+      </w:r>
+    </w:p>
+    <w:p>
+      <w:pPr>
+        <w:pStyle w:val="ListBullet"/>
+      </w:pPr>
+      <w:r>
+        <w:t>`split` — Split a single-file audio image into per-track files using a sheet (lossless `-c copy`).</w:t>
+      </w:r>
+    </w:p>
+    <w:p>
+      <w:pPr>
+        <w:pStyle w:val="Heading2"/>
+      </w:pPr>
+      <w:r>
+        <w:t>cue parse</w:t>
+      </w:r>
+    </w:p>
+    <w:tbl>
+      <w:tblPr>
+        <w:tblStyle w:val="TableGrid"/>
+        <w:tblW w:type="auto" w:w="0"/>
+        <w:tblLook w:firstColumn="1" w:firstRow="1" w:lastColumn="0" w:lastRow="0" w:noHBand="0" w:noVBand="1" w:val="04A0"/>
+      </w:tblPr>
+      <w:tblGrid>
+        <w:gridCol w:w="8640"/>
+      </w:tblGrid>
+      <w:tr>
+        <w:tc>
+          <w:tcPr>
+            <w:tcW w:type="dxa" w:w="8640"/>
+            <w:shd w:val="clear" w:color="auto" w:fill="F2F2F2"/>
+          </w:tcPr>
+          <w:p>
+            <w:r>
+              <w:rPr>
+                <w:rFonts w:ascii="Consolas" w:hAnsi="Consolas"/>
+                <w:sz w:val="18"/>
+              </w:rPr>
+              <w:t>audiosuite cue parse CUE_FILE [--json]</w:t>
+            </w:r>
+          </w:p>
+        </w:tc>
+      </w:tr>
+    </w:tbl>
+    <w:p/>
+    <w:p>
+      <w:r>
+        <w:t>Text mode prints a compact track table. `--json` emits the full parsed structure including REM comments, ISRC codes, PREGAP/POSTGAP and index timestamps in milliseconds.</w:t>
+      </w:r>
+    </w:p>
+    <w:p>
+      <w:r>
+        <w:rPr>
+          <w:b/>
+        </w:rPr>
+        <w:t>Examples:</w:t>
+      </w:r>
+    </w:p>
+    <w:tbl>
+      <w:tblPr>
+        <w:tblStyle w:val="TableGrid"/>
+        <w:tblW w:type="auto" w:w="0"/>
+        <w:tblLook w:firstColumn="1" w:firstRow="1" w:lastColumn="0" w:lastRow="0" w:noHBand="0" w:noVBand="1" w:val="04A0"/>
+      </w:tblPr>
+      <w:tblGrid>
+        <w:gridCol w:w="8640"/>
+      </w:tblGrid>
+      <w:tr>
+        <w:tc>
+          <w:tcPr>
+            <w:tcW w:type="dxa" w:w="8640"/>
+            <w:shd w:val="clear" w:color="auto" w:fill="F2F2F2"/>
+          </w:tcPr>
+          <w:p>
+            <w:r>
+              <w:rPr>
+                <w:rFonts w:ascii="Consolas" w:hAnsi="Consolas"/>
+                <w:sz w:val="18"/>
+              </w:rPr>
+              <w:t>audiosuite cue parse "D:\Music\Album\Album.cue"</w:t>
+            </w:r>
+            <w:r>
+              <w:br/>
+            </w:r>
+            <w:r>
+              <w:rPr>
+                <w:rFonts w:ascii="Consolas" w:hAnsi="Consolas"/>
+                <w:sz w:val="18"/>
+              </w:rPr>
+              <w:t>audiosuite cue parse "D:\Music\Album\Album.cue" --json</w:t>
+            </w:r>
+          </w:p>
+        </w:tc>
+      </w:tr>
+    </w:tbl>
+    <w:p/>
+    <w:p>
+      <w:pPr>
+        <w:pStyle w:val="Heading2"/>
+      </w:pPr>
+      <w:r>
+        <w:t>cue generate</w:t>
+      </w:r>
+    </w:p>
+    <w:tbl>
+      <w:tblPr>
+        <w:tblStyle w:val="TableGrid"/>
+        <w:tblW w:type="auto" w:w="0"/>
+        <w:tblLook w:firstColumn="1" w:firstRow="1" w:lastColumn="0" w:lastRow="0" w:noHBand="0" w:noVBand="1" w:val="04A0"/>
+      </w:tblPr>
+      <w:tblGrid>
+        <w:gridCol w:w="8640"/>
+      </w:tblGrid>
+      <w:tr>
+        <w:tc>
+          <w:tcPr>
+            <w:tcW w:type="dxa" w:w="8640"/>
+            <w:shd w:val="clear" w:color="auto" w:fill="F2F2F2"/>
+          </w:tcPr>
+          <w:p>
+            <w:r>
+              <w:rPr>
+                <w:rFonts w:ascii="Consolas" w:hAnsi="Consolas"/>
+                <w:sz w:val="18"/>
+              </w:rPr>
+              <w:t>audiosuite cue generate TARGET [-o FILE] [--title TEXT] [--artist TEXT] [--json]</w:t>
+            </w:r>
+          </w:p>
+        </w:tc>
+      </w:tr>
+    </w:tbl>
+    <w:p/>
+    <w:p>
+      <w:r>
+        <w:t>`TARGET` is a directory of ripped track files or a single audio file. Track numbers, titles and artists are read from embedded tags, falling back to the `NN - Title.ext` filename prefix for untagged files. The sheet is written to `album.cue` next to the input by default. `--json` reports the written path (`cue_path`), the sheet's track count (`tracks`) and the album title (`title`) alongside the shared counters, so a caller can split the sheet it just made without reading it back.</w:t>
+      </w:r>
+    </w:p>
+    <w:p>
+      <w:r>
+        <w:rPr>
+          <w:b/>
+        </w:rPr>
+        <w:t>Options:</w:t>
+      </w:r>
+    </w:p>
+    <w:p>
+      <w:pPr>
+        <w:pStyle w:val="ListBullet"/>
+      </w:pPr>
+      <w:r>
+        <w:t>`-o, --output FILE` — Destination `.cue` path (default: `album.cue` next to the input)</w:t>
+      </w:r>
+    </w:p>
+    <w:p>
+      <w:pPr>
+        <w:pStyle w:val="ListBullet"/>
+      </w:pPr>
+      <w:r>
+        <w:t>`--title TEXT` — Album title for the generated sheet</w:t>
+      </w:r>
+    </w:p>
+    <w:p>
+      <w:pPr>
+        <w:pStyle w:val="ListBullet"/>
+      </w:pPr>
+      <w:r>
+        <w:t>`--artist TEXT` — Album artist (`PERFORMER`) for the generated sheet</w:t>
+      </w:r>
+    </w:p>
+    <w:p>
+      <w:pPr>
+        <w:pStyle w:val="ListBullet"/>
+      </w:pPr>
+      <w:r>
+        <w:t>`--json` / `--text` — Emit JSON output (default: text)</w:t>
+      </w:r>
+    </w:p>
+    <w:p>
+      <w:r>
+        <w:rPr>
+          <w:b/>
+        </w:rPr>
+        <w:t>Examples:</w:t>
+      </w:r>
+    </w:p>
+    <w:tbl>
+      <w:tblPr>
+        <w:tblStyle w:val="TableGrid"/>
+        <w:tblW w:type="auto" w:w="0"/>
+        <w:tblLook w:firstColumn="1" w:firstRow="1" w:lastColumn="0" w:lastRow="0" w:noHBand="0" w:noVBand="1" w:val="04A0"/>
+      </w:tblPr>
+      <w:tblGrid>
+        <w:gridCol w:w="8640"/>
+      </w:tblGrid>
+      <w:tr>
+        <w:tc>
+          <w:tcPr>
+            <w:tcW w:type="dxa" w:w="8640"/>
+            <w:shd w:val="clear" w:color="auto" w:fill="F2F2F2"/>
+          </w:tcPr>
+          <w:p>
+            <w:r>
+              <w:rPr>
+                <w:rFonts w:ascii="Consolas" w:hAnsi="Consolas"/>
+                <w:sz w:val="18"/>
+              </w:rPr>
+              <w:t>audiosuite cue generate "D:\Music\Album"</w:t>
+            </w:r>
+            <w:r>
+              <w:br/>
+            </w:r>
+            <w:r>
+              <w:rPr>
+                <w:rFonts w:ascii="Consolas" w:hAnsi="Consolas"/>
+                <w:sz w:val="18"/>
+              </w:rPr>
+              <w:t>audiosuite cue generate "D:\Music\Album" --title "Greatest Hits" --artist "The Band"</w:t>
+            </w:r>
+            <w:r>
+              <w:br/>
+            </w:r>
+            <w:r>
+              <w:rPr>
+                <w:rFonts w:ascii="Consolas" w:hAnsi="Consolas"/>
+                <w:sz w:val="18"/>
+              </w:rPr>
+              <w:t>audiosuite cue generate "D:\Music\Album\01 Song.flac" -o out.cue</w:t>
+            </w:r>
+            <w:r>
+              <w:br/>
+            </w:r>
+            <w:r>
+              <w:rPr>
+                <w:rFonts w:ascii="Consolas" w:hAnsi="Consolas"/>
+                <w:sz w:val="18"/>
+              </w:rPr>
+              <w:t>audiosuite cue generate "D:\Music\Album" --json</w:t>
+            </w:r>
+          </w:p>
+        </w:tc>
+      </w:tr>
+    </w:tbl>
+    <w:p/>
+    <w:p>
+      <w:pPr>
+        <w:pStyle w:val="Heading2"/>
+      </w:pPr>
+      <w:r>
+        <w:t>cue split</w:t>
+      </w:r>
+    </w:p>
+    <w:tbl>
+      <w:tblPr>
+        <w:tblStyle w:val="TableGrid"/>
+        <w:tblW w:type="auto" w:w="0"/>
+        <w:tblLook w:firstColumn="1" w:firstRow="1" w:lastColumn="0" w:lastRow="0" w:noHBand="0" w:noVBand="1" w:val="04A0"/>
+      </w:tblPr>
+      <w:tblGrid>
+        <w:gridCol w:w="8640"/>
+      </w:tblGrid>
+      <w:tr>
+        <w:tc>
+          <w:tcPr>
+            <w:tcW w:type="dxa" w:w="8640"/>
+            <w:shd w:val="clear" w:color="auto" w:fill="F2F2F2"/>
+          </w:tcPr>
+          <w:p>
+            <w:r>
+              <w:rPr>
+                <w:rFonts w:ascii="Consolas" w:hAnsi="Consolas"/>
+                <w:sz w:val="18"/>
+              </w:rPr>
+              <w:t>audiosuite cue split CUE_FILE [-o DIR] [--ffmpeg EXE] [--json]</w:t>
+            </w:r>
+          </w:p>
+        </w:tc>
+      </w:tr>
+    </w:tbl>
+    <w:p/>
+    <w:p>
+      <w:r>
+        <w:t>Each track is cut losslessly from the image at its `INDEX 01` timestamp and tagged with the sheet's title / performer.</w:t>
+      </w:r>
+    </w:p>
+    <w:p>
+      <w:r>
+        <w:rPr>
+          <w:b/>
+        </w:rPr>
+        <w:t>Options:</w:t>
+      </w:r>
+    </w:p>
+    <w:p>
+      <w:pPr>
+        <w:pStyle w:val="ListBullet"/>
+      </w:pPr>
+      <w:r>
+        <w:t>`-o, --output-dir DIR` — Destination folder (default: alongside the CUE sheet)</w:t>
+      </w:r>
+    </w:p>
+    <w:p>
+      <w:pPr>
+        <w:pStyle w:val="ListBullet"/>
+      </w:pPr>
+      <w:r>
+        <w:t>`--ffmpeg TEXT` — FFmpeg executable (name on PATH or absolute path)</w:t>
+      </w:r>
+    </w:p>
+    <w:p>
+      <w:pPr>
+        <w:pStyle w:val="ListBullet"/>
+      </w:pPr>
+      <w:r>
+        <w:t>`--json` / `--text` — Emit JSON output</w:t>
+      </w:r>
+    </w:p>
+    <w:p>
+      <w:r>
+        <w:rPr>
+          <w:b/>
+        </w:rPr>
+        <w:t>Examples:</w:t>
+      </w:r>
+    </w:p>
+    <w:tbl>
+      <w:tblPr>
+        <w:tblStyle w:val="TableGrid"/>
+        <w:tblW w:type="auto" w:w="0"/>
+        <w:tblLook w:firstColumn="1" w:firstRow="1" w:lastColumn="0" w:lastRow="0" w:noHBand="0" w:noVBand="1" w:val="04A0"/>
+      </w:tblPr>
+      <w:tblGrid>
+        <w:gridCol w:w="8640"/>
+      </w:tblGrid>
+      <w:tr>
+        <w:tc>
+          <w:tcPr>
+            <w:tcW w:type="dxa" w:w="8640"/>
+            <w:shd w:val="clear" w:color="auto" w:fill="F2F2F2"/>
+          </w:tcPr>
+          <w:p>
+            <w:r>
+              <w:rPr>
+                <w:rFonts w:ascii="Consolas" w:hAnsi="Consolas"/>
+                <w:sz w:val="18"/>
+              </w:rPr>
+              <w:t>audiosuite cue split "D:\Music\Album\Album.cue"</w:t>
+            </w:r>
+            <w:r>
+              <w:br/>
+            </w:r>
+            <w:r>
+              <w:rPr>
+                <w:rFonts w:ascii="Consolas" w:hAnsi="Consolas"/>
+                <w:sz w:val="18"/>
+              </w:rPr>
+              <w:t>audiosuite cue split "D:\Music\Album\Album.cue" -o "D:\Music\Album\Tracks"</w:t>
+            </w:r>
+          </w:p>
+        </w:tc>
+      </w:tr>
+    </w:tbl>
+    <w:p/>
+    <w:p>
+      <w:pPr>
+        <w:pStyle w:val="Heading1"/>
+      </w:pPr>
+      <w:r>
         <w:t>All Commands</w:t>
+      </w:r>
+    </w:p>
+    <w:p>
+      <w:r>
+        <w:t>Every command the CLI ships, including the suite commands that operate on the installation rather than on a folder of audio. Each of the 30 tools appears here, and each tool's own section above documents its flags.</w:t>
       </w:r>
     </w:p>
     <w:tbl>
@@ -1957,7 +5123,7 @@
           </w:tcPr>
           <w:p>
             <w:r>
-              <w:t>`album-genre`</w:t>
+              <w:t>`album-art`</w:t>
             </w:r>
           </w:p>
         </w:tc>
@@ -1967,7 +5133,7 @@
           </w:tcPr>
           <w:p>
             <w:r>
-              <w:t>Album Genre Tagger</w:t>
+              <w:t>Album Art Sync</w:t>
             </w:r>
           </w:p>
         </w:tc>
@@ -1977,7 +5143,7 @@
           </w:tcPr>
           <w:p>
             <w:r>
-              <w:t>Enrich (metadata)</w:t>
+              <w:t>Enrich</w:t>
             </w:r>
           </w:p>
         </w:tc>
@@ -1989,7 +5155,7 @@
           </w:tcPr>
           <w:p>
             <w:r>
-              <w:t>`album-art`</w:t>
+              <w:t>`album-genre`</w:t>
             </w:r>
           </w:p>
         </w:tc>
@@ -1999,7 +5165,7 @@
           </w:tcPr>
           <w:p>
             <w:r>
-              <w:t>Album Art Sync</w:t>
+              <w:t>Album Genre Tagger</w:t>
             </w:r>
           </w:p>
         </w:tc>
@@ -2009,7 +5175,7 @@
           </w:tcPr>
           <w:p>
             <w:r>
-              <w:t>Enrich (metadata)</w:t>
+              <w:t>Enrich</w:t>
             </w:r>
           </w:p>
         </w:tc>
@@ -2021,7 +5187,7 @@
           </w:tcPr>
           <w:p>
             <w:r>
-              <w:t>`asx-extract`</w:t>
+              <w:t>`artnormalize`</w:t>
             </w:r>
           </w:p>
         </w:tc>
@@ -2031,7 +5197,7 @@
           </w:tcPr>
           <w:p>
             <w:r>
-              <w:t>ASX Playlist Extractor</w:t>
+              <w:t>Album Art Normalizer</w:t>
             </w:r>
           </w:p>
         </w:tc>
@@ -2041,7 +5207,7 @@
           </w:tcPr>
           <w:p>
             <w:r>
-              <w:t>Utility</w:t>
+              <w:t>Util</w:t>
             </w:r>
           </w:p>
         </w:tc>
@@ -2053,7 +5219,7 @@
           </w:tcPr>
           <w:p>
             <w:r>
-              <w:t>`bpm`</w:t>
+              <w:t>`asx-extract`</w:t>
             </w:r>
           </w:p>
         </w:tc>
@@ -2063,7 +5229,7 @@
           </w:tcPr>
           <w:p>
             <w:r>
-              <w:t>BPM Analyzer</w:t>
+              <w:t>ASX Playlist Extractor</w:t>
             </w:r>
           </w:p>
         </w:tc>
@@ -2073,7 +5239,7 @@
           </w:tcPr>
           <w:p>
             <w:r>
-              <w:t>Enrich</w:t>
+              <w:t>Util</w:t>
             </w:r>
           </w:p>
         </w:tc>
@@ -2085,7 +5251,7 @@
           </w:tcPr>
           <w:p>
             <w:r>
-              <w:t>`cd-rip`</w:t>
+              <w:t>`bpm`</w:t>
             </w:r>
           </w:p>
         </w:tc>
@@ -2095,7 +5261,7 @@
           </w:tcPr>
           <w:p>
             <w:r>
-              <w:t>CD Ripper</w:t>
+              <w:t>BPM Analyzer</w:t>
             </w:r>
           </w:p>
         </w:tc>
@@ -2105,7 +5271,7 @@
           </w:tcPr>
           <w:p>
             <w:r>
-              <w:t>Utility</w:t>
+              <w:t>Enrich</w:t>
             </w:r>
           </w:p>
         </w:tc>
@@ -2117,7 +5283,7 @@
           </w:tcPr>
           <w:p>
             <w:r>
-              <w:t>`convert`</w:t>
+              <w:t>`cd-rip`</w:t>
             </w:r>
           </w:p>
         </w:tc>
@@ -2127,7 +5293,7 @@
           </w:tcPr>
           <w:p>
             <w:r>
-              <w:t>Music Format Converter</w:t>
+              <w:t>CD Ripper</w:t>
             </w:r>
           </w:p>
         </w:tc>
@@ -2137,7 +5303,7 @@
           </w:tcPr>
           <w:p>
             <w:r>
-              <w:t>Utility</w:t>
+              <w:t>Util</w:t>
             </w:r>
           </w:p>
         </w:tc>
@@ -2149,7 +5315,7 @@
           </w:tcPr>
           <w:p>
             <w:r>
-              <w:t>`cue generate`</w:t>
+              <w:t>`convert`</w:t>
             </w:r>
           </w:p>
         </w:tc>
@@ -2159,7 +5325,7 @@
           </w:tcPr>
           <w:p>
             <w:r>
-              <w:t>CUE Sheet Generator</w:t>
+              <w:t>Music Format Converter</w:t>
             </w:r>
           </w:p>
         </w:tc>
@@ -2169,7 +5335,7 @@
           </w:tcPr>
           <w:p>
             <w:r>
-              <w:t>Utility</w:t>
+              <w:t>Util</w:t>
             </w:r>
           </w:p>
         </w:tc>
@@ -2181,7 +5347,7 @@
           </w:tcPr>
           <w:p>
             <w:r>
-              <w:t>`cue parse`</w:t>
+              <w:t>`cue generate`</w:t>
             </w:r>
           </w:p>
         </w:tc>
@@ -2191,7 +5357,7 @@
           </w:tcPr>
           <w:p>
             <w:r>
-              <w:t>CUE Sheet Parser</w:t>
+              <w:t>CUE sheet generator</w:t>
             </w:r>
           </w:p>
         </w:tc>
@@ -2201,7 +5367,7 @@
           </w:tcPr>
           <w:p>
             <w:r>
-              <w:t>Utility</w:t>
+              <w:t>Suite</w:t>
             </w:r>
           </w:p>
         </w:tc>
@@ -2213,7 +5379,7 @@
           </w:tcPr>
           <w:p>
             <w:r>
-              <w:t>`cue split`</w:t>
+              <w:t>`cue parse`</w:t>
             </w:r>
           </w:p>
         </w:tc>
@@ -2223,7 +5389,7 @@
           </w:tcPr>
           <w:p>
             <w:r>
-              <w:t>CUE Sheet Splitter</w:t>
+              <w:t>CUE sheet parser</w:t>
             </w:r>
           </w:p>
         </w:tc>
@@ -2233,7 +5399,7 @@
           </w:tcPr>
           <w:p>
             <w:r>
-              <w:t>Utility</w:t>
+              <w:t>Suite</w:t>
             </w:r>
           </w:p>
         </w:tc>
@@ -2245,7 +5411,7 @@
           </w:tcPr>
           <w:p>
             <w:r>
-              <w:t>`declick`</w:t>
+              <w:t>`cue split`</w:t>
             </w:r>
           </w:p>
         </w:tc>
@@ -2255,7 +5421,7 @@
           </w:tcPr>
           <w:p>
             <w:r>
-              <w:t>Pop &amp; Click Remover</w:t>
+              <w:t>CUE sheet splitter</w:t>
             </w:r>
           </w:p>
         </w:tc>
@@ -2265,7 +5431,7 @@
           </w:tcPr>
           <w:p>
             <w:r>
-              <w:t>Refinery</w:t>
+              <w:t>Suite</w:t>
             </w:r>
           </w:p>
         </w:tc>
@@ -2277,7 +5443,7 @@
           </w:tcPr>
           <w:p>
             <w:r>
-              <w:t>`enhance`</w:t>
+              <w:t>`declick`</w:t>
             </w:r>
           </w:p>
         </w:tc>
@@ -2287,7 +5453,7 @@
           </w:tcPr>
           <w:p>
             <w:r>
-              <w:t>Audio Enhancer</w:t>
+              <w:t>Pop &amp; Click Remover</w:t>
             </w:r>
           </w:p>
         </w:tc>
@@ -2297,7 +5463,7 @@
           </w:tcPr>
           <w:p>
             <w:r>
-              <w:t>Refinery</w:t>
+              <w:t>Util</w:t>
             </w:r>
           </w:p>
         </w:tc>
@@ -2309,7 +5475,7 @@
           </w:tcPr>
           <w:p>
             <w:r>
-              <w:t>`fingerprint`</w:t>
+              <w:t>`denoise`</w:t>
             </w:r>
           </w:p>
         </w:tc>
@@ -2319,7 +5485,7 @@
           </w:tcPr>
           <w:p>
             <w:r>
-              <w:t>Audio Fingerprinter</w:t>
+              <w:t>ML Denoiser</w:t>
             </w:r>
           </w:p>
         </w:tc>
@@ -2329,7 +5495,7 @@
           </w:tcPr>
           <w:p>
             <w:r>
-              <w:t>Enrich (metadata)</w:t>
+              <w:t>Util</w:t>
             </w:r>
           </w:p>
         </w:tc>
@@ -2341,7 +5507,7 @@
           </w:tcPr>
           <w:p>
             <w:r>
-              <w:t>`genre-sync`</w:t>
+              <w:t>`doctor`</w:t>
             </w:r>
           </w:p>
         </w:tc>
@@ -2351,7 +5517,7 @@
           </w:tcPr>
           <w:p>
             <w:r>
-              <w:t>Genre Sync</w:t>
+              <w:t>Install check</w:t>
             </w:r>
           </w:p>
         </w:tc>
@@ -2361,7 +5527,7 @@
           </w:tcPr>
           <w:p>
             <w:r>
-              <w:t>Enrich</w:t>
+              <w:t>Suite</w:t>
             </w:r>
           </w:p>
         </w:tc>
@@ -2373,7 +5539,7 @@
           </w:tcPr>
           <w:p>
             <w:r>
-              <w:t>`key`</w:t>
+              <w:t>`enhance`</w:t>
             </w:r>
           </w:p>
         </w:tc>
@@ -2383,7 +5549,7 @@
           </w:tcPr>
           <w:p>
             <w:r>
-              <w:t>Key Detector</w:t>
+              <w:t>Audio Enhancer</w:t>
             </w:r>
           </w:p>
         </w:tc>
@@ -2393,7 +5559,7 @@
           </w:tcPr>
           <w:p>
             <w:r>
-              <w:t>Enrich</w:t>
+              <w:t>Util</w:t>
             </w:r>
           </w:p>
         </w:tc>
@@ -2405,7 +5571,7 @@
           </w:tcPr>
           <w:p>
             <w:r>
-              <w:t>`lyrics`</w:t>
+              <w:t>`example`</w:t>
             </w:r>
           </w:p>
         </w:tc>
@@ -2415,7 +5581,7 @@
           </w:tcPr>
           <w:p>
             <w:r>
-              <w:t>Lyrics Manager</w:t>
+              <w:t>Example Tool (plugin)</w:t>
             </w:r>
           </w:p>
         </w:tc>
@@ -2425,7 +5591,7 @@
           </w:tcPr>
           <w:p>
             <w:r>
-              <w:t>Enrich</w:t>
+              <w:t>Plugin</w:t>
             </w:r>
           </w:p>
         </w:tc>
@@ -2437,7 +5603,7 @@
           </w:tcPr>
           <w:p>
             <w:r>
-              <w:t>`normalise`</w:t>
+              <w:t>`fingerprint`</w:t>
             </w:r>
           </w:p>
         </w:tc>
@@ -2447,7 +5613,7 @@
           </w:tcPr>
           <w:p>
             <w:r>
-              <w:t>Audio Normalizer</w:t>
+              <w:t>Audio Fingerprinter</w:t>
             </w:r>
           </w:p>
         </w:tc>
@@ -2457,7 +5623,7 @@
           </w:tcPr>
           <w:p>
             <w:r>
-              <w:t>Refinery</w:t>
+              <w:t>Enrich</w:t>
             </w:r>
           </w:p>
         </w:tc>
@@ -2469,7 +5635,7 @@
           </w:tcPr>
           <w:p>
             <w:r>
-              <w:t>`reduce`</w:t>
+              <w:t>`genre-sync`</w:t>
             </w:r>
           </w:p>
         </w:tc>
@@ -2479,7 +5645,7 @@
           </w:tcPr>
           <w:p>
             <w:r>
-              <w:t>Noise Reduction</w:t>
+              <w:t>Genre Sync</w:t>
             </w:r>
           </w:p>
         </w:tc>
@@ -2489,7 +5655,7 @@
           </w:tcPr>
           <w:p>
             <w:r>
-              <w:t>Utility</w:t>
+              <w:t>Enrich</w:t>
             </w:r>
           </w:p>
         </w:tc>
@@ -2501,7 +5667,7 @@
           </w:tcPr>
           <w:p>
             <w:r>
-              <w:t>`refine`</w:t>
+              <w:t>`key`</w:t>
             </w:r>
           </w:p>
         </w:tc>
@@ -2511,7 +5677,7 @@
           </w:tcPr>
           <w:p>
             <w:r>
-              <w:t>Audio Refinery</w:t>
+              <w:t>Key Detector</w:t>
             </w:r>
           </w:p>
         </w:tc>
@@ -2521,7 +5687,7 @@
           </w:tcPr>
           <w:p>
             <w:r>
-              <w:t>Refinery</w:t>
+              <w:t>Enrich</w:t>
             </w:r>
           </w:p>
         </w:tc>
@@ -2533,7 +5699,7 @@
           </w:tcPr>
           <w:p>
             <w:r>
-              <w:t>`reorganize`</w:t>
+              <w:t>`lyrics`</w:t>
             </w:r>
           </w:p>
         </w:tc>
@@ -2543,7 +5709,7 @@
           </w:tcPr>
           <w:p>
             <w:r>
-              <w:t>Tag-Based File Reorganizer</w:t>
+              <w:t>Lyrics Manager</w:t>
             </w:r>
           </w:p>
         </w:tc>
@@ -2553,7 +5719,7 @@
           </w:tcPr>
           <w:p>
             <w:r>
-              <w:t>Utility</w:t>
+              <w:t>Enrich</w:t>
             </w:r>
           </w:p>
         </w:tc>
@@ -2565,7 +5731,7 @@
           </w:tcPr>
           <w:p>
             <w:r>
-              <w:t>`replaygain`</w:t>
+              <w:t>`mood-analysis-batch`</w:t>
             </w:r>
           </w:p>
         </w:tc>
@@ -2575,7 +5741,7 @@
           </w:tcPr>
           <w:p>
             <w:r>
-              <w:t>ReplayGain Analyzer</w:t>
+              <w:t>Mood Analysis Batch Tagger</w:t>
             </w:r>
           </w:p>
         </w:tc>
@@ -2585,7 +5751,7 @@
           </w:tcPr>
           <w:p>
             <w:r>
-              <w:t>Enrich</w:t>
+              <w:t>Util</w:t>
             </w:r>
           </w:p>
         </w:tc>
@@ -2597,7 +5763,7 @@
           </w:tcPr>
           <w:p>
             <w:r>
-              <w:t>`scrub`</w:t>
+              <w:t>`mood-analyzer`</w:t>
             </w:r>
           </w:p>
         </w:tc>
@@ -2607,7 +5773,7 @@
           </w:tcPr>
           <w:p>
             <w:r>
-              <w:t>Metadata Scrubber</w:t>
+              <w:t>Mood Analyzer</w:t>
             </w:r>
           </w:p>
         </w:tc>
@@ -2629,7 +5795,7 @@
           </w:tcPr>
           <w:p>
             <w:r>
-              <w:t>`silence-trim`</w:t>
+              <w:t>`normalise`</w:t>
             </w:r>
           </w:p>
         </w:tc>
@@ -2639,7 +5805,7 @@
           </w:tcPr>
           <w:p>
             <w:r>
-              <w:t>Silence Trimmer</w:t>
+              <w:t>Audio Normalizer</w:t>
             </w:r>
           </w:p>
         </w:tc>
@@ -2649,7 +5815,7 @@
           </w:tcPr>
           <w:p>
             <w:r>
-              <w:t>Refinery</w:t>
+              <w:t>Util</w:t>
             </w:r>
           </w:p>
         </w:tc>
@@ -2661,7 +5827,7 @@
           </w:tcPr>
           <w:p>
             <w:r>
-              <w:t>`stats`</w:t>
+              <w:t>`plugins disable`</w:t>
             </w:r>
           </w:p>
         </w:tc>
@@ -2671,7 +5837,7 @@
           </w:tcPr>
           <w:p>
             <w:r>
-              <w:t>Library Statistics Dashboard</w:t>
+              <w:t>Plugin manager</w:t>
             </w:r>
           </w:p>
         </w:tc>
@@ -2681,7 +5847,7 @@
           </w:tcPr>
           <w:p>
             <w:r>
-              <w:t>Utility</w:t>
+              <w:t>Suite</w:t>
             </w:r>
           </w:p>
         </w:tc>
@@ -2693,7 +5859,7 @@
           </w:tcPr>
           <w:p>
             <w:r>
-              <w:t>`tempo`</w:t>
+              <w:t>`plugins enable`</w:t>
             </w:r>
           </w:p>
         </w:tc>
@@ -2703,7 +5869,7 @@
           </w:tcPr>
           <w:p>
             <w:r>
-              <w:t>Tempo Analyzer</w:t>
+              <w:t>Plugin manager</w:t>
             </w:r>
           </w:p>
         </w:tc>
@@ -2713,6 +5879,422 @@
           </w:tcPr>
           <w:p>
             <w:r>
+              <w:t>Suite</w:t>
+            </w:r>
+          </w:p>
+        </w:tc>
+      </w:tr>
+      <w:tr>
+        <w:tc>
+          <w:tcPr>
+            <w:tcW w:type="dxa" w:w="2880"/>
+          </w:tcPr>
+          <w:p>
+            <w:r>
+              <w:t>`plugins list`</w:t>
+            </w:r>
+          </w:p>
+        </w:tc>
+        <w:tc>
+          <w:tcPr>
+            <w:tcW w:type="dxa" w:w="2880"/>
+          </w:tcPr>
+          <w:p>
+            <w:r>
+              <w:t>Plugin manager</w:t>
+            </w:r>
+          </w:p>
+        </w:tc>
+        <w:tc>
+          <w:tcPr>
+            <w:tcW w:type="dxa" w:w="2880"/>
+          </w:tcPr>
+          <w:p>
+            <w:r>
+              <w:t>Suite</w:t>
+            </w:r>
+          </w:p>
+        </w:tc>
+      </w:tr>
+      <w:tr>
+        <w:tc>
+          <w:tcPr>
+            <w:tcW w:type="dxa" w:w="2880"/>
+          </w:tcPr>
+          <w:p>
+            <w:r>
+              <w:t>`reduce`</w:t>
+            </w:r>
+          </w:p>
+        </w:tc>
+        <w:tc>
+          <w:tcPr>
+            <w:tcW w:type="dxa" w:w="2880"/>
+          </w:tcPr>
+          <w:p>
+            <w:r>
+              <w:t>Noise Reduction</w:t>
+            </w:r>
+          </w:p>
+        </w:tc>
+        <w:tc>
+          <w:tcPr>
+            <w:tcW w:type="dxa" w:w="2880"/>
+          </w:tcPr>
+          <w:p>
+            <w:r>
+              <w:t>Util</w:t>
+            </w:r>
+          </w:p>
+        </w:tc>
+      </w:tr>
+      <w:tr>
+        <w:tc>
+          <w:tcPr>
+            <w:tcW w:type="dxa" w:w="2880"/>
+          </w:tcPr>
+          <w:p>
+            <w:r>
+              <w:t>`refine`</w:t>
+            </w:r>
+          </w:p>
+        </w:tc>
+        <w:tc>
+          <w:tcPr>
+            <w:tcW w:type="dxa" w:w="2880"/>
+          </w:tcPr>
+          <w:p>
+            <w:r>
+              <w:t>Audio Refinery</w:t>
+            </w:r>
+          </w:p>
+        </w:tc>
+        <w:tc>
+          <w:tcPr>
+            <w:tcW w:type="dxa" w:w="2880"/>
+          </w:tcPr>
+          <w:p>
+            <w:r>
+              <w:t>Refinery</w:t>
+            </w:r>
+          </w:p>
+        </w:tc>
+      </w:tr>
+      <w:tr>
+        <w:tc>
+          <w:tcPr>
+            <w:tcW w:type="dxa" w:w="2880"/>
+          </w:tcPr>
+          <w:p>
+            <w:r>
+              <w:t>`reorganize`</w:t>
+            </w:r>
+          </w:p>
+        </w:tc>
+        <w:tc>
+          <w:tcPr>
+            <w:tcW w:type="dxa" w:w="2880"/>
+          </w:tcPr>
+          <w:p>
+            <w:r>
+              <w:t>Tag-Based File Reorganizer</w:t>
+            </w:r>
+          </w:p>
+        </w:tc>
+        <w:tc>
+          <w:tcPr>
+            <w:tcW w:type="dxa" w:w="2880"/>
+          </w:tcPr>
+          <w:p>
+            <w:r>
+              <w:t>Util</w:t>
+            </w:r>
+          </w:p>
+        </w:tc>
+      </w:tr>
+      <w:tr>
+        <w:tc>
+          <w:tcPr>
+            <w:tcW w:type="dxa" w:w="2880"/>
+          </w:tcPr>
+          <w:p>
+            <w:r>
+              <w:t>`replaygain`</w:t>
+            </w:r>
+          </w:p>
+        </w:tc>
+        <w:tc>
+          <w:tcPr>
+            <w:tcW w:type="dxa" w:w="2880"/>
+          </w:tcPr>
+          <w:p>
+            <w:r>
+              <w:t>ReplayGain Analyzer</w:t>
+            </w:r>
+          </w:p>
+        </w:tc>
+        <w:tc>
+          <w:tcPr>
+            <w:tcW w:type="dxa" w:w="2880"/>
+          </w:tcPr>
+          <w:p>
+            <w:r>
+              <w:t>Enrich</w:t>
+            </w:r>
+          </w:p>
+        </w:tc>
+      </w:tr>
+      <w:tr>
+        <w:tc>
+          <w:tcPr>
+            <w:tcW w:type="dxa" w:w="2880"/>
+          </w:tcPr>
+          <w:p>
+            <w:r>
+              <w:t>`scrub`</w:t>
+            </w:r>
+          </w:p>
+        </w:tc>
+        <w:tc>
+          <w:tcPr>
+            <w:tcW w:type="dxa" w:w="2880"/>
+          </w:tcPr>
+          <w:p>
+            <w:r>
+              <w:t>Metadata Scrubber</w:t>
+            </w:r>
+          </w:p>
+        </w:tc>
+        <w:tc>
+          <w:tcPr>
+            <w:tcW w:type="dxa" w:w="2880"/>
+          </w:tcPr>
+          <w:p>
+            <w:r>
+              <w:t>Enrich</w:t>
+            </w:r>
+          </w:p>
+        </w:tc>
+      </w:tr>
+      <w:tr>
+        <w:tc>
+          <w:tcPr>
+            <w:tcW w:type="dxa" w:w="2880"/>
+          </w:tcPr>
+          <w:p>
+            <w:r>
+              <w:t>`silence-trim`</w:t>
+            </w:r>
+          </w:p>
+        </w:tc>
+        <w:tc>
+          <w:tcPr>
+            <w:tcW w:type="dxa" w:w="2880"/>
+          </w:tcPr>
+          <w:p>
+            <w:r>
+              <w:t>Silence Trimmer</w:t>
+            </w:r>
+          </w:p>
+        </w:tc>
+        <w:tc>
+          <w:tcPr>
+            <w:tcW w:type="dxa" w:w="2880"/>
+          </w:tcPr>
+          <w:p>
+            <w:r>
+              <w:t>Util</w:t>
+            </w:r>
+          </w:p>
+        </w:tc>
+      </w:tr>
+      <w:tr>
+        <w:tc>
+          <w:tcPr>
+            <w:tcW w:type="dxa" w:w="2880"/>
+          </w:tcPr>
+          <w:p>
+            <w:r>
+              <w:t>`spectrogram`</w:t>
+            </w:r>
+          </w:p>
+        </w:tc>
+        <w:tc>
+          <w:tcPr>
+            <w:tcW w:type="dxa" w:w="2880"/>
+          </w:tcPr>
+          <w:p>
+            <w:r>
+              <w:t>Spectral Viewer</w:t>
+            </w:r>
+          </w:p>
+        </w:tc>
+        <w:tc>
+          <w:tcPr>
+            <w:tcW w:type="dxa" w:w="2880"/>
+          </w:tcPr>
+          <w:p>
+            <w:r>
+              <w:t>Util</w:t>
+            </w:r>
+          </w:p>
+        </w:tc>
+      </w:tr>
+      <w:tr>
+        <w:tc>
+          <w:tcPr>
+            <w:tcW w:type="dxa" w:w="2880"/>
+          </w:tcPr>
+          <w:p>
+            <w:r>
+              <w:t>`stats`</w:t>
+            </w:r>
+          </w:p>
+        </w:tc>
+        <w:tc>
+          <w:tcPr>
+            <w:tcW w:type="dxa" w:w="2880"/>
+          </w:tcPr>
+          <w:p>
+            <w:r>
+              <w:t>Library Statistics Dashboard</w:t>
+            </w:r>
+          </w:p>
+        </w:tc>
+        <w:tc>
+          <w:tcPr>
+            <w:tcW w:type="dxa" w:w="2880"/>
+          </w:tcPr>
+          <w:p>
+            <w:r>
+              <w:t>Util</w:t>
+            </w:r>
+          </w:p>
+        </w:tc>
+      </w:tr>
+      <w:tr>
+        <w:tc>
+          <w:tcPr>
+            <w:tcW w:type="dxa" w:w="2880"/>
+          </w:tcPr>
+          <w:p>
+            <w:r>
+              <w:t>`stems`</w:t>
+            </w:r>
+          </w:p>
+        </w:tc>
+        <w:tc>
+          <w:tcPr>
+            <w:tcW w:type="dxa" w:w="2880"/>
+          </w:tcPr>
+          <w:p>
+            <w:r>
+              <w:t>Stem Separator</w:t>
+            </w:r>
+          </w:p>
+        </w:tc>
+        <w:tc>
+          <w:tcPr>
+            <w:tcW w:type="dxa" w:w="2880"/>
+          </w:tcPr>
+          <w:p>
+            <w:r>
+              <w:t>Util</w:t>
+            </w:r>
+          </w:p>
+        </w:tc>
+      </w:tr>
+      <w:tr>
+        <w:tc>
+          <w:tcPr>
+            <w:tcW w:type="dxa" w:w="2880"/>
+          </w:tcPr>
+          <w:p>
+            <w:r>
+              <w:t>`tag-edit`</w:t>
+            </w:r>
+          </w:p>
+        </w:tc>
+        <w:tc>
+          <w:tcPr>
+            <w:tcW w:type="dxa" w:w="2880"/>
+          </w:tcPr>
+          <w:p>
+            <w:r>
+              <w:t>Tag Editor</w:t>
+            </w:r>
+          </w:p>
+        </w:tc>
+        <w:tc>
+          <w:tcPr>
+            <w:tcW w:type="dxa" w:w="2880"/>
+          </w:tcPr>
+          <w:p>
+            <w:r>
+              <w:t>Util</w:t>
+            </w:r>
+          </w:p>
+        </w:tc>
+      </w:tr>
+      <w:tr>
+        <w:tc>
+          <w:tcPr>
+            <w:tcW w:type="dxa" w:w="2880"/>
+          </w:tcPr>
+          <w:p>
+            <w:r>
+              <w:t>`tag-update`</w:t>
+            </w:r>
+          </w:p>
+        </w:tc>
+        <w:tc>
+          <w:tcPr>
+            <w:tcW w:type="dxa" w:w="2880"/>
+          </w:tcPr>
+          <w:p>
+            <w:r>
+              <w:t>Tag Field Updater</w:t>
+            </w:r>
+          </w:p>
+        </w:tc>
+        <w:tc>
+          <w:tcPr>
+            <w:tcW w:type="dxa" w:w="2880"/>
+          </w:tcPr>
+          <w:p>
+            <w:r>
+              <w:t>Util</w:t>
+            </w:r>
+          </w:p>
+        </w:tc>
+      </w:tr>
+      <w:tr>
+        <w:tc>
+          <w:tcPr>
+            <w:tcW w:type="dxa" w:w="2880"/>
+          </w:tcPr>
+          <w:p>
+            <w:r>
+              <w:t>`tempo`</w:t>
+            </w:r>
+          </w:p>
+        </w:tc>
+        <w:tc>
+          <w:tcPr>
+            <w:tcW w:type="dxa" w:w="2880"/>
+          </w:tcPr>
+          <w:p>
+            <w:r>
+              <w:t>Tempo Analyzer</w:t>
+            </w:r>
+          </w:p>
+        </w:tc>
+        <w:tc>
+          <w:tcPr>
+            <w:tcW w:type="dxa" w:w="2880"/>
+          </w:tcPr>
+          <w:p>
+            <w:r>
               <w:t>Enrich</w:t>
             </w:r>
           </w:p>
@@ -2720,6 +6302,11 @@
       </w:tr>
     </w:tbl>
     <w:p/>
+    <w:p>
+      <w:r>
+        <w:t>Undo Tag Edits is the one tool without a row: it operates on the shared undo database through `utilities/undo.py`, documented under *Undo Batch*.</w:t>
+      </w:r>
+    </w:p>
     <w:p>
       <w:pPr>
         <w:pStyle w:val="Heading1"/>
